--- a/MLP_v_SVM_Classifier.docx
+++ b/MLP_v_SVM_Classifier.docx
@@ -26,15 +26,46 @@
           <w:lang w:val="en-US"/>
         </w:rPr>
       </w:pPr>
-    </w:p>
-    <w:p>
-      <w:pPr>
+      <w:r>
         <w:rPr>
           <w:b/>
           <w:bCs/>
           <w:lang w:val="en-US"/>
         </w:rPr>
-      </w:pPr>
+        <w:t>Problem Statement</w:t>
+      </w:r>
+    </w:p>
+    <w:p>
+      <w:pPr>
+        <w:jc w:val="both"/>
+        <w:rPr>
+          <w:lang w:val="en-US"/>
+        </w:rPr>
+      </w:pPr>
+      <w:r>
+        <w:rPr>
+          <w:lang w:val="en-US"/>
+        </w:rPr>
+        <w:t xml:space="preserve">Evaluate implementations of two supervised machine </w:t>
+      </w:r>
+      <w:r>
+        <w:rPr>
+          <w:lang w:val="en-US"/>
+        </w:rPr>
+        <w:t>learning</w:t>
+      </w:r>
+      <w:r>
+        <w:rPr>
+          <w:lang w:val="en-US"/>
+        </w:rPr>
+        <w:t xml:space="preserve"> algorithms, namely a Multi-Layer Perceptron (MLP) and a Support Vector Machine (SVM) for multiclass classification using the UCI ML Dry Bean Dataset – where 16 features are used to </w:t>
+      </w:r>
+      <w:r>
+        <w:rPr>
+          <w:lang w:val="en-US"/>
+        </w:rPr>
+        <w:t>classify 7 unique classes of Dry Beans.</w:t>
+      </w:r>
     </w:p>
     <w:p>
       <w:pPr>
@@ -67,7 +98,6 @@
           <w:lang w:val="en-US"/>
         </w:rPr>
       </w:pPr>
-      <w:proofErr w:type="spellStart"/>
       <w:r>
         <w:rPr>
           <w:lang w:val="en-US"/>
@@ -78,30 +108,51 @@
         <w:rPr>
           <w:lang w:val="en-US"/>
         </w:rPr>
-        <w:t xml:space="preserve"> Layer</w:t>
-      </w:r>
-      <w:proofErr w:type="spellEnd"/>
+        <w:t>-Layer</w:t>
+      </w:r>
       <w:r>
         <w:rPr>
           <w:lang w:val="en-US"/>
         </w:rPr>
         <w:t xml:space="preserve"> </w:t>
       </w:r>
-      <w:proofErr w:type="spellStart"/>
-      <w:r>
-        <w:rPr>
-          <w:lang w:val="en-US"/>
-        </w:rPr>
-        <w:t>Perceptrons</w:t>
-      </w:r>
-      <w:proofErr w:type="spellEnd"/>
-    </w:p>
-    <w:p>
-      <w:pPr>
-        <w:rPr>
-          <w:lang w:val="en-US"/>
-        </w:rPr>
-      </w:pPr>
+      <w:r>
+        <w:rPr>
+          <w:lang w:val="en-US"/>
+        </w:rPr>
+        <w:t xml:space="preserve">Perceptron’s are </w:t>
+      </w:r>
+      <w:r>
+        <w:rPr>
+          <w:lang w:val="en-US"/>
+        </w:rPr>
+        <w:t xml:space="preserve">a type of </w:t>
+      </w:r>
+      <w:r>
+        <w:rPr>
+          <w:lang w:val="en-US"/>
+        </w:rPr>
+        <w:t xml:space="preserve">Neural Networks </w:t>
+      </w:r>
+      <w:r>
+        <w:rPr>
+          <w:lang w:val="en-US"/>
+        </w:rPr>
+        <w:t xml:space="preserve">that can be applied to a Multiclass Classification </w:t>
+      </w:r>
+    </w:p>
+    <w:p>
+      <w:pPr>
+        <w:rPr>
+          <w:lang w:val="en-US"/>
+        </w:rPr>
+      </w:pPr>
+      <w:r>
+        <w:rPr>
+          <w:lang w:val="en-US"/>
+        </w:rPr>
+        <w:t>- They consist of ‘artificial neurons that are hierarchically connected to each other and capable of working in parallel’</w:t>
+      </w:r>
     </w:p>
     <w:p>
       <w:pPr>
@@ -122,13 +173,6 @@
           <w:lang w:val="en-US"/>
         </w:rPr>
       </w:pPr>
-    </w:p>
-    <w:p>
-      <w:pPr>
-        <w:rPr>
-          <w:lang w:val="en-US"/>
-        </w:rPr>
-      </w:pPr>
       <w:r>
         <w:rPr>
           <w:lang w:val="en-US"/>
@@ -142,26 +186,12 @@
           <w:lang w:val="en-US"/>
         </w:rPr>
       </w:pPr>
-    </w:p>
-    <w:p>
-      <w:pPr>
-        <w:rPr>
-          <w:lang w:val="en-US"/>
-        </w:rPr>
-      </w:pPr>
       <w:r>
         <w:rPr>
           <w:lang w:val="en-US"/>
         </w:rPr>
         <w:t>The expectation of this test</w:t>
       </w:r>
-    </w:p>
-    <w:p>
-      <w:pPr>
-        <w:rPr>
-          <w:lang w:val="en-US"/>
-        </w:rPr>
-      </w:pPr>
     </w:p>
     <w:p>
       <w:pPr>
@@ -177,7 +207,7 @@
           <w:bCs/>
           <w:lang w:val="en-US"/>
         </w:rPr>
-        <w:t>MLP</w:t>
+        <w:t>Data Preparation and EDA</w:t>
       </w:r>
       <w:r>
         <w:rPr>
@@ -185,413 +215,8 @@
           <w:bCs/>
           <w:lang w:val="en-US"/>
         </w:rPr>
-        <w:t xml:space="preserve"> Implementation/Methodology</w:t>
-      </w:r>
-    </w:p>
-    <w:p>
-      <w:pPr>
-        <w:rPr>
-          <w:lang w:val="en-US"/>
-        </w:rPr>
-      </w:pPr>
-      <w:r>
-        <w:rPr>
-          <w:lang w:val="en-US"/>
-        </w:rPr>
-        <w:t>My baseline architecture</w:t>
-      </w:r>
-      <w:r>
-        <w:rPr>
-          <w:lang w:val="en-US"/>
-        </w:rPr>
-        <w:t xml:space="preserve"> was </w:t>
-      </w:r>
-      <w:proofErr w:type="gramStart"/>
-      <w:r>
-        <w:rPr>
-          <w:lang w:val="en-US"/>
-        </w:rPr>
-        <w:t xml:space="preserve">derived </w:t>
-      </w:r>
-      <w:r>
-        <w:rPr>
-          <w:lang w:val="en-US"/>
-        </w:rPr>
-        <w:t xml:space="preserve"> from</w:t>
-      </w:r>
-      <w:proofErr w:type="gramEnd"/>
-      <w:r>
-        <w:rPr>
-          <w:lang w:val="en-US"/>
-        </w:rPr>
-        <w:t xml:space="preserve"> the initial </w:t>
-      </w:r>
-      <w:r>
-        <w:rPr>
-          <w:lang w:val="en-US"/>
-        </w:rPr>
-        <w:t xml:space="preserve">group </w:t>
-      </w:r>
-      <w:r>
-        <w:rPr>
-          <w:lang w:val="en-US"/>
-        </w:rPr>
-        <w:t>study 17-128-7</w:t>
-      </w:r>
-      <w:r>
-        <w:rPr>
-          <w:lang w:val="en-US"/>
-        </w:rPr>
-        <w:t xml:space="preserve"> </w:t>
-      </w:r>
-    </w:p>
-    <w:p>
-      <w:pPr>
-        <w:rPr>
-          <w:lang w:val="en-US"/>
-        </w:rPr>
-      </w:pPr>
-    </w:p>
-    <w:p>
-      <w:pPr>
-        <w:rPr>
-          <w:lang w:val="en-US"/>
-        </w:rPr>
-      </w:pPr>
-      <w:r>
-        <w:rPr>
-          <w:lang w:val="en-US"/>
-        </w:rPr>
-        <w:t>– with changes to architecture</w:t>
-      </w:r>
-    </w:p>
-    <w:p>
-      <w:pPr>
-        <w:rPr>
-          <w:lang w:val="en-US"/>
-        </w:rPr>
-      </w:pPr>
-      <w:r>
-        <w:rPr>
-          <w:lang w:val="en-US"/>
-        </w:rPr>
-        <w:t>1 hidden layer</w:t>
-      </w:r>
-    </w:p>
-    <w:p>
-      <w:pPr>
-        <w:rPr>
-          <w:lang w:val="en-US"/>
-        </w:rPr>
-      </w:pPr>
-      <w:proofErr w:type="spellStart"/>
-      <w:r>
-        <w:rPr>
-          <w:lang w:val="en-US"/>
-        </w:rPr>
-        <w:t>RELu</w:t>
-      </w:r>
-      <w:proofErr w:type="spellEnd"/>
-      <w:r>
-        <w:rPr>
-          <w:lang w:val="en-US"/>
-        </w:rPr>
-        <w:t xml:space="preserve"> – SoftMax (Changed from sigmoid sigmoid) (Changed MSE to Cross Entropy Loss)</w:t>
-      </w:r>
-    </w:p>
-    <w:p>
-      <w:pPr>
-        <w:rPr>
-          <w:lang w:val="en-US"/>
-        </w:rPr>
-      </w:pPr>
-      <w:r>
-        <w:rPr>
-          <w:lang w:val="en-US"/>
-        </w:rPr>
-        <w:t>Learning Rate 0.1</w:t>
-      </w:r>
-    </w:p>
-    <w:p>
-      <w:pPr>
-        <w:rPr>
-          <w:lang w:val="en-US"/>
-        </w:rPr>
-      </w:pPr>
-      <w:r>
-        <w:rPr>
-          <w:lang w:val="en-US"/>
-        </w:rPr>
-        <w:t>300 epochs</w:t>
-      </w:r>
-    </w:p>
-    <w:p>
-      <w:pPr>
-        <w:rPr>
-          <w:lang w:val="en-US"/>
-        </w:rPr>
-      </w:pPr>
-    </w:p>
-    <w:p>
-      <w:pPr>
-        <w:rPr>
-          <w:lang w:val="en-US"/>
-        </w:rPr>
-      </w:pPr>
-      <w:r>
-        <w:rPr>
-          <w:lang w:val="en-US"/>
-        </w:rPr>
-        <w:t xml:space="preserve">Changed Loss Function and Activation Functions of baseline iteration </w:t>
-      </w:r>
-      <w:proofErr w:type="gramStart"/>
-      <w:r>
-        <w:rPr>
-          <w:lang w:val="en-US"/>
-        </w:rPr>
-        <w:t>as a result of</w:t>
-      </w:r>
-      <w:proofErr w:type="gramEnd"/>
-      <w:r>
-        <w:rPr>
-          <w:lang w:val="en-US"/>
-        </w:rPr>
-        <w:t xml:space="preserve"> research</w:t>
-      </w:r>
-    </w:p>
-    <w:p>
-      <w:pPr>
-        <w:rPr>
-          <w:lang w:val="en-US"/>
-        </w:rPr>
-      </w:pPr>
-    </w:p>
-    <w:p>
-      <w:pPr>
-        <w:rPr>
-          <w:lang w:val="en-US"/>
-        </w:rPr>
-      </w:pPr>
-      <w:r>
-        <w:rPr>
-          <w:lang w:val="en-US"/>
-        </w:rPr>
-        <w:t>The results of my Baseline model</w:t>
-      </w:r>
-    </w:p>
-    <w:p>
-      <w:pPr>
-        <w:rPr>
-          <w:lang w:val="en-US"/>
-        </w:rPr>
-      </w:pPr>
-    </w:p>
-    <w:p>
-      <w:pPr>
-        <w:rPr>
-          <w:lang w:val="en-US"/>
-        </w:rPr>
-      </w:pPr>
-      <w:r>
-        <w:rPr>
-          <w:lang w:val="en-US"/>
-        </w:rPr>
-        <w:t xml:space="preserve">In existing literature, an ‘MLP network structure with 17-12-3-7 architecture </w:t>
-      </w:r>
-      <w:proofErr w:type="gramStart"/>
-      <w:r>
-        <w:rPr>
-          <w:lang w:val="en-US"/>
-        </w:rPr>
-        <w:t>‘ []  was</w:t>
-      </w:r>
-      <w:proofErr w:type="gramEnd"/>
-    </w:p>
-    <w:p>
-      <w:pPr>
-        <w:rPr>
-          <w:lang w:val="en-US"/>
-        </w:rPr>
-      </w:pPr>
-      <w:r>
-        <w:rPr>
-          <w:lang w:val="en-US"/>
-        </w:rPr>
-        <w:t>2 hidden layers</w:t>
-      </w:r>
-    </w:p>
-    <w:p>
-      <w:pPr>
-        <w:rPr>
-          <w:lang w:val="en-US"/>
-        </w:rPr>
-      </w:pPr>
-      <w:r>
-        <w:rPr>
-          <w:lang w:val="en-US"/>
-        </w:rPr>
-        <w:lastRenderedPageBreak/>
-        <w:t>Sigmoid activation functions for hidden and output layer</w:t>
-      </w:r>
-    </w:p>
-    <w:p>
-      <w:pPr>
-        <w:rPr>
-          <w:lang w:val="en-US"/>
-        </w:rPr>
-      </w:pPr>
-      <w:r>
-        <w:rPr>
-          <w:lang w:val="en-US"/>
-        </w:rPr>
-        <w:t>Learning rate 0.3</w:t>
-      </w:r>
-    </w:p>
-    <w:p>
-      <w:pPr>
-        <w:rPr>
-          <w:lang w:val="en-US"/>
-        </w:rPr>
-      </w:pPr>
-      <w:r>
-        <w:rPr>
-          <w:lang w:val="en-US"/>
-        </w:rPr>
-        <w:t>500 epochs</w:t>
-      </w:r>
-    </w:p>
-    <w:p>
-      <w:pPr>
-        <w:rPr>
-          <w:lang w:val="en-US"/>
-        </w:rPr>
-      </w:pPr>
-    </w:p>
-    <w:p>
-      <w:pPr>
-        <w:rPr>
-          <w:lang w:val="en-US"/>
-        </w:rPr>
-      </w:pPr>
-    </w:p>
-    <w:p>
-      <w:pPr>
-        <w:rPr>
-          <w:lang w:val="en-US"/>
-        </w:rPr>
-      </w:pPr>
-      <w:r>
-        <w:rPr>
-          <w:lang w:val="en-US"/>
-        </w:rPr>
-        <w:t>I used this to inform the parameters of my study</w:t>
-      </w:r>
-    </w:p>
-    <w:p>
-      <w:pPr>
-        <w:rPr>
-          <w:lang w:val="en-US"/>
-        </w:rPr>
-      </w:pPr>
-    </w:p>
-    <w:p>
-      <w:pPr>
-        <w:rPr>
-          <w:lang w:val="en-US"/>
-        </w:rPr>
-      </w:pPr>
-      <w:r>
-        <w:rPr>
-          <w:lang w:val="en-US"/>
-        </w:rPr>
-        <w:t xml:space="preserve">Initially I sought to improve my baseline iteration which already yielded positive results – I did this by </w:t>
-      </w:r>
-    </w:p>
-    <w:p>
-      <w:pPr>
-        <w:rPr>
-          <w:lang w:val="en-US"/>
-        </w:rPr>
-      </w:pPr>
-      <w:r>
-        <w:rPr>
-          <w:lang w:val="en-US"/>
-        </w:rPr>
-        <w:t>Random hyperparameter search</w:t>
-      </w:r>
-      <w:r>
-        <w:rPr>
-          <w:lang w:val="en-US"/>
-        </w:rPr>
-        <w:t xml:space="preserve"> on Single Hidden Layer</w:t>
-      </w:r>
-    </w:p>
-    <w:p>
-      <w:pPr>
-        <w:rPr>
-          <w:lang w:val="en-US"/>
-        </w:rPr>
-      </w:pPr>
-    </w:p>
-    <w:p>
-      <w:pPr>
-        <w:rPr>
-          <w:lang w:val="en-US"/>
-        </w:rPr>
-      </w:pPr>
-      <w:r>
-        <w:rPr>
-          <w:lang w:val="en-US"/>
-        </w:rPr>
-        <w:t xml:space="preserve">I wanted to determine if a different MLP architecture would produce a better model – </w:t>
-      </w:r>
-    </w:p>
-    <w:p>
-      <w:pPr>
-        <w:rPr>
-          <w:lang w:val="en-US"/>
-        </w:rPr>
-      </w:pPr>
-      <w:r>
-        <w:rPr>
-          <w:lang w:val="en-US"/>
-        </w:rPr>
-        <w:t>Existing Literature informed my hyperparameter scale</w:t>
-      </w:r>
-    </w:p>
-    <w:p>
-      <w:pPr>
-        <w:rPr>
-          <w:lang w:val="en-US"/>
-        </w:rPr>
-      </w:pPr>
-      <w:r>
-        <w:rPr>
-          <w:lang w:val="en-US"/>
-        </w:rPr>
-        <w:t>Random hyperparameter search on Varied 2 Layer Architecture (tapered, Flat, Bottleneck)</w:t>
-      </w:r>
-    </w:p>
-    <w:p>
-      <w:pPr>
-        <w:rPr>
-          <w:lang w:val="en-US"/>
-        </w:rPr>
-      </w:pPr>
-    </w:p>
-    <w:p>
-      <w:pPr>
-        <w:rPr>
-          <w:lang w:val="en-US"/>
-        </w:rPr>
-      </w:pPr>
-    </w:p>
-    <w:p>
-      <w:pPr>
-        <w:rPr>
-          <w:lang w:val="en-US"/>
-        </w:rPr>
-      </w:pPr>
+        <w:t>?</w:t>
+      </w:r>
     </w:p>
     <w:p>
       <w:pPr>
@@ -601,37 +226,1328 @@
           <w:lang w:val="en-US"/>
         </w:rPr>
       </w:pPr>
-      <w:r>
+    </w:p>
+    <w:p>
+      <w:pPr>
         <w:rPr>
           <w:b/>
           <w:bCs/>
           <w:lang w:val="en-US"/>
         </w:rPr>
-        <w:t>SVM Implementation/Methodology</w:t>
-      </w:r>
-    </w:p>
-    <w:p>
-      <w:pPr>
-        <w:rPr>
-          <w:lang w:val="en-US"/>
-        </w:rPr>
-      </w:pPr>
-    </w:p>
-    <w:p>
-      <w:pPr>
+      </w:pPr>
+      <w:r>
         <w:rPr>
           <w:b/>
           <w:bCs/>
           <w:lang w:val="en-US"/>
         </w:rPr>
-      </w:pPr>
+        <w:t>MLP</w:t>
+      </w:r>
       <w:r>
         <w:rPr>
           <w:b/>
           <w:bCs/>
           <w:lang w:val="en-US"/>
         </w:rPr>
-        <w:t>Analysis and Critical Evaluation of Results</w:t>
+        <w:t xml:space="preserve"> Implementation/Methodology</w:t>
+      </w:r>
+    </w:p>
+    <w:p>
+      <w:pPr>
+        <w:jc w:val="both"/>
+        <w:rPr>
+          <w:i/>
+          <w:iCs/>
+          <w:u w:val="single"/>
+          <w:lang w:val="en-US"/>
+        </w:rPr>
+      </w:pPr>
+      <w:r>
+        <w:rPr>
+          <w:i/>
+          <w:iCs/>
+          <w:u w:val="single"/>
+          <w:lang w:val="en-US"/>
+        </w:rPr>
+        <w:t>Baseline</w:t>
+      </w:r>
+    </w:p>
+    <w:p>
+      <w:pPr>
+        <w:jc w:val="both"/>
+        <w:rPr>
+          <w:lang w:val="en-US"/>
+        </w:rPr>
+      </w:pPr>
+      <w:r>
+        <w:rPr>
+          <w:lang w:val="en-US"/>
+        </w:rPr>
+        <w:t xml:space="preserve">My baseline </w:t>
+      </w:r>
+      <w:r>
+        <w:rPr>
+          <w:lang w:val="en-US"/>
+        </w:rPr>
+        <w:t xml:space="preserve">MLP </w:t>
+      </w:r>
+      <w:r>
+        <w:rPr>
+          <w:lang w:val="en-US"/>
+        </w:rPr>
+        <w:t>models’</w:t>
+      </w:r>
+      <w:r>
+        <w:rPr>
+          <w:lang w:val="en-US"/>
+        </w:rPr>
+        <w:t xml:space="preserve"> </w:t>
+      </w:r>
+      <w:r>
+        <w:rPr>
+          <w:lang w:val="en-US"/>
+        </w:rPr>
+        <w:t>architecture</w:t>
+      </w:r>
+      <w:r>
+        <w:rPr>
+          <w:lang w:val="en-US"/>
+        </w:rPr>
+        <w:t xml:space="preserve"> was </w:t>
+      </w:r>
+      <w:r>
+        <w:rPr>
+          <w:lang w:val="en-US"/>
+        </w:rPr>
+        <w:t>derived from</w:t>
+      </w:r>
+      <w:r>
+        <w:rPr>
+          <w:lang w:val="en-US"/>
+        </w:rPr>
+        <w:t xml:space="preserve"> the </w:t>
+      </w:r>
+      <w:r>
+        <w:rPr>
+          <w:lang w:val="en-US"/>
+        </w:rPr>
+        <w:t xml:space="preserve">best model </w:t>
+      </w:r>
+      <w:r>
+        <w:rPr>
+          <w:lang w:val="en-US"/>
+        </w:rPr>
+        <w:t xml:space="preserve">from the </w:t>
+      </w:r>
+      <w:r>
+        <w:rPr>
+          <w:lang w:val="en-US"/>
+        </w:rPr>
+        <w:t xml:space="preserve">initial </w:t>
+      </w:r>
+      <w:r>
+        <w:rPr>
+          <w:lang w:val="en-US"/>
+        </w:rPr>
+        <w:t xml:space="preserve">group </w:t>
+      </w:r>
+      <w:r>
+        <w:rPr>
+          <w:lang w:val="en-US"/>
+        </w:rPr>
+        <w:t>study</w:t>
+      </w:r>
+      <w:r>
+        <w:rPr>
+          <w:lang w:val="en-US"/>
+        </w:rPr>
+        <w:t xml:space="preserve">. A </w:t>
+      </w:r>
+      <w:r>
+        <w:rPr>
+          <w:lang w:val="en-US"/>
+        </w:rPr>
+        <w:t xml:space="preserve">Single Hidden Layer </w:t>
+      </w:r>
+      <w:r>
+        <w:rPr>
+          <w:lang w:val="en-US"/>
+        </w:rPr>
+        <w:t>MLP with</w:t>
+      </w:r>
+      <w:r>
+        <w:rPr>
+          <w:lang w:val="en-US"/>
+        </w:rPr>
+        <w:t xml:space="preserve"> 128 </w:t>
+      </w:r>
+      <w:r>
+        <w:rPr>
+          <w:lang w:val="en-US"/>
+        </w:rPr>
+        <w:t>hidden layer</w:t>
+      </w:r>
+      <w:r>
+        <w:rPr>
+          <w:lang w:val="en-US"/>
+        </w:rPr>
+        <w:t xml:space="preserve"> neurons</w:t>
+      </w:r>
+      <w:r>
+        <w:rPr>
+          <w:lang w:val="en-US"/>
+        </w:rPr>
+        <w:t xml:space="preserve"> </w:t>
+      </w:r>
+      <w:r>
+        <w:rPr>
+          <w:lang w:val="en-US"/>
+        </w:rPr>
+        <w:t>a</w:t>
+      </w:r>
+      <w:r>
+        <w:rPr>
+          <w:lang w:val="en-US"/>
+        </w:rPr>
+        <w:t>nd a</w:t>
+      </w:r>
+      <w:r>
+        <w:rPr>
+          <w:lang w:val="en-US"/>
+        </w:rPr>
+        <w:t xml:space="preserve"> </w:t>
+      </w:r>
+      <w:r>
+        <w:rPr>
+          <w:lang w:val="en-US"/>
+        </w:rPr>
+        <w:t xml:space="preserve">Learning Rate </w:t>
+      </w:r>
+      <w:r>
+        <w:rPr>
+          <w:lang w:val="en-US"/>
+        </w:rPr>
+        <w:t xml:space="preserve">of </w:t>
+      </w:r>
+      <w:r>
+        <w:rPr>
+          <w:lang w:val="en-US"/>
+        </w:rPr>
+        <w:t>0.1</w:t>
+      </w:r>
+      <w:r>
+        <w:rPr>
+          <w:lang w:val="en-US"/>
+        </w:rPr>
+        <w:t xml:space="preserve"> was </w:t>
+      </w:r>
+      <w:r>
+        <w:rPr>
+          <w:lang w:val="en-US"/>
+        </w:rPr>
+        <w:t xml:space="preserve">trained over </w:t>
+      </w:r>
+      <w:r>
+        <w:rPr>
+          <w:lang w:val="en-US"/>
+        </w:rPr>
+        <w:t>300 epochs</w:t>
+      </w:r>
+      <w:r>
+        <w:rPr>
+          <w:lang w:val="en-US"/>
+        </w:rPr>
+        <w:t xml:space="preserve"> with</w:t>
+      </w:r>
+      <w:r>
+        <w:rPr>
+          <w:lang w:val="en-US"/>
+        </w:rPr>
+        <w:t xml:space="preserve"> </w:t>
+      </w:r>
+      <w:r>
+        <w:rPr>
+          <w:lang w:val="en-US"/>
+        </w:rPr>
+        <w:t>n</w:t>
+      </w:r>
+      <w:r>
+        <w:rPr>
+          <w:lang w:val="en-US"/>
+        </w:rPr>
+        <w:t xml:space="preserve">o </w:t>
+      </w:r>
+      <w:r>
+        <w:rPr>
+          <w:lang w:val="en-US"/>
+        </w:rPr>
+        <w:t>M</w:t>
+      </w:r>
+      <w:r>
+        <w:rPr>
+          <w:lang w:val="en-US"/>
+        </w:rPr>
+        <w:t>omentum or Weight Decay</w:t>
+      </w:r>
+      <w:r>
+        <w:rPr>
+          <w:lang w:val="en-US"/>
+        </w:rPr>
+        <w:t xml:space="preserve"> (as in the initial study)</w:t>
+      </w:r>
+      <w:r>
+        <w:rPr>
+          <w:lang w:val="en-US"/>
+        </w:rPr>
+        <w:t>.</w:t>
+      </w:r>
+      <w:r>
+        <w:rPr>
+          <w:lang w:val="en-US"/>
+        </w:rPr>
+        <w:t xml:space="preserve"> </w:t>
+      </w:r>
+      <w:r>
+        <w:rPr>
+          <w:lang w:val="en-US"/>
+        </w:rPr>
+        <w:t xml:space="preserve">For this baseline the data was partitioned using a three-way holdout strategy. The data was split into 80% Training, 20% Testing sets using stratified sampling to </w:t>
+      </w:r>
+      <w:r>
+        <w:rPr>
+          <w:lang w:val="en-US"/>
+        </w:rPr>
+        <w:t>address</w:t>
+      </w:r>
+      <w:r>
+        <w:rPr>
+          <w:lang w:val="en-US"/>
+        </w:rPr>
+        <w:t xml:space="preserve"> class imbalance. The training set was then further divided into 80% Training, 20% Validation. The final split was 64/16/20 Train Validation Test.</w:t>
+      </w:r>
+      <w:r>
+        <w:rPr>
+          <w:lang w:val="en-US"/>
+        </w:rPr>
+        <w:t xml:space="preserve"> (controlled)</w:t>
+      </w:r>
+    </w:p>
+    <w:p>
+      <w:pPr>
+        <w:jc w:val="both"/>
+        <w:rPr>
+          <w:lang w:val="en-US"/>
+        </w:rPr>
+      </w:pPr>
+      <w:r>
+        <w:rPr>
+          <w:lang w:val="en-US"/>
+        </w:rPr>
+        <w:t xml:space="preserve">Experiment </w:t>
+      </w:r>
+      <w:r>
+        <w:rPr>
+          <w:lang w:val="en-US"/>
+        </w:rPr>
+        <w:t>– Change the Activation and Loss Function to improve performance.</w:t>
+      </w:r>
+    </w:p>
+    <w:p>
+      <w:pPr>
+        <w:jc w:val="both"/>
+        <w:rPr>
+          <w:lang w:val="en-US"/>
+        </w:rPr>
+      </w:pPr>
+      <w:r>
+        <w:rPr>
+          <w:lang w:val="en-US"/>
+        </w:rPr>
+        <w:t xml:space="preserve">Some architecture </w:t>
+      </w:r>
+      <w:r>
+        <w:rPr>
+          <w:lang w:val="en-US"/>
+        </w:rPr>
+        <w:t>changes</w:t>
+      </w:r>
+      <w:r>
+        <w:rPr>
+          <w:lang w:val="en-US"/>
+        </w:rPr>
+        <w:t xml:space="preserve"> were made</w:t>
+      </w:r>
+      <w:r>
+        <w:rPr>
+          <w:lang w:val="en-US"/>
+        </w:rPr>
+        <w:t xml:space="preserve"> based on the conclusions</w:t>
+      </w:r>
+      <w:r>
+        <w:rPr>
+          <w:lang w:val="en-US"/>
+        </w:rPr>
+        <w:t xml:space="preserve"> drawn</w:t>
+      </w:r>
+      <w:r>
+        <w:rPr>
+          <w:lang w:val="en-US"/>
+        </w:rPr>
+        <w:t xml:space="preserve"> from the first study, for a </w:t>
+      </w:r>
+      <w:r>
+        <w:rPr>
+          <w:lang w:val="en-US"/>
+        </w:rPr>
+        <w:t>more suitab</w:t>
+      </w:r>
+      <w:r>
+        <w:rPr>
+          <w:lang w:val="en-US"/>
+        </w:rPr>
+        <w:t xml:space="preserve">le </w:t>
+      </w:r>
+      <w:r>
+        <w:rPr>
+          <w:lang w:val="en-US"/>
+        </w:rPr>
+        <w:t>approach to multiclass classification</w:t>
+      </w:r>
+      <w:r>
+        <w:rPr>
+          <w:lang w:val="en-US"/>
+        </w:rPr>
+        <w:t>.</w:t>
+      </w:r>
+      <w:r>
+        <w:rPr>
+          <w:lang w:val="en-US"/>
+        </w:rPr>
+        <w:t xml:space="preserve"> T</w:t>
+      </w:r>
+      <w:r>
+        <w:rPr>
+          <w:lang w:val="en-US"/>
+        </w:rPr>
+        <w:t xml:space="preserve">he </w:t>
+      </w:r>
+      <w:r>
+        <w:rPr>
+          <w:lang w:val="en-US"/>
+        </w:rPr>
+        <w:t xml:space="preserve">loss function was changed from </w:t>
+      </w:r>
+      <w:r>
+        <w:rPr>
+          <w:lang w:val="en-US"/>
+        </w:rPr>
+        <w:t>MSE to Cross Entropy Loss</w:t>
+      </w:r>
+      <w:r>
+        <w:rPr>
+          <w:lang w:val="en-US"/>
+        </w:rPr>
+        <w:t xml:space="preserve"> and the a</w:t>
+      </w:r>
+      <w:r>
+        <w:rPr>
+          <w:lang w:val="en-US"/>
+        </w:rPr>
+        <w:t xml:space="preserve">ctivation </w:t>
+      </w:r>
+      <w:r>
+        <w:rPr>
+          <w:lang w:val="en-US"/>
+        </w:rPr>
+        <w:t>f</w:t>
+      </w:r>
+      <w:r>
+        <w:rPr>
+          <w:lang w:val="en-US"/>
+        </w:rPr>
+        <w:t>unction</w:t>
+      </w:r>
+      <w:r>
+        <w:rPr>
+          <w:lang w:val="en-US"/>
+        </w:rPr>
+        <w:t>s from</w:t>
+      </w:r>
+      <w:r>
+        <w:rPr>
+          <w:lang w:val="en-US"/>
+        </w:rPr>
+        <w:t xml:space="preserve"> </w:t>
+      </w:r>
+      <w:r>
+        <w:rPr>
+          <w:lang w:val="en-US"/>
+        </w:rPr>
+        <w:t xml:space="preserve">Sigmoid-Sigmoid to </w:t>
+      </w:r>
+      <w:r>
+        <w:rPr>
+          <w:lang w:val="en-US"/>
+        </w:rPr>
+        <w:t>REL</w:t>
+      </w:r>
+      <w:r>
+        <w:rPr>
+          <w:lang w:val="en-US"/>
+        </w:rPr>
+        <w:t>–SoftMax</w:t>
+      </w:r>
+      <w:r>
+        <w:rPr>
+          <w:lang w:val="en-US"/>
+        </w:rPr>
+        <w:t xml:space="preserve">. </w:t>
+      </w:r>
+      <w:r>
+        <w:rPr>
+          <w:color w:val="EE0000"/>
+          <w:lang w:val="en-US"/>
+        </w:rPr>
+        <w:t>[Evidence]</w:t>
+      </w:r>
+    </w:p>
+    <w:p>
+      <w:pPr>
+        <w:jc w:val="both"/>
+        <w:rPr>
+          <w:lang w:val="en-US"/>
+        </w:rPr>
+      </w:pPr>
+      <w:r>
+        <w:rPr>
+          <w:lang w:val="en-US"/>
+        </w:rPr>
+        <w:lastRenderedPageBreak/>
+        <w:t xml:space="preserve">This architecture changes </w:t>
+      </w:r>
+      <w:r>
+        <w:rPr>
+          <w:lang w:val="en-US"/>
+        </w:rPr>
+        <w:t xml:space="preserve">resulted in </w:t>
+      </w:r>
+      <w:proofErr w:type="gramStart"/>
+      <w:r>
+        <w:rPr>
+          <w:lang w:val="en-US"/>
+        </w:rPr>
+        <w:t>a</w:t>
+      </w:r>
+      <w:proofErr w:type="gramEnd"/>
+      <w:r>
+        <w:rPr>
+          <w:lang w:val="en-US"/>
+        </w:rPr>
+        <w:t xml:space="preserve"> increase on accuracy from ~70% in the initial MATLAB and </w:t>
+      </w:r>
+      <w:r>
+        <w:rPr>
+          <w:lang w:val="en-US"/>
+        </w:rPr>
+        <w:t>python</w:t>
+      </w:r>
+      <w:r>
+        <w:rPr>
+          <w:lang w:val="en-US"/>
+        </w:rPr>
+        <w:t xml:space="preserve"> implementations to 91.96% </w:t>
+      </w:r>
+      <w:r>
+        <w:rPr>
+          <w:lang w:val="en-US"/>
+        </w:rPr>
+        <w:t>fo</w:t>
+      </w:r>
+      <w:r>
+        <w:rPr>
+          <w:lang w:val="en-US"/>
+        </w:rPr>
+        <w:t>r</w:t>
+      </w:r>
+      <w:r>
+        <w:rPr>
+          <w:lang w:val="en-US"/>
+        </w:rPr>
+        <w:t xml:space="preserve"> this studies baseline model </w:t>
+      </w:r>
+      <w:r>
+        <w:rPr>
+          <w:color w:val="EE0000"/>
+          <w:lang w:val="en-US"/>
+        </w:rPr>
+        <w:t>with a Test Loss of 22.21%.</w:t>
+      </w:r>
+    </w:p>
+    <w:p>
+      <w:pPr>
+        <w:rPr>
+          <w:i/>
+          <w:iCs/>
+          <w:u w:val="single"/>
+          <w:lang w:val="en-US"/>
+        </w:rPr>
+      </w:pPr>
+      <w:r>
+        <w:rPr>
+          <w:i/>
+          <w:iCs/>
+          <w:u w:val="single"/>
+          <w:lang w:val="en-US"/>
+        </w:rPr>
+        <w:t>1 Hidden Layer</w:t>
+      </w:r>
+    </w:p>
+    <w:p>
+      <w:pPr>
+        <w:rPr>
+          <w:lang w:val="en-US"/>
+        </w:rPr>
+      </w:pPr>
+      <w:r>
+        <w:rPr>
+          <w:lang w:val="en-US"/>
+        </w:rPr>
+        <w:t>Experiment</w:t>
+      </w:r>
+      <w:r>
+        <w:rPr>
+          <w:lang w:val="en-US"/>
+        </w:rPr>
+        <w:t xml:space="preserve"> – Optimize the 1 Hidden Layer Architecture</w:t>
+      </w:r>
+    </w:p>
+    <w:p>
+      <w:pPr>
+        <w:jc w:val="both"/>
+        <w:rPr>
+          <w:lang w:val="en-US"/>
+        </w:rPr>
+      </w:pPr>
+      <w:r>
+        <w:rPr>
+          <w:lang w:val="en-US"/>
+        </w:rPr>
+        <w:t xml:space="preserve">To determine if the model could be improved any further, a </w:t>
+      </w:r>
+      <w:r>
+        <w:rPr>
+          <w:lang w:val="en-US"/>
+        </w:rPr>
+        <w:t xml:space="preserve">randomized </w:t>
+      </w:r>
+      <w:r>
+        <w:rPr>
+          <w:lang w:val="en-US"/>
+        </w:rPr>
+        <w:t>hyperparameter s</w:t>
+      </w:r>
+      <w:r>
+        <w:rPr>
+          <w:lang w:val="en-US"/>
+        </w:rPr>
+        <w:t>earch was conducted to optimize the hyperparameter selection</w:t>
+      </w:r>
+      <w:r>
+        <w:rPr>
+          <w:lang w:val="en-US"/>
+        </w:rPr>
+        <w:t xml:space="preserve">. This was done </w:t>
+      </w:r>
+      <w:r>
+        <w:rPr>
+          <w:lang w:val="en-US"/>
+        </w:rPr>
+        <w:t>using the scikit</w:t>
+      </w:r>
+      <w:r>
+        <w:rPr>
+          <w:lang w:val="en-US"/>
+        </w:rPr>
+        <w:t>-</w:t>
+      </w:r>
+      <w:r>
+        <w:rPr>
+          <w:lang w:val="en-US"/>
+        </w:rPr>
+        <w:t>learn’s ‘</w:t>
+      </w:r>
+      <w:r>
+        <w:rPr>
+          <w:lang w:val="en-US"/>
+        </w:rPr>
+        <w:t>RandomisedSearchCV’</w:t>
+      </w:r>
+      <w:r>
+        <w:rPr>
+          <w:lang w:val="en-US"/>
+        </w:rPr>
+        <w:t xml:space="preserve">. The </w:t>
+      </w:r>
+      <w:r>
+        <w:rPr>
+          <w:lang w:val="en-US"/>
+        </w:rPr>
+        <w:t>PyTorch</w:t>
+      </w:r>
+      <w:r>
+        <w:rPr>
+          <w:lang w:val="en-US"/>
+        </w:rPr>
+        <w:t xml:space="preserve"> model was wrapped using</w:t>
+      </w:r>
+      <w:r>
+        <w:rPr>
+          <w:lang w:val="en-US"/>
+        </w:rPr>
+        <w:t xml:space="preserve"> Skorch </w:t>
+      </w:r>
+      <w:r>
+        <w:rPr>
+          <w:lang w:val="en-US"/>
+        </w:rPr>
+        <w:t>for</w:t>
+      </w:r>
+      <w:r>
+        <w:rPr>
+          <w:lang w:val="en-US"/>
+        </w:rPr>
+        <w:t xml:space="preserve"> compatibility with the scikit</w:t>
+      </w:r>
+      <w:r>
+        <w:rPr>
+          <w:lang w:val="en-US"/>
+        </w:rPr>
+        <w:t>-</w:t>
+      </w:r>
+      <w:r>
+        <w:rPr>
+          <w:lang w:val="en-US"/>
+        </w:rPr>
+        <w:t xml:space="preserve">learn </w:t>
+      </w:r>
+      <w:r>
+        <w:rPr>
+          <w:lang w:val="en-US"/>
+        </w:rPr>
+        <w:t>API</w:t>
+      </w:r>
+      <w:r>
+        <w:rPr>
+          <w:lang w:val="en-US"/>
+        </w:rPr>
+        <w:t>.</w:t>
+      </w:r>
+      <w:r>
+        <w:rPr>
+          <w:lang w:val="en-US"/>
+        </w:rPr>
+        <w:t xml:space="preserve"> The model architecture remained </w:t>
+      </w:r>
+      <w:r>
+        <w:rPr>
+          <w:lang w:val="en-US"/>
+        </w:rPr>
+        <w:t>a</w:t>
+      </w:r>
+      <w:r>
+        <w:rPr>
+          <w:lang w:val="en-US"/>
+        </w:rPr>
+        <w:t xml:space="preserve"> S</w:t>
+      </w:r>
+      <w:r>
+        <w:rPr>
+          <w:lang w:val="en-US"/>
+        </w:rPr>
+        <w:t>ingle hidden layer MLP</w:t>
+      </w:r>
+      <w:r>
+        <w:rPr>
+          <w:lang w:val="en-US"/>
+        </w:rPr>
+        <w:t xml:space="preserve">, with </w:t>
+      </w:r>
+      <w:proofErr w:type="spellStart"/>
+      <w:r>
+        <w:rPr>
+          <w:lang w:val="en-US"/>
+        </w:rPr>
+        <w:t>ReLU</w:t>
+      </w:r>
+      <w:proofErr w:type="spellEnd"/>
+      <w:r>
+        <w:rPr>
+          <w:lang w:val="en-US"/>
+        </w:rPr>
+        <w:t xml:space="preserve"> activations and </w:t>
+      </w:r>
+      <w:r>
+        <w:rPr>
+          <w:lang w:val="en-US"/>
+        </w:rPr>
+        <w:t>Cross Entropy Loss</w:t>
+      </w:r>
+      <w:r>
+        <w:rPr>
+          <w:lang w:val="en-US"/>
+        </w:rPr>
+        <w:t xml:space="preserve"> which incorporates softmax internally at the output layer.</w:t>
+      </w:r>
+    </w:p>
+    <w:p>
+      <w:pPr>
+        <w:jc w:val="both"/>
+        <w:rPr>
+          <w:lang w:val="en-US"/>
+        </w:rPr>
+      </w:pPr>
+      <w:r>
+        <w:rPr>
+          <w:lang w:val="en-US"/>
+        </w:rPr>
+        <w:t xml:space="preserve">Random search was chosen </w:t>
+      </w:r>
+      <w:r>
+        <w:rPr>
+          <w:lang w:val="en-US"/>
+        </w:rPr>
+        <w:t>over gri</w:t>
+      </w:r>
+      <w:r>
+        <w:rPr>
+          <w:lang w:val="en-US"/>
+        </w:rPr>
+        <w:t>d</w:t>
+      </w:r>
+      <w:r>
+        <w:rPr>
+          <w:lang w:val="en-US"/>
+        </w:rPr>
+        <w:t xml:space="preserve"> search as it has been empirically found to find equally good or better hyperparameter selections whilst being </w:t>
+      </w:r>
+      <w:r>
+        <w:rPr>
+          <w:lang w:val="en-US"/>
+        </w:rPr>
+        <w:t xml:space="preserve">significantly less computationally </w:t>
+      </w:r>
+      <w:r>
+        <w:rPr>
+          <w:color w:val="000000" w:themeColor="text1"/>
+          <w:lang w:val="en-US"/>
+        </w:rPr>
+        <w:t xml:space="preserve">expensive </w:t>
+      </w:r>
+      <w:r>
+        <w:rPr>
+          <w:color w:val="000000" w:themeColor="text1"/>
+          <w:lang w:val="en-US"/>
+        </w:rPr>
+        <w:t>(</w:t>
+      </w:r>
+      <w:r>
+        <w:rPr>
+          <w:color w:val="000000" w:themeColor="text1"/>
+          <w:lang w:val="en-US"/>
+        </w:rPr>
+        <w:t>Bergstra and Bengio, 2012</w:t>
+      </w:r>
+      <w:r>
+        <w:rPr>
+          <w:color w:val="000000" w:themeColor="text1"/>
+          <w:lang w:val="en-US"/>
+        </w:rPr>
+        <w:t>)</w:t>
+      </w:r>
+      <w:r>
+        <w:rPr>
+          <w:color w:val="000000" w:themeColor="text1"/>
+          <w:lang w:val="en-US"/>
+        </w:rPr>
+        <w:t>. The random search tested 20 configurations.</w:t>
+      </w:r>
+    </w:p>
+    <w:p>
+      <w:pPr>
+        <w:jc w:val="both"/>
+        <w:rPr>
+          <w:lang w:val="en-US"/>
+        </w:rPr>
+      </w:pPr>
+      <w:r>
+        <w:rPr>
+          <w:lang w:val="en-US"/>
+        </w:rPr>
+        <w:t>Five-</w:t>
+      </w:r>
+      <w:r>
+        <w:rPr>
+          <w:lang w:val="en-US"/>
+        </w:rPr>
+        <w:t>fold cross</w:t>
+      </w:r>
+      <w:r>
+        <w:rPr>
+          <w:lang w:val="en-US"/>
+        </w:rPr>
+        <w:t xml:space="preserve"> </w:t>
+      </w:r>
+      <w:r>
+        <w:rPr>
+          <w:lang w:val="en-US"/>
+        </w:rPr>
+        <w:t>v</w:t>
+      </w:r>
+      <w:r>
+        <w:rPr>
+          <w:lang w:val="en-US"/>
+        </w:rPr>
+        <w:t xml:space="preserve">alidation was </w:t>
+      </w:r>
+      <w:r>
+        <w:rPr>
+          <w:lang w:val="en-US"/>
+        </w:rPr>
+        <w:t>employed</w:t>
+      </w:r>
+      <w:r>
+        <w:rPr>
+          <w:lang w:val="en-US"/>
+        </w:rPr>
+        <w:t xml:space="preserve"> to improve robustness – to do </w:t>
+      </w:r>
+      <w:r>
+        <w:rPr>
+          <w:lang w:val="en-US"/>
+        </w:rPr>
+        <w:t>this the original holdout validation split</w:t>
+      </w:r>
+      <w:r>
+        <w:rPr>
+          <w:lang w:val="en-US"/>
+        </w:rPr>
+        <w:t xml:space="preserve"> </w:t>
+      </w:r>
+      <w:r>
+        <w:rPr>
+          <w:lang w:val="en-US"/>
+        </w:rPr>
+        <w:t>was</w:t>
+      </w:r>
+      <w:r>
+        <w:rPr>
+          <w:lang w:val="en-US"/>
+        </w:rPr>
+        <w:t xml:space="preserve"> recombined with the training split</w:t>
+      </w:r>
+      <w:r>
+        <w:rPr>
+          <w:lang w:val="en-US"/>
+        </w:rPr>
+        <w:t xml:space="preserve">. Weighted F1 was used as the scoring metric, over accuracy, as </w:t>
+      </w:r>
+      <w:proofErr w:type="gramStart"/>
+      <w:r>
+        <w:rPr>
+          <w:lang w:val="en-US"/>
+        </w:rPr>
+        <w:t>it</w:t>
+      </w:r>
+      <w:proofErr w:type="gramEnd"/>
+      <w:r>
+        <w:rPr>
+          <w:lang w:val="en-US"/>
+        </w:rPr>
+        <w:t xml:space="preserve"> better </w:t>
+      </w:r>
+      <w:r>
+        <w:rPr>
+          <w:lang w:val="en-US"/>
+        </w:rPr>
+        <w:t>accounts</w:t>
+      </w:r>
+      <w:r>
+        <w:rPr>
+          <w:lang w:val="en-US"/>
+        </w:rPr>
+        <w:t xml:space="preserve"> for class imbalance by proportionally weighting </w:t>
+      </w:r>
+      <w:r>
+        <w:rPr>
+          <w:lang w:val="en-US"/>
+        </w:rPr>
+        <w:t xml:space="preserve">each </w:t>
+      </w:r>
+      <w:r>
+        <w:rPr>
+          <w:lang w:val="en-US"/>
+        </w:rPr>
+        <w:t>class</w:t>
+      </w:r>
+      <w:r>
+        <w:rPr>
+          <w:lang w:val="en-US"/>
+        </w:rPr>
+        <w:t xml:space="preserve"> by its number of samples.</w:t>
+      </w:r>
+    </w:p>
+    <w:p>
+      <w:pPr>
+        <w:jc w:val="both"/>
+        <w:rPr>
+          <w:color w:val="EE0000"/>
+          <w:lang w:val="en-US"/>
+        </w:rPr>
+      </w:pPr>
+      <w:r>
+        <w:rPr>
+          <w:lang w:val="en-US"/>
+        </w:rPr>
+        <w:t>H</w:t>
+      </w:r>
+      <w:r>
+        <w:rPr>
+          <w:lang w:val="en-US"/>
+        </w:rPr>
+        <w:t xml:space="preserve">yperparameter </w:t>
+      </w:r>
+      <w:r>
+        <w:rPr>
+          <w:lang w:val="en-US"/>
+        </w:rPr>
+        <w:t>ranges were informed by</w:t>
+      </w:r>
+      <w:r>
+        <w:rPr>
+          <w:lang w:val="en-US"/>
+        </w:rPr>
+        <w:t xml:space="preserve"> findings from both comparisons between the initial study/baseline model and literature. </w:t>
+      </w:r>
+      <w:r>
+        <w:rPr>
+          <w:color w:val="EE0000"/>
+          <w:lang w:val="en-US"/>
+        </w:rPr>
+        <w:t>[Evidence]</w:t>
+      </w:r>
+      <w:r>
+        <w:rPr>
+          <w:color w:val="EE0000"/>
+          <w:lang w:val="en-US"/>
+        </w:rPr>
+        <w:t xml:space="preserve">. </w:t>
+      </w:r>
+      <w:r>
+        <w:rPr>
+          <w:lang w:val="en-US"/>
+        </w:rPr>
+        <w:t>In the initial study increasing the width of the single hidden layer led to better model performance</w:t>
+      </w:r>
+      <w:r>
+        <w:rPr>
+          <w:lang w:val="en-US"/>
+        </w:rPr>
+        <w:t xml:space="preserve">. The upper threshold of neurons in the initial study was 128, </w:t>
+      </w:r>
+      <w:r>
+        <w:rPr>
+          <w:lang w:val="en-US"/>
+        </w:rPr>
+        <w:t xml:space="preserve">therefore </w:t>
+      </w:r>
+      <w:r>
+        <w:rPr>
+          <w:lang w:val="en-US"/>
+        </w:rPr>
+        <w:t xml:space="preserve">the search range included </w:t>
+      </w:r>
+      <w:r>
+        <w:rPr>
+          <w:lang w:val="en-US"/>
+        </w:rPr>
+        <w:t>[64,128,256]</w:t>
+      </w:r>
+      <w:r>
+        <w:rPr>
+          <w:lang w:val="en-US"/>
+        </w:rPr>
+        <w:t>. Epoch range [100, 300, 500] were chosen around the baseline of 300.</w:t>
+      </w:r>
+      <w:r>
+        <w:rPr>
+          <w:lang w:val="en-US"/>
+        </w:rPr>
+        <w:t>Learning rate</w:t>
+      </w:r>
+      <w:r>
+        <w:rPr>
+          <w:lang w:val="en-US"/>
+        </w:rPr>
+        <w:t xml:space="preserve">, </w:t>
+      </w:r>
+      <w:r>
+        <w:rPr>
+          <w:lang w:val="en-US"/>
+        </w:rPr>
+        <w:t>Momentum</w:t>
+      </w:r>
+      <w:r>
+        <w:rPr>
+          <w:lang w:val="en-US"/>
+        </w:rPr>
+        <w:t xml:space="preserve">, Weight Decay and Batch Size were also included in the search – however the range of options were fixed for the following iterations to provide a control (2-Layer MLP) </w:t>
+      </w:r>
+      <w:r>
+        <w:rPr>
+          <w:lang w:val="en-US"/>
+        </w:rPr>
+        <w:t>– reasonable potential values were chosen</w:t>
+      </w:r>
+      <w:r>
+        <w:rPr>
+          <w:lang w:val="en-US"/>
+        </w:rPr>
+        <w:t xml:space="preserve"> for these </w:t>
+      </w:r>
+      <w:r>
+        <w:rPr>
+          <w:color w:val="EE0000"/>
+          <w:lang w:val="en-US"/>
+        </w:rPr>
+        <w:t>[Evidence?]</w:t>
+      </w:r>
+    </w:p>
+    <w:p>
+      <w:pPr>
+        <w:jc w:val="both"/>
+        <w:rPr>
+          <w:color w:val="000000" w:themeColor="text1"/>
+          <w:lang w:val="en-US"/>
+        </w:rPr>
+      </w:pPr>
+      <w:r>
+        <w:rPr>
+          <w:color w:val="000000" w:themeColor="text1"/>
+          <w:lang w:val="en-US"/>
+        </w:rPr>
+        <w:t>The best configuration achieved a Weighted F1 of 0.9242 on the Test Set [Hidden Layer 256 neurons, Learning rate 0.05, Epochs 500, Batch Size 128, No Momentum, No Weight Decay].</w:t>
+      </w:r>
+    </w:p>
+    <w:p>
+      <w:pPr>
+        <w:rPr>
+          <w:i/>
+          <w:iCs/>
+          <w:u w:val="single"/>
+          <w:lang w:val="en-US"/>
+        </w:rPr>
+      </w:pPr>
+      <w:r>
+        <w:rPr>
+          <w:i/>
+          <w:iCs/>
+          <w:u w:val="single"/>
+          <w:lang w:val="en-US"/>
+        </w:rPr>
+        <w:t>2 Hidden Layers</w:t>
+      </w:r>
+    </w:p>
+    <w:p>
+      <w:pPr>
+        <w:rPr>
+          <w:lang w:val="en-US"/>
+        </w:rPr>
+      </w:pPr>
+      <w:r>
+        <w:rPr>
+          <w:lang w:val="en-US"/>
+        </w:rPr>
+        <w:t>Experiment</w:t>
+      </w:r>
+      <w:r>
+        <w:rPr>
+          <w:lang w:val="en-US"/>
+        </w:rPr>
+        <w:t xml:space="preserve"> – </w:t>
+      </w:r>
+      <w:r>
+        <w:rPr>
+          <w:lang w:val="en-US"/>
+        </w:rPr>
+        <w:t xml:space="preserve">2 Layer </w:t>
+      </w:r>
+      <w:r>
+        <w:rPr>
+          <w:lang w:val="en-US"/>
+        </w:rPr>
+        <w:t xml:space="preserve">with Different </w:t>
+      </w:r>
+      <w:r>
+        <w:rPr>
+          <w:lang w:val="en-US"/>
+        </w:rPr>
+        <w:t>Architecture</w:t>
+      </w:r>
+      <w:r>
+        <w:rPr>
+          <w:lang w:val="en-US"/>
+        </w:rPr>
+        <w:t>s</w:t>
+      </w:r>
+    </w:p>
+    <w:p>
+      <w:pPr>
+        <w:rPr>
+          <w:color w:val="000000" w:themeColor="text1"/>
+          <w:lang w:val="en-US"/>
+        </w:rPr>
+      </w:pPr>
+      <w:r>
+        <w:rPr>
+          <w:lang w:val="en-US"/>
+        </w:rPr>
+        <w:t xml:space="preserve">In existing literature, an ‘MLP network structure with 17-12-3-7 architecture </w:t>
+      </w:r>
+      <w:proofErr w:type="gramStart"/>
+      <w:r>
+        <w:rPr>
+          <w:lang w:val="en-US"/>
+        </w:rPr>
+        <w:t xml:space="preserve">‘ </w:t>
+      </w:r>
+      <w:r>
+        <w:rPr>
+          <w:color w:val="EE0000"/>
+          <w:lang w:val="en-US"/>
+        </w:rPr>
+        <w:t>[</w:t>
+      </w:r>
+      <w:proofErr w:type="gramEnd"/>
+      <w:r>
+        <w:rPr>
+          <w:color w:val="EE0000"/>
+          <w:lang w:val="en-US"/>
+        </w:rPr>
+        <w:t>Evidence]</w:t>
+      </w:r>
+      <w:r>
+        <w:rPr>
+          <w:color w:val="EE0000"/>
+          <w:lang w:val="en-US"/>
+        </w:rPr>
+        <w:t>.</w:t>
+      </w:r>
+      <w:r>
+        <w:rPr>
+          <w:color w:val="EE0000"/>
+          <w:lang w:val="en-US"/>
+        </w:rPr>
+        <w:t xml:space="preserve"> </w:t>
+      </w:r>
+    </w:p>
+    <w:p>
+      <w:pPr>
+        <w:rPr>
+          <w:lang w:val="en-US"/>
+        </w:rPr>
+      </w:pPr>
+      <w:r>
+        <w:rPr>
+          <w:lang w:val="en-US"/>
+        </w:rPr>
+        <w:t>This Funnel Shaped Architecture.</w:t>
+      </w:r>
+    </w:p>
+    <w:p>
+      <w:pPr>
+        <w:rPr>
+          <w:lang w:val="en-US"/>
+        </w:rPr>
+      </w:pPr>
+      <w:r>
+        <w:rPr>
+          <w:lang w:val="en-US"/>
+        </w:rPr>
+        <w:lastRenderedPageBreak/>
+        <w:t>I wanted to Test [64-64, 64-32, 128-64, 32-</w:t>
+      </w:r>
+      <w:proofErr w:type="gramStart"/>
+      <w:r>
+        <w:rPr>
+          <w:lang w:val="en-US"/>
+        </w:rPr>
+        <w:t>64 ]</w:t>
+      </w:r>
+      <w:proofErr w:type="gramEnd"/>
+      <w:r>
+        <w:rPr>
+          <w:lang w:val="en-US"/>
+        </w:rPr>
+        <w:t xml:space="preserve"> Flat, Funnel, Larger Funnel, Inverse Funnel</w:t>
+      </w:r>
+    </w:p>
+    <w:p>
+      <w:pPr>
+        <w:rPr>
+          <w:lang w:val="en-US"/>
+        </w:rPr>
+      </w:pPr>
+    </w:p>
+    <w:p>
+      <w:pPr>
+        <w:rPr>
+          <w:lang w:val="en-US"/>
+        </w:rPr>
+      </w:pPr>
+      <w:r>
+        <w:rPr>
+          <w:lang w:val="en-US"/>
+        </w:rPr>
+        <w:t>2 hidden layers, Sigmoid activation functions for hidden and output layer, Learning rate 0.3, 500 epochs</w:t>
+      </w:r>
+    </w:p>
+    <w:p>
+      <w:pPr>
+        <w:rPr>
+          <w:lang w:val="en-US"/>
+        </w:rPr>
+      </w:pPr>
+      <w:r>
+        <w:rPr>
+          <w:lang w:val="en-US"/>
+        </w:rPr>
+        <w:t>I used this to inform the parameters of my stud</w:t>
+      </w:r>
+    </w:p>
+    <w:p>
+      <w:pPr>
+        <w:rPr>
+          <w:lang w:val="en-US"/>
+        </w:rPr>
+      </w:pPr>
+      <w:r>
+        <w:rPr>
+          <w:lang w:val="en-US"/>
+        </w:rPr>
+        <w:t>Existing Literature informed my hyperparameter scale</w:t>
+      </w:r>
+    </w:p>
+    <w:p>
+      <w:pPr>
+        <w:rPr>
+          <w:lang w:val="en-US"/>
+        </w:rPr>
+      </w:pPr>
+      <w:r>
+        <w:rPr>
+          <w:lang w:val="en-US"/>
+        </w:rPr>
+        <w:t>Random hyperparameter search on Varied 2 Layer Architecture (tapered, Flat, Bottleneck)</w:t>
       </w:r>
     </w:p>
     <w:p>
@@ -642,22 +1558,1366 @@
           <w:lang w:val="en-US"/>
         </w:rPr>
       </w:pPr>
-    </w:p>
-    <w:p>
-      <w:pPr>
+      <w:r>
         <w:rPr>
           <w:b/>
           <w:bCs/>
           <w:lang w:val="en-US"/>
         </w:rPr>
-      </w:pPr>
-      <w:r>
+        <w:t>SVM Implementation/Methodology</w:t>
+      </w:r>
+    </w:p>
+    <w:p>
+      <w:pPr>
+        <w:rPr>
+          <w:lang w:val="en-US"/>
+        </w:rPr>
+      </w:pPr>
+      <w:r>
+        <w:rPr>
+          <w:lang w:val="en-US"/>
+        </w:rPr>
+        <w:t>A random search</w:t>
+      </w:r>
+    </w:p>
+    <w:p>
+      <w:pPr>
+        <w:rPr>
+          <w:lang w:val="en-US"/>
+        </w:rPr>
+      </w:pPr>
+    </w:p>
+    <w:p>
+      <w:pPr>
         <w:rPr>
           <w:b/>
           <w:bCs/>
           <w:lang w:val="en-US"/>
         </w:rPr>
+      </w:pPr>
+      <w:r>
+        <w:rPr>
+          <w:b/>
+          <w:bCs/>
+          <w:lang w:val="en-US"/>
+        </w:rPr>
+        <w:t>Analysis and Comparative Critical Evaluation of Results</w:t>
+      </w:r>
+    </w:p>
+    <w:p>
+      <w:pPr>
+        <w:rPr>
+          <w:lang w:val="en-US"/>
+        </w:rPr>
+      </w:pPr>
+    </w:p>
+    <w:tbl>
+      <w:tblPr>
+        <w:tblStyle w:val="PlainTable1"/>
+        <w:tblW w:w="0" w:type="auto"/>
+        <w:tblLook w:val="04A0" w:firstRow="1" w:lastRow="0" w:firstColumn="1" w:lastColumn="0" w:noHBand="0" w:noVBand="1"/>
+      </w:tblPr>
+      <w:tblGrid>
+        <w:gridCol w:w="2382"/>
+        <w:gridCol w:w="2211"/>
+        <w:gridCol w:w="2211"/>
+        <w:gridCol w:w="2212"/>
+      </w:tblGrid>
+      <w:tr>
+        <w:trPr>
+          <w:cnfStyle w:val="100000000000" w:firstRow="1" w:lastRow="0" w:firstColumn="0" w:lastColumn="0" w:oddVBand="0" w:evenVBand="0" w:oddHBand="0" w:evenHBand="0" w:firstRowFirstColumn="0" w:firstRowLastColumn="0" w:lastRowFirstColumn="0" w:lastRowLastColumn="0"/>
+        </w:trPr>
+        <w:tc>
+          <w:tcPr>
+            <w:cnfStyle w:val="001000000000" w:firstRow="0" w:lastRow="0" w:firstColumn="1" w:lastColumn="0" w:oddVBand="0" w:evenVBand="0" w:oddHBand="0" w:evenHBand="0" w:firstRowFirstColumn="0" w:firstRowLastColumn="0" w:lastRowFirstColumn="0" w:lastRowLastColumn="0"/>
+            <w:tcW w:w="2382" w:type="dxa"/>
+          </w:tcPr>
+          <w:p>
+            <w:pPr>
+              <w:rPr>
+                <w:b w:val="0"/>
+                <w:bCs w:val="0"/>
+                <w:lang w:val="en-US"/>
+              </w:rPr>
+            </w:pPr>
+          </w:p>
+        </w:tc>
+        <w:tc>
+          <w:tcPr>
+            <w:tcW w:w="2211" w:type="dxa"/>
+          </w:tcPr>
+          <w:p>
+            <w:pPr>
+              <w:cnfStyle w:val="100000000000" w:firstRow="1" w:lastRow="0" w:firstColumn="0" w:lastColumn="0" w:oddVBand="0" w:evenVBand="0" w:oddHBand="0" w:evenHBand="0" w:firstRowFirstColumn="0" w:firstRowLastColumn="0" w:lastRowFirstColumn="0" w:lastRowLastColumn="0"/>
+              <w:rPr>
+                <w:b w:val="0"/>
+                <w:bCs w:val="0"/>
+                <w:lang w:val="en-US"/>
+              </w:rPr>
+            </w:pPr>
+            <w:r>
+              <w:rPr>
+                <w:b w:val="0"/>
+                <w:bCs w:val="0"/>
+                <w:lang w:val="en-US"/>
+              </w:rPr>
+              <w:t>Baseline</w:t>
+            </w:r>
+          </w:p>
+        </w:tc>
+        <w:tc>
+          <w:tcPr>
+            <w:tcW w:w="2211" w:type="dxa"/>
+          </w:tcPr>
+          <w:p>
+            <w:pPr>
+              <w:cnfStyle w:val="100000000000" w:firstRow="1" w:lastRow="0" w:firstColumn="0" w:lastColumn="0" w:oddVBand="0" w:evenVBand="0" w:oddHBand="0" w:evenHBand="0" w:firstRowFirstColumn="0" w:firstRowLastColumn="0" w:lastRowFirstColumn="0" w:lastRowLastColumn="0"/>
+              <w:rPr>
+                <w:b w:val="0"/>
+                <w:bCs w:val="0"/>
+                <w:lang w:val="en-US"/>
+              </w:rPr>
+            </w:pPr>
+            <w:r>
+              <w:rPr>
+                <w:b w:val="0"/>
+                <w:bCs w:val="0"/>
+                <w:lang w:val="en-US"/>
+              </w:rPr>
+              <w:t>1 Layer</w:t>
+            </w:r>
+          </w:p>
+        </w:tc>
+        <w:tc>
+          <w:tcPr>
+            <w:tcW w:w="2212" w:type="dxa"/>
+          </w:tcPr>
+          <w:p>
+            <w:pPr>
+              <w:cnfStyle w:val="100000000000" w:firstRow="1" w:lastRow="0" w:firstColumn="0" w:lastColumn="0" w:oddVBand="0" w:evenVBand="0" w:oddHBand="0" w:evenHBand="0" w:firstRowFirstColumn="0" w:firstRowLastColumn="0" w:lastRowFirstColumn="0" w:lastRowLastColumn="0"/>
+              <w:rPr>
+                <w:b w:val="0"/>
+                <w:bCs w:val="0"/>
+                <w:lang w:val="en-US"/>
+              </w:rPr>
+            </w:pPr>
+            <w:r>
+              <w:rPr>
+                <w:b w:val="0"/>
+                <w:bCs w:val="0"/>
+                <w:lang w:val="en-US"/>
+              </w:rPr>
+              <w:t>2 Layer</w:t>
+            </w:r>
+          </w:p>
+        </w:tc>
+      </w:tr>
+      <w:tr>
+        <w:trPr>
+          <w:cnfStyle w:val="000000100000" w:firstRow="0" w:lastRow="0" w:firstColumn="0" w:lastColumn="0" w:oddVBand="0" w:evenVBand="0" w:oddHBand="1" w:evenHBand="0" w:firstRowFirstColumn="0" w:firstRowLastColumn="0" w:lastRowFirstColumn="0" w:lastRowLastColumn="0"/>
+        </w:trPr>
+        <w:tc>
+          <w:tcPr>
+            <w:cnfStyle w:val="001000000000" w:firstRow="0" w:lastRow="0" w:firstColumn="1" w:lastColumn="0" w:oddVBand="0" w:evenVBand="0" w:oddHBand="0" w:evenHBand="0" w:firstRowFirstColumn="0" w:firstRowLastColumn="0" w:lastRowFirstColumn="0" w:lastRowLastColumn="0"/>
+            <w:tcW w:w="2382" w:type="dxa"/>
+          </w:tcPr>
+          <w:p>
+            <w:pPr>
+              <w:rPr>
+                <w:b w:val="0"/>
+                <w:bCs w:val="0"/>
+                <w:lang w:val="en-US"/>
+              </w:rPr>
+            </w:pPr>
+            <w:r>
+              <w:rPr>
+                <w:b w:val="0"/>
+                <w:bCs w:val="0"/>
+                <w:lang w:val="en-US"/>
+              </w:rPr>
+              <w:t>Hidden Neurons</w:t>
+            </w:r>
+          </w:p>
+        </w:tc>
+        <w:tc>
+          <w:tcPr>
+            <w:tcW w:w="2211" w:type="dxa"/>
+          </w:tcPr>
+          <w:p>
+            <w:pPr>
+              <w:cnfStyle w:val="000000100000" w:firstRow="0" w:lastRow="0" w:firstColumn="0" w:lastColumn="0" w:oddVBand="0" w:evenVBand="0" w:oddHBand="1" w:evenHBand="0" w:firstRowFirstColumn="0" w:firstRowLastColumn="0" w:lastRowFirstColumn="0" w:lastRowLastColumn="0"/>
+              <w:rPr>
+                <w:lang w:val="en-US"/>
+              </w:rPr>
+            </w:pPr>
+            <w:r>
+              <w:rPr>
+                <w:lang w:val="en-US"/>
+              </w:rPr>
+              <w:t>16-128-7</w:t>
+            </w:r>
+          </w:p>
+        </w:tc>
+        <w:tc>
+          <w:tcPr>
+            <w:tcW w:w="2211" w:type="dxa"/>
+          </w:tcPr>
+          <w:p>
+            <w:pPr>
+              <w:cnfStyle w:val="000000100000" w:firstRow="0" w:lastRow="0" w:firstColumn="0" w:lastColumn="0" w:oddVBand="0" w:evenVBand="0" w:oddHBand="1" w:evenHBand="0" w:firstRowFirstColumn="0" w:firstRowLastColumn="0" w:lastRowFirstColumn="0" w:lastRowLastColumn="0"/>
+              <w:rPr>
+                <w:lang w:val="en-US"/>
+              </w:rPr>
+            </w:pPr>
+            <w:r>
+              <w:rPr>
+                <w:lang w:val="en-US"/>
+              </w:rPr>
+              <w:t>16-256-7</w:t>
+            </w:r>
+          </w:p>
+        </w:tc>
+        <w:tc>
+          <w:tcPr>
+            <w:tcW w:w="2212" w:type="dxa"/>
+          </w:tcPr>
+          <w:p>
+            <w:pPr>
+              <w:cnfStyle w:val="000000100000" w:firstRow="0" w:lastRow="0" w:firstColumn="0" w:lastColumn="0" w:oddVBand="0" w:evenVBand="0" w:oddHBand="1" w:evenHBand="0" w:firstRowFirstColumn="0" w:firstRowLastColumn="0" w:lastRowFirstColumn="0" w:lastRowLastColumn="0"/>
+              <w:rPr>
+                <w:lang w:val="en-US"/>
+              </w:rPr>
+            </w:pPr>
+            <w:r>
+              <w:rPr>
+                <w:lang w:val="en-US"/>
+              </w:rPr>
+              <w:t>16-</w:t>
+            </w:r>
+            <w:r>
+              <w:rPr>
+                <w:lang w:val="en-US"/>
+              </w:rPr>
+              <w:t>128-64-</w:t>
+            </w:r>
+            <w:r>
+              <w:rPr>
+                <w:lang w:val="en-US"/>
+              </w:rPr>
+              <w:t>7</w:t>
+            </w:r>
+          </w:p>
+        </w:tc>
+      </w:tr>
+      <w:tr>
+        <w:tc>
+          <w:tcPr>
+            <w:cnfStyle w:val="001000000000" w:firstRow="0" w:lastRow="0" w:firstColumn="1" w:lastColumn="0" w:oddVBand="0" w:evenVBand="0" w:oddHBand="0" w:evenHBand="0" w:firstRowFirstColumn="0" w:firstRowLastColumn="0" w:lastRowFirstColumn="0" w:lastRowLastColumn="0"/>
+            <w:tcW w:w="2382" w:type="dxa"/>
+          </w:tcPr>
+          <w:p>
+            <w:pPr>
+              <w:rPr>
+                <w:b w:val="0"/>
+                <w:bCs w:val="0"/>
+                <w:lang w:val="en-US"/>
+              </w:rPr>
+            </w:pPr>
+            <w:r>
+              <w:rPr>
+                <w:b w:val="0"/>
+                <w:bCs w:val="0"/>
+                <w:lang w:val="en-US"/>
+              </w:rPr>
+              <w:t>Learning Rate</w:t>
+            </w:r>
+          </w:p>
+        </w:tc>
+        <w:tc>
+          <w:tcPr>
+            <w:tcW w:w="2211" w:type="dxa"/>
+          </w:tcPr>
+          <w:p>
+            <w:pPr>
+              <w:cnfStyle w:val="000000000000" w:firstRow="0" w:lastRow="0" w:firstColumn="0" w:lastColumn="0" w:oddVBand="0" w:evenVBand="0" w:oddHBand="0" w:evenHBand="0" w:firstRowFirstColumn="0" w:firstRowLastColumn="0" w:lastRowFirstColumn="0" w:lastRowLastColumn="0"/>
+              <w:rPr>
+                <w:lang w:val="en-US"/>
+              </w:rPr>
+            </w:pPr>
+            <w:r>
+              <w:rPr>
+                <w:lang w:val="en-US"/>
+              </w:rPr>
+              <w:t>0.1</w:t>
+            </w:r>
+          </w:p>
+        </w:tc>
+        <w:tc>
+          <w:tcPr>
+            <w:tcW w:w="2211" w:type="dxa"/>
+          </w:tcPr>
+          <w:p>
+            <w:pPr>
+              <w:cnfStyle w:val="000000000000" w:firstRow="0" w:lastRow="0" w:firstColumn="0" w:lastColumn="0" w:oddVBand="0" w:evenVBand="0" w:oddHBand="0" w:evenHBand="0" w:firstRowFirstColumn="0" w:firstRowLastColumn="0" w:lastRowFirstColumn="0" w:lastRowLastColumn="0"/>
+              <w:rPr>
+                <w:lang w:val="en-US"/>
+              </w:rPr>
+            </w:pPr>
+            <w:r>
+              <w:rPr>
+                <w:lang w:val="en-US"/>
+              </w:rPr>
+              <w:t>0.05</w:t>
+            </w:r>
+          </w:p>
+        </w:tc>
+        <w:tc>
+          <w:tcPr>
+            <w:tcW w:w="2212" w:type="dxa"/>
+          </w:tcPr>
+          <w:p>
+            <w:pPr>
+              <w:cnfStyle w:val="000000000000" w:firstRow="0" w:lastRow="0" w:firstColumn="0" w:lastColumn="0" w:oddVBand="0" w:evenVBand="0" w:oddHBand="0" w:evenHBand="0" w:firstRowFirstColumn="0" w:firstRowLastColumn="0" w:lastRowFirstColumn="0" w:lastRowLastColumn="0"/>
+              <w:rPr>
+                <w:lang w:val="en-US"/>
+              </w:rPr>
+            </w:pPr>
+            <w:r>
+              <w:rPr>
+                <w:lang w:val="en-US"/>
+              </w:rPr>
+              <w:t>0.01</w:t>
+            </w:r>
+          </w:p>
+        </w:tc>
+      </w:tr>
+      <w:tr>
+        <w:trPr>
+          <w:cnfStyle w:val="000000100000" w:firstRow="0" w:lastRow="0" w:firstColumn="0" w:lastColumn="0" w:oddVBand="0" w:evenVBand="0" w:oddHBand="1" w:evenHBand="0" w:firstRowFirstColumn="0" w:firstRowLastColumn="0" w:lastRowFirstColumn="0" w:lastRowLastColumn="0"/>
+        </w:trPr>
+        <w:tc>
+          <w:tcPr>
+            <w:cnfStyle w:val="001000000000" w:firstRow="0" w:lastRow="0" w:firstColumn="1" w:lastColumn="0" w:oddVBand="0" w:evenVBand="0" w:oddHBand="0" w:evenHBand="0" w:firstRowFirstColumn="0" w:firstRowLastColumn="0" w:lastRowFirstColumn="0" w:lastRowLastColumn="0"/>
+            <w:tcW w:w="2382" w:type="dxa"/>
+          </w:tcPr>
+          <w:p>
+            <w:pPr>
+              <w:rPr>
+                <w:b w:val="0"/>
+                <w:bCs w:val="0"/>
+                <w:lang w:val="en-US"/>
+              </w:rPr>
+            </w:pPr>
+            <w:r>
+              <w:rPr>
+                <w:b w:val="0"/>
+                <w:bCs w:val="0"/>
+                <w:lang w:val="en-US"/>
+              </w:rPr>
+              <w:t>Momentum</w:t>
+            </w:r>
+          </w:p>
+        </w:tc>
+        <w:tc>
+          <w:tcPr>
+            <w:tcW w:w="2211" w:type="dxa"/>
+          </w:tcPr>
+          <w:p>
+            <w:pPr>
+              <w:cnfStyle w:val="000000100000" w:firstRow="0" w:lastRow="0" w:firstColumn="0" w:lastColumn="0" w:oddVBand="0" w:evenVBand="0" w:oddHBand="1" w:evenHBand="0" w:firstRowFirstColumn="0" w:firstRowLastColumn="0" w:lastRowFirstColumn="0" w:lastRowLastColumn="0"/>
+              <w:rPr>
+                <w:lang w:val="en-US"/>
+              </w:rPr>
+            </w:pPr>
+            <w:r>
+              <w:rPr>
+                <w:lang w:val="en-US"/>
+              </w:rPr>
+              <w:t>0.0</w:t>
+            </w:r>
+          </w:p>
+        </w:tc>
+        <w:tc>
+          <w:tcPr>
+            <w:tcW w:w="2211" w:type="dxa"/>
+          </w:tcPr>
+          <w:p>
+            <w:pPr>
+              <w:cnfStyle w:val="000000100000" w:firstRow="0" w:lastRow="0" w:firstColumn="0" w:lastColumn="0" w:oddVBand="0" w:evenVBand="0" w:oddHBand="1" w:evenHBand="0" w:firstRowFirstColumn="0" w:firstRowLastColumn="0" w:lastRowFirstColumn="0" w:lastRowLastColumn="0"/>
+              <w:rPr>
+                <w:lang w:val="en-US"/>
+              </w:rPr>
+            </w:pPr>
+            <w:r>
+              <w:rPr>
+                <w:lang w:val="en-US"/>
+              </w:rPr>
+              <w:t>0.0</w:t>
+            </w:r>
+          </w:p>
+        </w:tc>
+        <w:tc>
+          <w:tcPr>
+            <w:tcW w:w="2212" w:type="dxa"/>
+          </w:tcPr>
+          <w:p>
+            <w:pPr>
+              <w:cnfStyle w:val="000000100000" w:firstRow="0" w:lastRow="0" w:firstColumn="0" w:lastColumn="0" w:oddVBand="0" w:evenVBand="0" w:oddHBand="1" w:evenHBand="0" w:firstRowFirstColumn="0" w:firstRowLastColumn="0" w:lastRowFirstColumn="0" w:lastRowLastColumn="0"/>
+              <w:rPr>
+                <w:lang w:val="en-US"/>
+              </w:rPr>
+            </w:pPr>
+            <w:r>
+              <w:rPr>
+                <w:lang w:val="en-US"/>
+              </w:rPr>
+              <w:t>0.0</w:t>
+            </w:r>
+          </w:p>
+        </w:tc>
+      </w:tr>
+      <w:tr>
+        <w:tc>
+          <w:tcPr>
+            <w:cnfStyle w:val="001000000000" w:firstRow="0" w:lastRow="0" w:firstColumn="1" w:lastColumn="0" w:oddVBand="0" w:evenVBand="0" w:oddHBand="0" w:evenHBand="0" w:firstRowFirstColumn="0" w:firstRowLastColumn="0" w:lastRowFirstColumn="0" w:lastRowLastColumn="0"/>
+            <w:tcW w:w="2382" w:type="dxa"/>
+          </w:tcPr>
+          <w:p>
+            <w:pPr>
+              <w:rPr>
+                <w:b w:val="0"/>
+                <w:bCs w:val="0"/>
+                <w:lang w:val="en-US"/>
+              </w:rPr>
+            </w:pPr>
+            <w:r>
+              <w:rPr>
+                <w:b w:val="0"/>
+                <w:bCs w:val="0"/>
+                <w:lang w:val="en-US"/>
+              </w:rPr>
+              <w:t>Weight Deca</w:t>
+            </w:r>
+            <w:r>
+              <w:rPr>
+                <w:b w:val="0"/>
+                <w:bCs w:val="0"/>
+                <w:lang w:val="en-US"/>
+              </w:rPr>
+              <w:t>y</w:t>
+            </w:r>
+          </w:p>
+        </w:tc>
+        <w:tc>
+          <w:tcPr>
+            <w:tcW w:w="2211" w:type="dxa"/>
+          </w:tcPr>
+          <w:p>
+            <w:pPr>
+              <w:cnfStyle w:val="000000000000" w:firstRow="0" w:lastRow="0" w:firstColumn="0" w:lastColumn="0" w:oddVBand="0" w:evenVBand="0" w:oddHBand="0" w:evenHBand="0" w:firstRowFirstColumn="0" w:firstRowLastColumn="0" w:lastRowFirstColumn="0" w:lastRowLastColumn="0"/>
+              <w:rPr>
+                <w:lang w:val="en-US"/>
+              </w:rPr>
+            </w:pPr>
+            <w:r>
+              <w:rPr>
+                <w:lang w:val="en-US"/>
+              </w:rPr>
+              <w:t>0.0</w:t>
+            </w:r>
+          </w:p>
+        </w:tc>
+        <w:tc>
+          <w:tcPr>
+            <w:tcW w:w="2211" w:type="dxa"/>
+          </w:tcPr>
+          <w:p>
+            <w:pPr>
+              <w:cnfStyle w:val="000000000000" w:firstRow="0" w:lastRow="0" w:firstColumn="0" w:lastColumn="0" w:oddVBand="0" w:evenVBand="0" w:oddHBand="0" w:evenHBand="0" w:firstRowFirstColumn="0" w:firstRowLastColumn="0" w:lastRowFirstColumn="0" w:lastRowLastColumn="0"/>
+              <w:rPr>
+                <w:lang w:val="en-US"/>
+              </w:rPr>
+            </w:pPr>
+            <w:r>
+              <w:rPr>
+                <w:lang w:val="en-US"/>
+              </w:rPr>
+              <w:t>0.0</w:t>
+            </w:r>
+          </w:p>
+        </w:tc>
+        <w:tc>
+          <w:tcPr>
+            <w:tcW w:w="2212" w:type="dxa"/>
+          </w:tcPr>
+          <w:p>
+            <w:pPr>
+              <w:cnfStyle w:val="000000000000" w:firstRow="0" w:lastRow="0" w:firstColumn="0" w:lastColumn="0" w:oddVBand="0" w:evenVBand="0" w:oddHBand="0" w:evenHBand="0" w:firstRowFirstColumn="0" w:firstRowLastColumn="0" w:lastRowFirstColumn="0" w:lastRowLastColumn="0"/>
+              <w:rPr>
+                <w:lang w:val="en-US"/>
+              </w:rPr>
+            </w:pPr>
+            <w:r>
+              <w:rPr>
+                <w:lang w:val="en-US"/>
+              </w:rPr>
+              <w:t>0.001</w:t>
+            </w:r>
+          </w:p>
+        </w:tc>
+      </w:tr>
+      <w:tr>
+        <w:trPr>
+          <w:cnfStyle w:val="000000100000" w:firstRow="0" w:lastRow="0" w:firstColumn="0" w:lastColumn="0" w:oddVBand="0" w:evenVBand="0" w:oddHBand="1" w:evenHBand="0" w:firstRowFirstColumn="0" w:firstRowLastColumn="0" w:lastRowFirstColumn="0" w:lastRowLastColumn="0"/>
+        </w:trPr>
+        <w:tc>
+          <w:tcPr>
+            <w:cnfStyle w:val="001000000000" w:firstRow="0" w:lastRow="0" w:firstColumn="1" w:lastColumn="0" w:oddVBand="0" w:evenVBand="0" w:oddHBand="0" w:evenHBand="0" w:firstRowFirstColumn="0" w:firstRowLastColumn="0" w:lastRowFirstColumn="0" w:lastRowLastColumn="0"/>
+            <w:tcW w:w="2382" w:type="dxa"/>
+          </w:tcPr>
+          <w:p>
+            <w:pPr>
+              <w:rPr>
+                <w:b w:val="0"/>
+                <w:bCs w:val="0"/>
+                <w:lang w:val="en-US"/>
+              </w:rPr>
+            </w:pPr>
+            <w:r>
+              <w:rPr>
+                <w:b w:val="0"/>
+                <w:bCs w:val="0"/>
+                <w:lang w:val="en-US"/>
+              </w:rPr>
+              <w:t>Epochs</w:t>
+            </w:r>
+          </w:p>
+        </w:tc>
+        <w:tc>
+          <w:tcPr>
+            <w:tcW w:w="2211" w:type="dxa"/>
+          </w:tcPr>
+          <w:p>
+            <w:pPr>
+              <w:cnfStyle w:val="000000100000" w:firstRow="0" w:lastRow="0" w:firstColumn="0" w:lastColumn="0" w:oddVBand="0" w:evenVBand="0" w:oddHBand="1" w:evenHBand="0" w:firstRowFirstColumn="0" w:firstRowLastColumn="0" w:lastRowFirstColumn="0" w:lastRowLastColumn="0"/>
+              <w:rPr>
+                <w:lang w:val="en-US"/>
+              </w:rPr>
+            </w:pPr>
+            <w:r>
+              <w:rPr>
+                <w:lang w:val="en-US"/>
+              </w:rPr>
+              <w:t>300</w:t>
+            </w:r>
+          </w:p>
+        </w:tc>
+        <w:tc>
+          <w:tcPr>
+            <w:tcW w:w="2211" w:type="dxa"/>
+          </w:tcPr>
+          <w:p>
+            <w:pPr>
+              <w:cnfStyle w:val="000000100000" w:firstRow="0" w:lastRow="0" w:firstColumn="0" w:lastColumn="0" w:oddVBand="0" w:evenVBand="0" w:oddHBand="1" w:evenHBand="0" w:firstRowFirstColumn="0" w:firstRowLastColumn="0" w:lastRowFirstColumn="0" w:lastRowLastColumn="0"/>
+              <w:rPr>
+                <w:lang w:val="en-US"/>
+              </w:rPr>
+            </w:pPr>
+            <w:r>
+              <w:rPr>
+                <w:lang w:val="en-US"/>
+              </w:rPr>
+              <w:t>500</w:t>
+            </w:r>
+          </w:p>
+        </w:tc>
+        <w:tc>
+          <w:tcPr>
+            <w:tcW w:w="2212" w:type="dxa"/>
+          </w:tcPr>
+          <w:p>
+            <w:pPr>
+              <w:cnfStyle w:val="000000100000" w:firstRow="0" w:lastRow="0" w:firstColumn="0" w:lastColumn="0" w:oddVBand="0" w:evenVBand="0" w:oddHBand="1" w:evenHBand="0" w:firstRowFirstColumn="0" w:firstRowLastColumn="0" w:lastRowFirstColumn="0" w:lastRowLastColumn="0"/>
+              <w:rPr>
+                <w:lang w:val="en-US"/>
+              </w:rPr>
+            </w:pPr>
+            <w:r>
+              <w:rPr>
+                <w:lang w:val="en-US"/>
+              </w:rPr>
+              <w:t>500</w:t>
+            </w:r>
+          </w:p>
+        </w:tc>
+      </w:tr>
+      <w:tr>
+        <w:tc>
+          <w:tcPr>
+            <w:cnfStyle w:val="001000000000" w:firstRow="0" w:lastRow="0" w:firstColumn="1" w:lastColumn="0" w:oddVBand="0" w:evenVBand="0" w:oddHBand="0" w:evenHBand="0" w:firstRowFirstColumn="0" w:firstRowLastColumn="0" w:lastRowFirstColumn="0" w:lastRowLastColumn="0"/>
+            <w:tcW w:w="2382" w:type="dxa"/>
+          </w:tcPr>
+          <w:p>
+            <w:pPr>
+              <w:rPr>
+                <w:b w:val="0"/>
+                <w:bCs w:val="0"/>
+                <w:lang w:val="en-US"/>
+              </w:rPr>
+            </w:pPr>
+            <w:r>
+              <w:rPr>
+                <w:b w:val="0"/>
+                <w:bCs w:val="0"/>
+                <w:lang w:val="en-US"/>
+              </w:rPr>
+              <w:t>Batch Size</w:t>
+            </w:r>
+          </w:p>
+        </w:tc>
+        <w:tc>
+          <w:tcPr>
+            <w:tcW w:w="2211" w:type="dxa"/>
+          </w:tcPr>
+          <w:p>
+            <w:pPr>
+              <w:cnfStyle w:val="000000000000" w:firstRow="0" w:lastRow="0" w:firstColumn="0" w:lastColumn="0" w:oddVBand="0" w:evenVBand="0" w:oddHBand="0" w:evenHBand="0" w:firstRowFirstColumn="0" w:firstRowLastColumn="0" w:lastRowFirstColumn="0" w:lastRowLastColumn="0"/>
+              <w:rPr>
+                <w:lang w:val="en-US"/>
+              </w:rPr>
+            </w:pPr>
+            <w:r>
+              <w:rPr>
+                <w:lang w:val="en-US"/>
+              </w:rPr>
+              <w:t>32</w:t>
+            </w:r>
+          </w:p>
+        </w:tc>
+        <w:tc>
+          <w:tcPr>
+            <w:tcW w:w="2211" w:type="dxa"/>
+          </w:tcPr>
+          <w:p>
+            <w:pPr>
+              <w:cnfStyle w:val="000000000000" w:firstRow="0" w:lastRow="0" w:firstColumn="0" w:lastColumn="0" w:oddVBand="0" w:evenVBand="0" w:oddHBand="0" w:evenHBand="0" w:firstRowFirstColumn="0" w:firstRowLastColumn="0" w:lastRowFirstColumn="0" w:lastRowLastColumn="0"/>
+              <w:rPr>
+                <w:lang w:val="en-US"/>
+              </w:rPr>
+            </w:pPr>
+            <w:r>
+              <w:rPr>
+                <w:lang w:val="en-US"/>
+              </w:rPr>
+              <w:t>128</w:t>
+            </w:r>
+          </w:p>
+        </w:tc>
+        <w:tc>
+          <w:tcPr>
+            <w:tcW w:w="2212" w:type="dxa"/>
+          </w:tcPr>
+          <w:p>
+            <w:pPr>
+              <w:cnfStyle w:val="000000000000" w:firstRow="0" w:lastRow="0" w:firstColumn="0" w:lastColumn="0" w:oddVBand="0" w:evenVBand="0" w:oddHBand="0" w:evenHBand="0" w:firstRowFirstColumn="0" w:firstRowLastColumn="0" w:lastRowFirstColumn="0" w:lastRowLastColumn="0"/>
+              <w:rPr>
+                <w:lang w:val="en-US"/>
+              </w:rPr>
+            </w:pPr>
+            <w:r>
+              <w:rPr>
+                <w:lang w:val="en-US"/>
+              </w:rPr>
+              <w:t>64</w:t>
+            </w:r>
+          </w:p>
+        </w:tc>
+      </w:tr>
+      <w:tr>
+        <w:trPr>
+          <w:cnfStyle w:val="000000100000" w:firstRow="0" w:lastRow="0" w:firstColumn="0" w:lastColumn="0" w:oddVBand="0" w:evenVBand="0" w:oddHBand="1" w:evenHBand="0" w:firstRowFirstColumn="0" w:firstRowLastColumn="0" w:lastRowFirstColumn="0" w:lastRowLastColumn="0"/>
+        </w:trPr>
+        <w:tc>
+          <w:tcPr>
+            <w:cnfStyle w:val="001000000000" w:firstRow="0" w:lastRow="0" w:firstColumn="1" w:lastColumn="0" w:oddVBand="0" w:evenVBand="0" w:oddHBand="0" w:evenHBand="0" w:firstRowFirstColumn="0" w:firstRowLastColumn="0" w:lastRowFirstColumn="0" w:lastRowLastColumn="0"/>
+            <w:tcW w:w="2382" w:type="dxa"/>
+          </w:tcPr>
+          <w:p>
+            <w:pPr>
+              <w:rPr>
+                <w:lang w:val="en-US"/>
+              </w:rPr>
+            </w:pPr>
+            <w:r>
+              <w:rPr>
+                <w:lang w:val="en-US"/>
+              </w:rPr>
+              <w:t>Accuracy</w:t>
+            </w:r>
+          </w:p>
+        </w:tc>
+        <w:tc>
+          <w:tcPr>
+            <w:tcW w:w="2211" w:type="dxa"/>
+          </w:tcPr>
+          <w:p>
+            <w:pPr>
+              <w:cnfStyle w:val="000000100000" w:firstRow="0" w:lastRow="0" w:firstColumn="0" w:lastColumn="0" w:oddVBand="0" w:evenVBand="0" w:oddHBand="1" w:evenHBand="0" w:firstRowFirstColumn="0" w:firstRowLastColumn="0" w:lastRowFirstColumn="0" w:lastRowLastColumn="0"/>
+              <w:rPr>
+                <w:lang w:val="en-US"/>
+              </w:rPr>
+            </w:pPr>
+            <w:r>
+              <w:rPr>
+                <w:lang w:val="en-US"/>
+              </w:rPr>
+              <w:t>0.9195</w:t>
+            </w:r>
+          </w:p>
+        </w:tc>
+        <w:tc>
+          <w:tcPr>
+            <w:tcW w:w="2211" w:type="dxa"/>
+          </w:tcPr>
+          <w:p>
+            <w:pPr>
+              <w:cnfStyle w:val="000000100000" w:firstRow="0" w:lastRow="0" w:firstColumn="0" w:lastColumn="0" w:oddVBand="0" w:evenVBand="0" w:oddHBand="1" w:evenHBand="0" w:firstRowFirstColumn="0" w:firstRowLastColumn="0" w:lastRowFirstColumn="0" w:lastRowLastColumn="0"/>
+              <w:rPr>
+                <w:lang w:val="en-US"/>
+              </w:rPr>
+            </w:pPr>
+            <w:r>
+              <w:rPr>
+                <w:lang w:val="en-US"/>
+              </w:rPr>
+              <w:t>0.92</w:t>
+            </w:r>
+            <w:r>
+              <w:rPr>
+                <w:lang w:val="en-US"/>
+              </w:rPr>
+              <w:t>43</w:t>
+            </w:r>
+          </w:p>
+        </w:tc>
+        <w:tc>
+          <w:tcPr>
+            <w:tcW w:w="2212" w:type="dxa"/>
+          </w:tcPr>
+          <w:p>
+            <w:pPr>
+              <w:cnfStyle w:val="000000100000" w:firstRow="0" w:lastRow="0" w:firstColumn="0" w:lastColumn="0" w:oddVBand="0" w:evenVBand="0" w:oddHBand="1" w:evenHBand="0" w:firstRowFirstColumn="0" w:firstRowLastColumn="0" w:lastRowFirstColumn="0" w:lastRowLastColumn="0"/>
+              <w:rPr>
+                <w:lang w:val="en-US"/>
+              </w:rPr>
+            </w:pPr>
+            <w:r>
+              <w:rPr>
+                <w:lang w:val="en-US"/>
+              </w:rPr>
+              <w:t>0.9</w:t>
+            </w:r>
+            <w:r>
+              <w:rPr>
+                <w:lang w:val="en-US"/>
+              </w:rPr>
+              <w:t>243</w:t>
+            </w:r>
+          </w:p>
+        </w:tc>
+      </w:tr>
+      <w:tr>
+        <w:tc>
+          <w:tcPr>
+            <w:cnfStyle w:val="001000000000" w:firstRow="0" w:lastRow="0" w:firstColumn="1" w:lastColumn="0" w:oddVBand="0" w:evenVBand="0" w:oddHBand="0" w:evenHBand="0" w:firstRowFirstColumn="0" w:firstRowLastColumn="0" w:lastRowFirstColumn="0" w:lastRowLastColumn="0"/>
+            <w:tcW w:w="2382" w:type="dxa"/>
+          </w:tcPr>
+          <w:p>
+            <w:pPr>
+              <w:rPr>
+                <w:lang w:val="en-US"/>
+              </w:rPr>
+            </w:pPr>
+            <w:r>
+              <w:rPr>
+                <w:lang w:val="en-US"/>
+              </w:rPr>
+              <w:t>Weighted F1 Score</w:t>
+            </w:r>
+          </w:p>
+        </w:tc>
+        <w:tc>
+          <w:tcPr>
+            <w:tcW w:w="2211" w:type="dxa"/>
+          </w:tcPr>
+          <w:p>
+            <w:pPr>
+              <w:cnfStyle w:val="000000000000" w:firstRow="0" w:lastRow="0" w:firstColumn="0" w:lastColumn="0" w:oddVBand="0" w:evenVBand="0" w:oddHBand="0" w:evenHBand="0" w:firstRowFirstColumn="0" w:firstRowLastColumn="0" w:lastRowFirstColumn="0" w:lastRowLastColumn="0"/>
+              <w:rPr>
+                <w:lang w:val="en-US"/>
+              </w:rPr>
+            </w:pPr>
+            <w:r>
+              <w:rPr>
+                <w:lang w:val="en-US"/>
+              </w:rPr>
+              <w:t>0.92</w:t>
+            </w:r>
+          </w:p>
+        </w:tc>
+        <w:tc>
+          <w:tcPr>
+            <w:tcW w:w="2211" w:type="dxa"/>
+          </w:tcPr>
+          <w:p>
+            <w:pPr>
+              <w:cnfStyle w:val="000000000000" w:firstRow="0" w:lastRow="0" w:firstColumn="0" w:lastColumn="0" w:oddVBand="0" w:evenVBand="0" w:oddHBand="0" w:evenHBand="0" w:firstRowFirstColumn="0" w:firstRowLastColumn="0" w:lastRowFirstColumn="0" w:lastRowLastColumn="0"/>
+              <w:rPr>
+                <w:lang w:val="en-US"/>
+              </w:rPr>
+            </w:pPr>
+            <w:r>
+              <w:rPr>
+                <w:lang w:val="en-US"/>
+              </w:rPr>
+              <w:t>0.9242</w:t>
+            </w:r>
+          </w:p>
+        </w:tc>
+        <w:tc>
+          <w:tcPr>
+            <w:tcW w:w="2212" w:type="dxa"/>
+          </w:tcPr>
+          <w:p>
+            <w:pPr>
+              <w:cnfStyle w:val="000000000000" w:firstRow="0" w:lastRow="0" w:firstColumn="0" w:lastColumn="0" w:oddVBand="0" w:evenVBand="0" w:oddHBand="0" w:evenHBand="0" w:firstRowFirstColumn="0" w:firstRowLastColumn="0" w:lastRowFirstColumn="0" w:lastRowLastColumn="0"/>
+              <w:rPr>
+                <w:lang w:val="en-US"/>
+              </w:rPr>
+            </w:pPr>
+            <w:r>
+              <w:rPr>
+                <w:lang w:val="en-US"/>
+              </w:rPr>
+              <w:t>0.9</w:t>
+            </w:r>
+            <w:r>
+              <w:rPr>
+                <w:lang w:val="en-US"/>
+              </w:rPr>
+              <w:t>242</w:t>
+            </w:r>
+          </w:p>
+        </w:tc>
+      </w:tr>
+    </w:tbl>
+    <w:p>
+      <w:pPr>
+        <w:jc w:val="center"/>
+        <w:rPr>
+          <w:lang w:val="en-US"/>
+        </w:rPr>
+      </w:pPr>
+      <w:r>
+        <w:rPr>
+          <w:lang w:val="en-US"/>
+        </w:rPr>
+        <w:t>[x] - Hyperparameter Comparison</w:t>
+      </w:r>
+      <w:r>
+        <w:rPr>
+          <w:lang w:val="en-US"/>
+        </w:rPr>
+        <w:t>.</w:t>
+      </w:r>
+    </w:p>
+    <w:p>
+      <w:pPr>
+        <w:jc w:val="center"/>
+        <w:rPr>
+          <w:lang w:val="en-US"/>
+        </w:rPr>
+      </w:pPr>
+      <w:r>
+        <w:rPr>
+          <w:lang w:val="en-US"/>
+        </w:rPr>
+        <w:lastRenderedPageBreak/>
+        <w:drawing>
+          <wp:inline distT="0" distB="0" distL="0" distR="0" wp14:anchorId="3C509890" wp14:editId="02BF9C99">
+            <wp:extent cx="5731510" cy="3253105"/>
+            <wp:effectExtent l="0" t="0" r="0" b="0"/>
+            <wp:docPr id="431254160" name="Picture 1" descr="A screenshot of a graph&#10;&#10;AI-generated content may be incorrect."/>
+            <wp:cNvGraphicFramePr>
+              <a:graphicFrameLocks xmlns:a="http://schemas.openxmlformats.org/drawingml/2006/main" noChangeAspect="1"/>
+            </wp:cNvGraphicFramePr>
+            <a:graphic xmlns:a="http://schemas.openxmlformats.org/drawingml/2006/main">
+              <a:graphicData uri="http://schemas.openxmlformats.org/drawingml/2006/picture">
+                <pic:pic xmlns:pic="http://schemas.openxmlformats.org/drawingml/2006/picture">
+                  <pic:nvPicPr>
+                    <pic:cNvPr id="431254160" name="Picture 1" descr="A screenshot of a graph&#10;&#10;AI-generated content may be incorrect."/>
+                    <pic:cNvPicPr/>
+                  </pic:nvPicPr>
+                  <pic:blipFill>
+                    <a:blip r:embed="rId4"/>
+                    <a:stretch>
+                      <a:fillRect/>
+                    </a:stretch>
+                  </pic:blipFill>
+                  <pic:spPr>
+                    <a:xfrm>
+                      <a:off x="0" y="0"/>
+                      <a:ext cx="5731510" cy="3253105"/>
+                    </a:xfrm>
+                    <a:prstGeom prst="rect">
+                      <a:avLst/>
+                    </a:prstGeom>
+                  </pic:spPr>
+                </pic:pic>
+              </a:graphicData>
+            </a:graphic>
+          </wp:inline>
+        </w:drawing>
+      </w:r>
+    </w:p>
+    <w:p>
+      <w:pPr>
+        <w:jc w:val="center"/>
+        <w:rPr>
+          <w:lang w:val="en-US"/>
+        </w:rPr>
+      </w:pPr>
+      <w:r>
+        <w:rPr>
+          <w:lang w:val="en-US"/>
+        </w:rPr>
+        <w:t xml:space="preserve">[x] </w:t>
+      </w:r>
+      <w:r>
+        <w:rPr>
+          <w:lang w:val="en-US"/>
+        </w:rPr>
+        <w:t>–</w:t>
+      </w:r>
+      <w:r>
+        <w:rPr>
+          <w:lang w:val="en-US"/>
+        </w:rPr>
+        <w:t xml:space="preserve"> </w:t>
+      </w:r>
+      <w:r>
+        <w:rPr>
+          <w:lang w:val="en-US"/>
+        </w:rPr>
+        <w:t>Training Curves, Validation Accuracy</w:t>
+      </w:r>
+    </w:p>
+    <w:p>
+      <w:pPr>
+        <w:rPr>
+          <w:lang w:val="en-US"/>
+        </w:rPr>
+      </w:pPr>
+      <w:r>
+        <w:rPr>
+          <w:lang w:val="en-US"/>
+        </w:rPr>
+        <w:drawing>
+          <wp:inline distT="0" distB="0" distL="0" distR="0" wp14:anchorId="13F80CA0" wp14:editId="4DDF70B1">
+            <wp:extent cx="5731510" cy="2135505"/>
+            <wp:effectExtent l="0" t="0" r="0" b="0"/>
+            <wp:docPr id="685789641" name="Picture 1" descr="A comparison of a diagram&#10;&#10;AI-generated content may be incorrect."/>
+            <wp:cNvGraphicFramePr>
+              <a:graphicFrameLocks xmlns:a="http://schemas.openxmlformats.org/drawingml/2006/main" noChangeAspect="1"/>
+            </wp:cNvGraphicFramePr>
+            <a:graphic xmlns:a="http://schemas.openxmlformats.org/drawingml/2006/main">
+              <a:graphicData uri="http://schemas.openxmlformats.org/drawingml/2006/picture">
+                <pic:pic xmlns:pic="http://schemas.openxmlformats.org/drawingml/2006/picture">
+                  <pic:nvPicPr>
+                    <pic:cNvPr id="685789641" name="Picture 1" descr="A comparison of a diagram&#10;&#10;AI-generated content may be incorrect."/>
+                    <pic:cNvPicPr/>
+                  </pic:nvPicPr>
+                  <pic:blipFill>
+                    <a:blip r:embed="rId5"/>
+                    <a:stretch>
+                      <a:fillRect/>
+                    </a:stretch>
+                  </pic:blipFill>
+                  <pic:spPr>
+                    <a:xfrm>
+                      <a:off x="0" y="0"/>
+                      <a:ext cx="5731510" cy="2135505"/>
+                    </a:xfrm>
+                    <a:prstGeom prst="rect">
+                      <a:avLst/>
+                    </a:prstGeom>
+                  </pic:spPr>
+                </pic:pic>
+              </a:graphicData>
+            </a:graphic>
+          </wp:inline>
+        </w:drawing>
+      </w:r>
+    </w:p>
+    <w:p>
+      <w:pPr>
+        <w:rPr>
+          <w:lang w:val="en-US"/>
+        </w:rPr>
+      </w:pPr>
+    </w:p>
+    <w:p>
+      <w:pPr>
+        <w:rPr>
+          <w:lang w:val="en-US"/>
+        </w:rPr>
+      </w:pPr>
+    </w:p>
+    <w:p>
+      <w:pPr>
+        <w:jc w:val="both"/>
+        <w:rPr>
+          <w:color w:val="EE0000"/>
+          <w:lang w:val="en-US"/>
+        </w:rPr>
+      </w:pPr>
+      <w:r>
+        <w:rPr>
+          <w:lang w:val="en-US"/>
+        </w:rPr>
+        <w:drawing>
+          <wp:anchor distT="0" distB="0" distL="114300" distR="114300" simplePos="0" relativeHeight="251659264" behindDoc="0" locked="0" layoutInCell="1" allowOverlap="1" wp14:anchorId="4D04C47F" wp14:editId="4AF31261">
+            <wp:simplePos x="0" y="0"/>
+            <wp:positionH relativeFrom="column">
+              <wp:posOffset>0</wp:posOffset>
+            </wp:positionH>
+            <wp:positionV relativeFrom="paragraph">
+              <wp:posOffset>320675</wp:posOffset>
+            </wp:positionV>
+            <wp:extent cx="5731510" cy="1880235"/>
+            <wp:effectExtent l="0" t="0" r="0" b="0"/>
+            <wp:wrapSquare wrapText="bothSides"/>
+            <wp:docPr id="792801175" name="Picture 1" descr="A graph of loss and loss of value&#10;&#10;AI-generated content may be incorrect."/>
+            <wp:cNvGraphicFramePr>
+              <a:graphicFrameLocks xmlns:a="http://schemas.openxmlformats.org/drawingml/2006/main" noChangeAspect="1"/>
+            </wp:cNvGraphicFramePr>
+            <a:graphic xmlns:a="http://schemas.openxmlformats.org/drawingml/2006/main">
+              <a:graphicData uri="http://schemas.openxmlformats.org/drawingml/2006/picture">
+                <pic:pic xmlns:pic="http://schemas.openxmlformats.org/drawingml/2006/picture">
+                  <pic:nvPicPr>
+                    <pic:cNvPr id="792801175" name="Picture 1" descr="A graph of loss and loss of value&#10;&#10;AI-generated content may be incorrect."/>
+                    <pic:cNvPicPr/>
+                  </pic:nvPicPr>
+                  <pic:blipFill>
+                    <a:blip r:embed="rId6">
+                      <a:extLst>
+                        <a:ext uri="{28A0092B-C50C-407E-A947-70E740481C1C}">
+                          <a14:useLocalDpi xmlns:a14="http://schemas.microsoft.com/office/drawing/2010/main" val="0"/>
+                        </a:ext>
+                      </a:extLst>
+                    </a:blip>
+                    <a:stretch>
+                      <a:fillRect/>
+                    </a:stretch>
+                  </pic:blipFill>
+                  <pic:spPr>
+                    <a:xfrm>
+                      <a:off x="0" y="0"/>
+                      <a:ext cx="5731510" cy="1880235"/>
+                    </a:xfrm>
+                    <a:prstGeom prst="rect">
+                      <a:avLst/>
+                    </a:prstGeom>
+                  </pic:spPr>
+                </pic:pic>
+              </a:graphicData>
+            </a:graphic>
+            <wp14:sizeRelH relativeFrom="page">
+              <wp14:pctWidth>0</wp14:pctWidth>
+            </wp14:sizeRelH>
+            <wp14:sizeRelV relativeFrom="page">
+              <wp14:pctHeight>0</wp14:pctHeight>
+            </wp14:sizeRelV>
+          </wp:anchor>
+        </w:drawing>
+      </w:r>
+    </w:p>
+    <w:p>
+      <w:pPr>
+        <w:jc w:val="center"/>
+        <w:rPr>
+          <w:lang w:val="en-US"/>
+        </w:rPr>
+      </w:pPr>
+      <w:r>
+        <w:rPr>
+          <w:lang w:val="en-US"/>
+        </w:rPr>
+        <w:lastRenderedPageBreak/>
+        <w:t>[x] – Training Curve and Validation Accuracy for the Baseline</w:t>
+      </w:r>
+    </w:p>
+    <w:p>
+      <w:pPr>
+        <w:rPr>
+          <w:lang w:val="en-US"/>
+        </w:rPr>
+      </w:pPr>
+    </w:p>
+    <w:p>
+      <w:pPr>
+        <w:jc w:val="both"/>
+        <w:rPr>
+          <w:lang w:val="en-US"/>
+        </w:rPr>
+      </w:pPr>
+      <w:r>
+        <w:rPr>
+          <w:color w:val="EE0000"/>
+          <w:lang w:val="en-US"/>
+        </w:rPr>
+        <w:t>Notably here</w:t>
+      </w:r>
+    </w:p>
+    <w:p>
+      <w:pPr>
+        <w:rPr>
+          <w:lang w:val="en-US"/>
+        </w:rPr>
+      </w:pPr>
+    </w:p>
+    <w:p>
+      <w:pPr>
+        <w:rPr>
+          <w:lang w:val="en-US"/>
+        </w:rPr>
+      </w:pPr>
+      <w:r>
+        <w:rPr>
+          <w:lang w:val="en-US"/>
+        </w:rPr>
+        <w:t>Training times</w:t>
+      </w:r>
+    </w:p>
+    <w:p>
+      <w:pPr>
+        <w:jc w:val="center"/>
+        <w:rPr>
+          <w:lang w:val="en-US"/>
+        </w:rPr>
+      </w:pPr>
+      <w:r>
+        <w:rPr>
+          <w:lang w:val="en-US"/>
+        </w:rPr>
+        <w:drawing>
+          <wp:inline distT="0" distB="0" distL="0" distR="0" wp14:anchorId="213EFBE4" wp14:editId="6574D2CD">
+            <wp:extent cx="5731510" cy="3554730"/>
+            <wp:effectExtent l="0" t="0" r="0" b="1270"/>
+            <wp:docPr id="173736710" name="Picture 1" descr="A graph of a graph showing a number of different levels&#10;&#10;AI-generated content may be incorrect."/>
+            <wp:cNvGraphicFramePr>
+              <a:graphicFrameLocks xmlns:a="http://schemas.openxmlformats.org/drawingml/2006/main" noChangeAspect="1"/>
+            </wp:cNvGraphicFramePr>
+            <a:graphic xmlns:a="http://schemas.openxmlformats.org/drawingml/2006/main">
+              <a:graphicData uri="http://schemas.openxmlformats.org/drawingml/2006/picture">
+                <pic:pic xmlns:pic="http://schemas.openxmlformats.org/drawingml/2006/picture">
+                  <pic:nvPicPr>
+                    <pic:cNvPr id="173736710" name="Picture 1" descr="A graph of a graph showing a number of different levels&#10;&#10;AI-generated content may be incorrect."/>
+                    <pic:cNvPicPr/>
+                  </pic:nvPicPr>
+                  <pic:blipFill>
+                    <a:blip r:embed="rId7"/>
+                    <a:stretch>
+                      <a:fillRect/>
+                    </a:stretch>
+                  </pic:blipFill>
+                  <pic:spPr>
+                    <a:xfrm>
+                      <a:off x="0" y="0"/>
+                      <a:ext cx="5731510" cy="3554730"/>
+                    </a:xfrm>
+                    <a:prstGeom prst="rect">
+                      <a:avLst/>
+                    </a:prstGeom>
+                  </pic:spPr>
+                </pic:pic>
+              </a:graphicData>
+            </a:graphic>
+          </wp:inline>
+        </w:drawing>
+      </w:r>
+    </w:p>
+    <w:p>
+      <w:pPr>
+        <w:jc w:val="center"/>
+        <w:rPr>
+          <w:lang w:val="en-US"/>
+        </w:rPr>
+      </w:pPr>
+      <w:r>
+        <w:rPr>
+          <w:lang w:val="en-US"/>
+        </w:rPr>
+        <w:t>Fig [x] – Comparison of Training Times</w:t>
+      </w:r>
+      <w:r>
+        <w:rPr>
+          <w:lang w:val="en-US"/>
+        </w:rPr>
+        <w:t>.</w:t>
+      </w:r>
+    </w:p>
+    <w:p>
+      <w:pPr>
+        <w:rPr>
+          <w:lang w:val="en-US"/>
+        </w:rPr>
+      </w:pPr>
+      <w:r>
+        <w:rPr>
+          <w:lang w:val="en-US"/>
+        </w:rPr>
+        <w:t>Despite similar performance – it should be noted that the 2-Layer MLP takes less time ….</w:t>
+      </w:r>
+    </w:p>
+    <w:p>
+      <w:pPr>
+        <w:rPr>
+          <w:lang w:val="en-US"/>
+        </w:rPr>
+      </w:pPr>
+    </w:p>
+    <w:p>
+      <w:pPr>
+        <w:rPr>
+          <w:b/>
+          <w:bCs/>
+          <w:lang w:val="en-US"/>
+        </w:rPr>
+      </w:pPr>
+      <w:r>
+        <w:rPr>
+          <w:b/>
+          <w:bCs/>
+          <w:lang w:val="en-US"/>
+        </w:rPr>
+        <w:lastRenderedPageBreak/>
+        <w:drawing>
+          <wp:inline distT="0" distB="0" distL="0" distR="0" wp14:anchorId="0F031B3C" wp14:editId="1E2209E1">
+            <wp:extent cx="5731510" cy="2836545"/>
+            <wp:effectExtent l="0" t="0" r="0" b="0"/>
+            <wp:docPr id="1054854536" name="Picture 1" descr="A graph of blue and orange bars&#10;&#10;AI-generated content may be incorrect."/>
+            <wp:cNvGraphicFramePr>
+              <a:graphicFrameLocks xmlns:a="http://schemas.openxmlformats.org/drawingml/2006/main" noChangeAspect="1"/>
+            </wp:cNvGraphicFramePr>
+            <a:graphic xmlns:a="http://schemas.openxmlformats.org/drawingml/2006/main">
+              <a:graphicData uri="http://schemas.openxmlformats.org/drawingml/2006/picture">
+                <pic:pic xmlns:pic="http://schemas.openxmlformats.org/drawingml/2006/picture">
+                  <pic:nvPicPr>
+                    <pic:cNvPr id="1054854536" name="Picture 1" descr="A graph of blue and orange bars&#10;&#10;AI-generated content may be incorrect."/>
+                    <pic:cNvPicPr/>
+                  </pic:nvPicPr>
+                  <pic:blipFill>
+                    <a:blip r:embed="rId8"/>
+                    <a:stretch>
+                      <a:fillRect/>
+                    </a:stretch>
+                  </pic:blipFill>
+                  <pic:spPr>
+                    <a:xfrm>
+                      <a:off x="0" y="0"/>
+                      <a:ext cx="5731510" cy="2836545"/>
+                    </a:xfrm>
+                    <a:prstGeom prst="rect">
+                      <a:avLst/>
+                    </a:prstGeom>
+                  </pic:spPr>
+                </pic:pic>
+              </a:graphicData>
+            </a:graphic>
+          </wp:inline>
+        </w:drawing>
+      </w:r>
+    </w:p>
+    <w:p>
+      <w:pPr>
+        <w:jc w:val="center"/>
+        <w:rPr>
+          <w:b/>
+          <w:bCs/>
+          <w:lang w:val="en-US"/>
+        </w:rPr>
+      </w:pPr>
+      <w:r>
+        <w:rPr>
+          <w:lang w:val="en-US"/>
+        </w:rPr>
+        <w:t>Fig [x] –</w:t>
+      </w:r>
+    </w:p>
+    <w:p>
+      <w:pPr>
+        <w:rPr>
+          <w:b/>
+          <w:bCs/>
+          <w:lang w:val="en-US"/>
+        </w:rPr>
+      </w:pPr>
+    </w:p>
+    <w:p>
+      <w:pPr>
+        <w:rPr>
+          <w:b/>
+          <w:bCs/>
+          <w:lang w:val="en-US"/>
+        </w:rPr>
+      </w:pPr>
+      <w:r>
+        <w:rPr>
+          <w:b/>
+          <w:bCs/>
+          <w:lang w:val="en-US"/>
+        </w:rPr>
         <w:t>Lessons Learned and Future Work</w:t>
+      </w:r>
+    </w:p>
+    <w:p>
+      <w:pPr>
+        <w:rPr>
+          <w:b/>
+          <w:bCs/>
+          <w:lang w:val="en-US"/>
+        </w:rPr>
+      </w:pPr>
+    </w:p>
+    <w:p>
+      <w:pPr>
+        <w:rPr>
+          <w:b/>
+          <w:bCs/>
+          <w:lang w:val="en-US"/>
+        </w:rPr>
+      </w:pPr>
+      <w:r>
+        <w:rPr>
+          <w:b/>
+          <w:bCs/>
+          <w:lang w:val="en-US"/>
+        </w:rPr>
+        <w:t>References</w:t>
+      </w:r>
+    </w:p>
+    <w:p>
+      <w:pPr>
+        <w:rPr>
+          <w:lang w:val="en-US"/>
+        </w:rPr>
+      </w:pPr>
+      <w:r>
+        <w:rPr>
+          <w:lang w:val="en-US"/>
+        </w:rPr>
+        <w:t>https://www.jmlr.org/papers/volume13/bergstra12a/bergstra12a.pdf</w:t>
       </w:r>
     </w:p>
     <w:sectPr>
@@ -1587,6 +3847,107 @@
       <w:spacing w:val="5"/>
     </w:rPr>
   </w:style>
+  <w:style w:type="table" w:styleId="TableGrid">
+    <w:name w:val="Table Grid"/>
+    <w:basedOn w:val="TableNormal"/>
+    <w:uiPriority w:val="39"/>
+    <w:rsid w:val="008C7B33"/>
+    <w:pPr>
+      <w:spacing w:after="0" w:line="240" w:lineRule="auto"/>
+    </w:pPr>
+    <w:tblPr>
+      <w:tblBorders>
+        <w:top w:val="single" w:sz="4" w:space="0" w:color="auto"/>
+        <w:left w:val="single" w:sz="4" w:space="0" w:color="auto"/>
+        <w:bottom w:val="single" w:sz="4" w:space="0" w:color="auto"/>
+        <w:right w:val="single" w:sz="4" w:space="0" w:color="auto"/>
+        <w:insideH w:val="single" w:sz="4" w:space="0" w:color="auto"/>
+        <w:insideV w:val="single" w:sz="4" w:space="0" w:color="auto"/>
+      </w:tblBorders>
+    </w:tblPr>
+  </w:style>
+  <w:style w:type="table" w:styleId="TableGridLight">
+    <w:name w:val="Grid Table Light"/>
+    <w:basedOn w:val="TableNormal"/>
+    <w:uiPriority w:val="40"/>
+    <w:rsid w:val="008C7B33"/>
+    <w:pPr>
+      <w:spacing w:after="0" w:line="240" w:lineRule="auto"/>
+    </w:pPr>
+    <w:tblPr>
+      <w:tblBorders>
+        <w:top w:val="single" w:sz="4" w:space="0" w:color="BFBFBF" w:themeColor="background1" w:themeShade="BF"/>
+        <w:left w:val="single" w:sz="4" w:space="0" w:color="BFBFBF" w:themeColor="background1" w:themeShade="BF"/>
+        <w:bottom w:val="single" w:sz="4" w:space="0" w:color="BFBFBF" w:themeColor="background1" w:themeShade="BF"/>
+        <w:right w:val="single" w:sz="4" w:space="0" w:color="BFBFBF" w:themeColor="background1" w:themeShade="BF"/>
+        <w:insideH w:val="single" w:sz="4" w:space="0" w:color="BFBFBF" w:themeColor="background1" w:themeShade="BF"/>
+        <w:insideV w:val="single" w:sz="4" w:space="0" w:color="BFBFBF" w:themeColor="background1" w:themeShade="BF"/>
+      </w:tblBorders>
+    </w:tblPr>
+  </w:style>
+  <w:style w:type="table" w:styleId="PlainTable1">
+    <w:name w:val="Plain Table 1"/>
+    <w:basedOn w:val="TableNormal"/>
+    <w:uiPriority w:val="41"/>
+    <w:rsid w:val="008C7B33"/>
+    <w:pPr>
+      <w:spacing w:after="0" w:line="240" w:lineRule="auto"/>
+    </w:pPr>
+    <w:tblPr>
+      <w:tblStyleRowBandSize w:val="1"/>
+      <w:tblStyleColBandSize w:val="1"/>
+      <w:tblBorders>
+        <w:top w:val="single" w:sz="4" w:space="0" w:color="BFBFBF" w:themeColor="background1" w:themeShade="BF"/>
+        <w:left w:val="single" w:sz="4" w:space="0" w:color="BFBFBF" w:themeColor="background1" w:themeShade="BF"/>
+        <w:bottom w:val="single" w:sz="4" w:space="0" w:color="BFBFBF" w:themeColor="background1" w:themeShade="BF"/>
+        <w:right w:val="single" w:sz="4" w:space="0" w:color="BFBFBF" w:themeColor="background1" w:themeShade="BF"/>
+        <w:insideH w:val="single" w:sz="4" w:space="0" w:color="BFBFBF" w:themeColor="background1" w:themeShade="BF"/>
+        <w:insideV w:val="single" w:sz="4" w:space="0" w:color="BFBFBF" w:themeColor="background1" w:themeShade="BF"/>
+      </w:tblBorders>
+    </w:tblPr>
+    <w:tblStylePr w:type="firstRow">
+      <w:rPr>
+        <w:b/>
+        <w:bCs/>
+      </w:rPr>
+    </w:tblStylePr>
+    <w:tblStylePr w:type="lastRow">
+      <w:rPr>
+        <w:b/>
+        <w:bCs/>
+      </w:rPr>
+      <w:tblPr/>
+      <w:tcPr>
+        <w:tcBorders>
+          <w:top w:val="double" w:sz="4" w:space="0" w:color="BFBFBF" w:themeColor="background1" w:themeShade="BF"/>
+        </w:tcBorders>
+      </w:tcPr>
+    </w:tblStylePr>
+    <w:tblStylePr w:type="firstCol">
+      <w:rPr>
+        <w:b/>
+        <w:bCs/>
+      </w:rPr>
+    </w:tblStylePr>
+    <w:tblStylePr w:type="lastCol">
+      <w:rPr>
+        <w:b/>
+        <w:bCs/>
+      </w:rPr>
+    </w:tblStylePr>
+    <w:tblStylePr w:type="band1Vert">
+      <w:tblPr/>
+      <w:tcPr>
+        <w:shd w:val="clear" w:color="auto" w:fill="F2F2F2" w:themeFill="background1" w:themeFillShade="F2"/>
+      </w:tcPr>
+    </w:tblStylePr>
+    <w:tblStylePr w:type="band1Horz">
+      <w:tblPr/>
+      <w:tcPr>
+        <w:shd w:val="clear" w:color="auto" w:fill="F2F2F2" w:themeFill="background1" w:themeFillShade="F2"/>
+      </w:tcPr>
+    </w:tblStylePr>
+  </w:style>
 </w:styles>
 </file>
 

--- a/MLP_v_SVM_Classifier.docx
+++ b/MLP_v_SVM_Classifier.docx
@@ -6,15 +6,21 @@
       <w:pPr>
         <w:jc w:val="center"/>
         <w:rPr>
+          <w:rFonts w:ascii="Arial" w:hAnsi="Arial" w:cs="Arial"/>
           <w:b/>
           <w:bCs/>
+          <w:sz w:val="22"/>
+          <w:szCs w:val="22"/>
           <w:lang w:val="en-US"/>
         </w:rPr>
       </w:pPr>
       <w:r>
         <w:rPr>
+          <w:rFonts w:ascii="Arial" w:hAnsi="Arial" w:cs="Arial"/>
           <w:b/>
           <w:bCs/>
+          <w:sz w:val="22"/>
+          <w:szCs w:val="22"/>
           <w:lang w:val="en-US"/>
         </w:rPr>
         <w:t>Neural Computing – Comparative Analysis of MLP and SVM methods for Multiclass Classification</w:t>
@@ -23,206 +29,603 @@
     <w:p>
       <w:pPr>
         <w:rPr>
+          <w:rFonts w:ascii="Arial" w:hAnsi="Arial" w:cs="Arial"/>
+          <w:sz w:val="22"/>
+          <w:szCs w:val="22"/>
           <w:lang w:val="en-US"/>
         </w:rPr>
       </w:pPr>
       <w:r>
         <w:rPr>
+          <w:rFonts w:ascii="Arial" w:hAnsi="Arial" w:cs="Arial"/>
           <w:b/>
           <w:bCs/>
+          <w:sz w:val="22"/>
+          <w:szCs w:val="22"/>
           <w:lang w:val="en-US"/>
         </w:rPr>
         <w:t>Problem Statement</w:t>
+      </w:r>
+    </w:p>
+    <w:p>
+      <w:pPr>
+        <w:spacing w:after="0"/>
+        <w:jc w:val="both"/>
+        <w:rPr>
+          <w:rFonts w:ascii="Arial" w:hAnsi="Arial" w:cs="Arial"/>
+          <w:sz w:val="22"/>
+          <w:szCs w:val="22"/>
+          <w:lang w:val="en-US"/>
+        </w:rPr>
+      </w:pPr>
+      <w:r>
+        <w:rPr>
+          <w:rFonts w:ascii="Arial" w:hAnsi="Arial" w:cs="Arial"/>
+          <w:sz w:val="22"/>
+          <w:szCs w:val="22"/>
+          <w:lang w:val="en-US"/>
+        </w:rPr>
+        <w:t xml:space="preserve">Evaluate implementations of two supervised machine </w:t>
+      </w:r>
+      <w:r>
+        <w:rPr>
+          <w:rFonts w:ascii="Arial" w:hAnsi="Arial" w:cs="Arial"/>
+          <w:sz w:val="22"/>
+          <w:szCs w:val="22"/>
+          <w:lang w:val="en-US"/>
+        </w:rPr>
+        <w:t>learning</w:t>
+      </w:r>
+      <w:r>
+        <w:rPr>
+          <w:rFonts w:ascii="Arial" w:hAnsi="Arial" w:cs="Arial"/>
+          <w:sz w:val="22"/>
+          <w:szCs w:val="22"/>
+          <w:lang w:val="en-US"/>
+        </w:rPr>
+        <w:t xml:space="preserve"> algorithms, namely a Multi-Layer Perceptron (MLP) and a Support Vector Machine (SVM) for multiclass classification using the UCI ML Dry Bean Dataset – where 16 features are used to </w:t>
+      </w:r>
+      <w:r>
+        <w:rPr>
+          <w:rFonts w:ascii="Arial" w:hAnsi="Arial" w:cs="Arial"/>
+          <w:sz w:val="22"/>
+          <w:szCs w:val="22"/>
+          <w:lang w:val="en-US"/>
+        </w:rPr>
+        <w:t>classify 7 unique classes of Dry Beans.</w:t>
+      </w:r>
+    </w:p>
+    <w:p>
+      <w:pPr>
+        <w:spacing w:after="0"/>
+        <w:jc w:val="both"/>
+        <w:rPr>
+          <w:rFonts w:ascii="Arial" w:hAnsi="Arial" w:cs="Arial"/>
+          <w:sz w:val="22"/>
+          <w:szCs w:val="22"/>
+          <w:lang w:val="en-US"/>
+        </w:rPr>
+      </w:pPr>
+    </w:p>
+    <w:p>
+      <w:pPr>
+        <w:rPr>
+          <w:rFonts w:ascii="Arial" w:hAnsi="Arial" w:cs="Arial"/>
+          <w:b/>
+          <w:bCs/>
+          <w:sz w:val="22"/>
+          <w:szCs w:val="22"/>
+          <w:lang w:val="en-US"/>
+        </w:rPr>
+      </w:pPr>
+      <w:r>
+        <w:rPr>
+          <w:rFonts w:ascii="Arial" w:hAnsi="Arial" w:cs="Arial"/>
+          <w:b/>
+          <w:bCs/>
+          <w:sz w:val="22"/>
+          <w:szCs w:val="22"/>
+          <w:lang w:val="en-US"/>
+        </w:rPr>
+        <w:t>Method Evaluation and Hypothesis – MLP vs SVM</w:t>
       </w:r>
     </w:p>
     <w:p>
       <w:pPr>
         <w:jc w:val="both"/>
         <w:rPr>
+          <w:rFonts w:ascii="Arial" w:hAnsi="Arial" w:cs="Arial"/>
+          <w:color w:val="000000" w:themeColor="text1"/>
+          <w:sz w:val="22"/>
+          <w:szCs w:val="22"/>
           <w:lang w:val="en-US"/>
         </w:rPr>
       </w:pPr>
       <w:r>
         <w:rPr>
-          <w:lang w:val="en-US"/>
-        </w:rPr>
-        <w:t xml:space="preserve">Evaluate implementations of two supervised machine </w:t>
-      </w:r>
-      <w:r>
-        <w:rPr>
-          <w:lang w:val="en-US"/>
-        </w:rPr>
-        <w:t>learning</w:t>
-      </w:r>
-      <w:r>
-        <w:rPr>
-          <w:lang w:val="en-US"/>
-        </w:rPr>
-        <w:t xml:space="preserve"> algorithms, namely a Multi-Layer Perceptron (MLP) and a Support Vector Machine (SVM) for multiclass classification using the UCI ML Dry Bean Dataset – where 16 features are used to </w:t>
-      </w:r>
-      <w:r>
-        <w:rPr>
-          <w:lang w:val="en-US"/>
-        </w:rPr>
-        <w:t>classify 7 unique classes of Dry Beans.</w:t>
+          <w:rFonts w:ascii="Arial" w:hAnsi="Arial" w:cs="Arial"/>
+          <w:color w:val="000000" w:themeColor="text1"/>
+          <w:sz w:val="22"/>
+          <w:szCs w:val="22"/>
+          <w:lang w:val="en-US"/>
+        </w:rPr>
+        <w:t xml:space="preserve">Multi-Layer Perceptron’s are a type of </w:t>
+      </w:r>
+      <w:r>
+        <w:rPr>
+          <w:rFonts w:ascii="Arial" w:hAnsi="Arial" w:cs="Arial"/>
+          <w:color w:val="000000" w:themeColor="text1"/>
+          <w:sz w:val="22"/>
+          <w:szCs w:val="22"/>
+          <w:lang w:val="en-US"/>
+        </w:rPr>
+        <w:t>feedforward neural network</w:t>
+      </w:r>
+      <w:r>
+        <w:rPr>
+          <w:rFonts w:ascii="Arial" w:hAnsi="Arial" w:cs="Arial"/>
+          <w:color w:val="000000" w:themeColor="text1"/>
+          <w:sz w:val="22"/>
+          <w:szCs w:val="22"/>
+          <w:lang w:val="en-US"/>
+        </w:rPr>
+        <w:t xml:space="preserve"> that can be applied to a </w:t>
+      </w:r>
+      <w:r>
+        <w:rPr>
+          <w:rFonts w:ascii="Arial" w:hAnsi="Arial" w:cs="Arial"/>
+          <w:color w:val="000000" w:themeColor="text1"/>
+          <w:sz w:val="22"/>
+          <w:szCs w:val="22"/>
+          <w:lang w:val="en-US"/>
+        </w:rPr>
+        <w:t xml:space="preserve">multiclass classification task. They </w:t>
+      </w:r>
+      <w:r>
+        <w:rPr>
+          <w:rFonts w:ascii="Arial" w:hAnsi="Arial" w:cs="Arial"/>
+          <w:color w:val="000000" w:themeColor="text1"/>
+          <w:sz w:val="22"/>
+          <w:szCs w:val="22"/>
+          <w:lang w:val="en-US"/>
+        </w:rPr>
+        <w:t xml:space="preserve">consist of artificial neurons that are hierarchically connected to each other and capable of </w:t>
+      </w:r>
+      <w:r>
+        <w:rPr>
+          <w:rFonts w:ascii="Arial" w:hAnsi="Arial" w:cs="Arial"/>
+          <w:color w:val="000000" w:themeColor="text1"/>
+          <w:sz w:val="22"/>
+          <w:szCs w:val="22"/>
+          <w:lang w:val="en-US"/>
+        </w:rPr>
+        <w:t>working in parallel through learned weighted connections</w:t>
+      </w:r>
+      <w:r>
+        <w:rPr>
+          <w:rFonts w:ascii="Arial" w:hAnsi="Arial" w:cs="Arial"/>
+          <w:color w:val="000000" w:themeColor="text1"/>
+          <w:sz w:val="22"/>
+          <w:szCs w:val="22"/>
+          <w:lang w:val="en-US"/>
+        </w:rPr>
+        <w:t xml:space="preserve"> </w:t>
+      </w:r>
+      <w:r>
+        <w:rPr>
+          <w:rFonts w:ascii="Arial" w:hAnsi="Arial" w:cs="Arial"/>
+          <w:color w:val="EE0000"/>
+          <w:sz w:val="22"/>
+          <w:szCs w:val="22"/>
+          <w:lang w:val="en-US"/>
+        </w:rPr>
+        <w:t>(REF)</w:t>
+      </w:r>
+      <w:r>
+        <w:rPr>
+          <w:rFonts w:ascii="Arial" w:hAnsi="Arial" w:cs="Arial"/>
+          <w:color w:val="EE0000"/>
+          <w:sz w:val="22"/>
+          <w:szCs w:val="22"/>
+          <w:lang w:val="en-US"/>
+        </w:rPr>
+        <w:t xml:space="preserve">. </w:t>
       </w:r>
     </w:p>
     <w:p>
       <w:pPr>
-        <w:rPr>
-          <w:b/>
-          <w:bCs/>
+        <w:jc w:val="both"/>
+        <w:rPr>
+          <w:rFonts w:ascii="Arial" w:hAnsi="Arial" w:cs="Arial"/>
+          <w:color w:val="000000" w:themeColor="text1"/>
+          <w:sz w:val="22"/>
+          <w:szCs w:val="22"/>
           <w:lang w:val="en-US"/>
         </w:rPr>
       </w:pPr>
       <w:r>
         <w:rPr>
-          <w:b/>
-          <w:bCs/>
-          <w:lang w:val="en-US"/>
-        </w:rPr>
-        <w:t xml:space="preserve">Method Evaluation and Hypothesis </w:t>
-      </w:r>
-      <w:r>
-        <w:rPr>
-          <w:b/>
-          <w:bCs/>
-          <w:lang w:val="en-US"/>
-        </w:rPr>
-        <w:t>– MLP vs SVM</w:t>
+          <w:rFonts w:ascii="Arial" w:hAnsi="Arial" w:cs="Arial"/>
+          <w:color w:val="000000" w:themeColor="text1"/>
+          <w:sz w:val="22"/>
+          <w:szCs w:val="22"/>
+          <w:lang w:val="en-US"/>
+        </w:rPr>
+        <w:t>Support Vector Machines</w:t>
+      </w:r>
+      <w:r>
+        <w:rPr>
+          <w:rFonts w:ascii="Arial" w:hAnsi="Arial" w:cs="Arial"/>
+          <w:color w:val="000000" w:themeColor="text1"/>
+          <w:sz w:val="22"/>
+          <w:szCs w:val="22"/>
+          <w:lang w:val="en-US"/>
+        </w:rPr>
+        <w:t xml:space="preserve"> are a supervised learning method that identifies the optimal hyperplane with the maximum margin. By using a kernel function, the SVM handles data that is not linearly separable by using the RBF kernel to transform data into higher dimensional space where a clear boundary can be found – without the computational cost of explicitly calculating the transformation.</w:t>
+      </w:r>
+      <w:r>
+        <w:rPr>
+          <w:rFonts w:ascii="Arial" w:hAnsi="Arial" w:cs="Arial"/>
+          <w:color w:val="000000" w:themeColor="text1"/>
+          <w:sz w:val="22"/>
+          <w:szCs w:val="22"/>
+          <w:lang w:val="en-US"/>
+        </w:rPr>
+        <w:t xml:space="preserve"> </w:t>
+      </w:r>
+      <w:r>
+        <w:rPr>
+          <w:rFonts w:ascii="Arial" w:hAnsi="Arial" w:cs="Arial"/>
+          <w:color w:val="EE0000"/>
+          <w:sz w:val="22"/>
+          <w:szCs w:val="22"/>
+          <w:lang w:val="en-US"/>
+        </w:rPr>
+        <w:t>(REF</w:t>
+      </w:r>
+      <w:r>
+        <w:rPr>
+          <w:rFonts w:ascii="Arial" w:hAnsi="Arial" w:cs="Arial"/>
+          <w:color w:val="EE0000"/>
+          <w:sz w:val="22"/>
+          <w:szCs w:val="22"/>
+          <w:lang w:val="en-US"/>
+        </w:rPr>
+        <w:t xml:space="preserve"> </w:t>
+      </w:r>
+      <w:proofErr w:type="spellStart"/>
+      <w:r>
+        <w:rPr>
+          <w:rFonts w:ascii="Arial" w:hAnsi="Arial" w:cs="Arial"/>
+          <w:color w:val="EE0000"/>
+          <w:sz w:val="22"/>
+          <w:szCs w:val="22"/>
+          <w:lang w:val="en-US"/>
+        </w:rPr>
+        <w:t>alexsmola</w:t>
+      </w:r>
+      <w:proofErr w:type="spellEnd"/>
+      <w:r>
+        <w:rPr>
+          <w:rFonts w:ascii="Arial" w:hAnsi="Arial" w:cs="Arial"/>
+          <w:color w:val="EE0000"/>
+          <w:sz w:val="22"/>
+          <w:szCs w:val="22"/>
+          <w:lang w:val="en-US"/>
+        </w:rPr>
+        <w:t>)</w:t>
+      </w:r>
+      <w:r>
+        <w:rPr>
+          <w:rFonts w:ascii="Arial" w:hAnsi="Arial" w:cs="Arial"/>
+          <w:color w:val="EE0000"/>
+          <w:sz w:val="22"/>
+          <w:szCs w:val="22"/>
+          <w:lang w:val="en-US"/>
+        </w:rPr>
+        <w:t>.</w:t>
       </w:r>
     </w:p>
     <w:p>
       <w:pPr>
-        <w:rPr>
+        <w:jc w:val="both"/>
+        <w:rPr>
+          <w:rFonts w:ascii="Arial" w:hAnsi="Arial" w:cs="Arial"/>
+          <w:color w:val="EE0000"/>
+          <w:sz w:val="22"/>
+          <w:szCs w:val="22"/>
           <w:lang w:val="en-US"/>
         </w:rPr>
       </w:pPr>
       <w:r>
         <w:rPr>
-          <w:lang w:val="en-US"/>
-        </w:rPr>
-        <w:t>Multi</w:t>
-      </w:r>
-      <w:r>
-        <w:rPr>
-          <w:lang w:val="en-US"/>
-        </w:rPr>
-        <w:t>-Layer</w:t>
-      </w:r>
-      <w:r>
-        <w:rPr>
+          <w:rFonts w:ascii="Arial" w:hAnsi="Arial" w:cs="Arial"/>
+          <w:color w:val="000000" w:themeColor="text1"/>
+          <w:sz w:val="22"/>
+          <w:szCs w:val="22"/>
+          <w:lang w:val="en-US"/>
+        </w:rPr>
+        <w:t>They are both suitable approaches to Multiclass Classification (</w:t>
+      </w:r>
+      <w:r>
+        <w:rPr>
+          <w:rFonts w:ascii="Arial" w:hAnsi="Arial" w:cs="Arial"/>
+          <w:color w:val="EE0000"/>
+          <w:sz w:val="22"/>
+          <w:szCs w:val="22"/>
+          <w:lang w:val="en-US"/>
+        </w:rPr>
+        <w:t xml:space="preserve">REF </w:t>
+      </w:r>
+      <w:proofErr w:type="spellStart"/>
+      <w:r>
+        <w:rPr>
+          <w:rFonts w:ascii="Arial" w:hAnsi="Arial" w:cs="Arial"/>
+          <w:color w:val="EE0000"/>
+          <w:sz w:val="22"/>
+          <w:szCs w:val="22"/>
+          <w:lang w:val="en-US"/>
+        </w:rPr>
+        <w:t>alexsmola</w:t>
+      </w:r>
+      <w:proofErr w:type="spellEnd"/>
+      <w:r>
+        <w:rPr>
+          <w:rFonts w:ascii="Arial" w:hAnsi="Arial" w:cs="Arial"/>
+          <w:color w:val="EE0000"/>
+          <w:sz w:val="22"/>
+          <w:szCs w:val="22"/>
+          <w:lang w:val="en-US"/>
+        </w:rPr>
+        <w:t>)</w:t>
+      </w:r>
+      <w:r>
+        <w:rPr>
+          <w:rFonts w:ascii="Arial" w:hAnsi="Arial" w:cs="Arial"/>
+          <w:color w:val="000000" w:themeColor="text1"/>
+          <w:sz w:val="22"/>
+          <w:szCs w:val="22"/>
+          <w:lang w:val="en-US"/>
+        </w:rPr>
+        <w:t>.</w:t>
+      </w:r>
+      <w:r>
+        <w:rPr>
+          <w:rFonts w:ascii="Arial" w:hAnsi="Arial" w:cs="Arial"/>
+          <w:color w:val="000000" w:themeColor="text1"/>
+          <w:sz w:val="22"/>
+          <w:szCs w:val="22"/>
           <w:lang w:val="en-US"/>
         </w:rPr>
         <w:t xml:space="preserve"> </w:t>
       </w:r>
       <w:r>
         <w:rPr>
-          <w:lang w:val="en-US"/>
-        </w:rPr>
-        <w:t xml:space="preserve">Perceptron’s are </w:t>
-      </w:r>
-      <w:r>
-        <w:rPr>
-          <w:lang w:val="en-US"/>
-        </w:rPr>
-        <w:t xml:space="preserve">a type of </w:t>
-      </w:r>
-      <w:r>
-        <w:rPr>
-          <w:lang w:val="en-US"/>
-        </w:rPr>
-        <w:t xml:space="preserve">Neural Networks </w:t>
-      </w:r>
-      <w:r>
-        <w:rPr>
-          <w:lang w:val="en-US"/>
-        </w:rPr>
-        <w:t xml:space="preserve">that can be applied to a Multiclass Classification </w:t>
+          <w:rFonts w:ascii="Arial" w:hAnsi="Arial" w:cs="Arial"/>
+          <w:color w:val="000000" w:themeColor="text1"/>
+          <w:sz w:val="22"/>
+          <w:szCs w:val="22"/>
+          <w:lang w:val="en-US"/>
+        </w:rPr>
+        <w:t xml:space="preserve">The choice to compare a MLP implementation to a SVM implementation </w:t>
+      </w:r>
+      <w:r>
+        <w:rPr>
+          <w:rFonts w:ascii="Arial" w:hAnsi="Arial" w:cs="Arial"/>
+          <w:color w:val="000000" w:themeColor="text1"/>
+          <w:sz w:val="22"/>
+          <w:szCs w:val="22"/>
+          <w:lang w:val="en-US"/>
+        </w:rPr>
+        <w:t>was made as their methodologies are fundamentally different and observing the effect of this on classification performance/computational efficiency using the same data provides a meaningful basis for comparison.</w:t>
+      </w:r>
+      <w:r>
+        <w:rPr>
+          <w:rFonts w:ascii="Arial" w:hAnsi="Arial" w:cs="Arial"/>
+          <w:color w:val="000000" w:themeColor="text1"/>
+          <w:sz w:val="22"/>
+          <w:szCs w:val="22"/>
+          <w:lang w:val="en-US"/>
+        </w:rPr>
+        <w:t xml:space="preserve"> </w:t>
+      </w:r>
+      <w:r>
+        <w:rPr>
+          <w:rFonts w:ascii="Arial" w:hAnsi="Arial" w:cs="Arial"/>
+          <w:color w:val="000000" w:themeColor="text1"/>
+          <w:sz w:val="22"/>
+          <w:szCs w:val="22"/>
+          <w:lang w:val="en-US"/>
+        </w:rPr>
+        <w:t xml:space="preserve">Current Literature </w:t>
+      </w:r>
+      <w:r>
+        <w:rPr>
+          <w:rFonts w:ascii="Arial" w:hAnsi="Arial" w:cs="Arial"/>
+          <w:color w:val="000000" w:themeColor="text1"/>
+          <w:sz w:val="22"/>
+          <w:szCs w:val="22"/>
+          <w:lang w:val="en-US"/>
+        </w:rPr>
+        <w:t xml:space="preserve">notes </w:t>
+      </w:r>
+      <w:r>
+        <w:rPr>
+          <w:rFonts w:ascii="Arial" w:hAnsi="Arial" w:cs="Arial"/>
+          <w:color w:val="000000" w:themeColor="text1"/>
+          <w:sz w:val="22"/>
+          <w:szCs w:val="22"/>
+          <w:lang w:val="en-US"/>
+        </w:rPr>
+        <w:t>that SVM</w:t>
+      </w:r>
+      <w:r>
+        <w:rPr>
+          <w:rFonts w:ascii="Arial" w:hAnsi="Arial" w:cs="Arial"/>
+          <w:color w:val="000000" w:themeColor="text1"/>
+          <w:sz w:val="22"/>
+          <w:szCs w:val="22"/>
+          <w:lang w:val="en-US"/>
+        </w:rPr>
+        <w:t xml:space="preserve"> </w:t>
+      </w:r>
+      <w:r>
+        <w:rPr>
+          <w:rFonts w:ascii="Arial" w:hAnsi="Arial" w:cs="Arial"/>
+          <w:color w:val="000000" w:themeColor="text1"/>
+          <w:sz w:val="22"/>
+          <w:szCs w:val="22"/>
+          <w:lang w:val="en-US"/>
+        </w:rPr>
+        <w:t>performs be</w:t>
+      </w:r>
+      <w:r>
+        <w:rPr>
+          <w:rFonts w:ascii="Arial" w:hAnsi="Arial" w:cs="Arial"/>
+          <w:color w:val="000000" w:themeColor="text1"/>
+          <w:sz w:val="22"/>
+          <w:szCs w:val="22"/>
+          <w:lang w:val="en-US"/>
+        </w:rPr>
+        <w:t xml:space="preserve">tter than MLP for the task of classification, and for </w:t>
+      </w:r>
+      <w:r>
+        <w:rPr>
+          <w:rFonts w:ascii="Arial" w:hAnsi="Arial" w:cs="Arial"/>
+          <w:color w:val="000000" w:themeColor="text1"/>
+          <w:sz w:val="22"/>
+          <w:szCs w:val="22"/>
+          <w:lang w:val="en-US"/>
+        </w:rPr>
+        <w:t>large datasets SVM</w:t>
+      </w:r>
+      <w:r>
+        <w:rPr>
+          <w:rFonts w:ascii="Arial" w:hAnsi="Arial" w:cs="Arial"/>
+          <w:color w:val="000000" w:themeColor="text1"/>
+          <w:sz w:val="22"/>
+          <w:szCs w:val="22"/>
+          <w:lang w:val="en-US"/>
+        </w:rPr>
+        <w:t>’s are</w:t>
+      </w:r>
+      <w:r>
+        <w:rPr>
+          <w:rFonts w:ascii="Arial" w:hAnsi="Arial" w:cs="Arial"/>
+          <w:color w:val="000000" w:themeColor="text1"/>
+          <w:sz w:val="22"/>
+          <w:szCs w:val="22"/>
+          <w:lang w:val="en-US"/>
+        </w:rPr>
+        <w:t xml:space="preserve"> usually much quicker</w:t>
+      </w:r>
+      <w:r>
+        <w:rPr>
+          <w:rFonts w:ascii="Arial" w:hAnsi="Arial" w:cs="Arial"/>
+          <w:color w:val="000000" w:themeColor="text1"/>
+          <w:sz w:val="22"/>
+          <w:szCs w:val="22"/>
+          <w:lang w:val="en-US"/>
+        </w:rPr>
+        <w:t xml:space="preserve"> (more computationally efficient </w:t>
+      </w:r>
+      <w:r>
+        <w:rPr>
+          <w:rFonts w:ascii="Arial" w:hAnsi="Arial" w:cs="Arial"/>
+          <w:color w:val="EE0000"/>
+          <w:sz w:val="22"/>
+          <w:szCs w:val="22"/>
+          <w:lang w:val="en-US"/>
+        </w:rPr>
+        <w:t xml:space="preserve">(REF). </w:t>
       </w:r>
     </w:p>
     <w:p>
       <w:pPr>
-        <w:rPr>
+        <w:spacing w:after="0"/>
+        <w:jc w:val="both"/>
+        <w:rPr>
+          <w:rFonts w:ascii="Arial" w:hAnsi="Arial" w:cs="Arial"/>
+          <w:i/>
+          <w:iCs/>
+          <w:color w:val="000000" w:themeColor="text1"/>
+          <w:sz w:val="22"/>
+          <w:szCs w:val="22"/>
           <w:lang w:val="en-US"/>
         </w:rPr>
       </w:pPr>
       <w:r>
         <w:rPr>
-          <w:lang w:val="en-US"/>
-        </w:rPr>
-        <w:t>- They consist of ‘artificial neurons that are hierarchically connected to each other and capable of working in parallel’</w:t>
+          <w:rFonts w:ascii="Arial" w:hAnsi="Arial" w:cs="Arial"/>
+          <w:i/>
+          <w:iCs/>
+          <w:color w:val="000000" w:themeColor="text1"/>
+          <w:sz w:val="22"/>
+          <w:szCs w:val="22"/>
+          <w:lang w:val="en-US"/>
+        </w:rPr>
+        <w:t xml:space="preserve">Based on the existing literature the hypothesis here is that the SVM will outperform an MLP </w:t>
+      </w:r>
+      <w:r>
+        <w:rPr>
+          <w:rFonts w:ascii="Arial" w:hAnsi="Arial" w:cs="Arial"/>
+          <w:i/>
+          <w:iCs/>
+          <w:color w:val="000000" w:themeColor="text1"/>
+          <w:sz w:val="22"/>
+          <w:szCs w:val="22"/>
+          <w:lang w:val="en-US"/>
+        </w:rPr>
+        <w:t>trained on the same data</w:t>
+      </w:r>
+      <w:r>
+        <w:rPr>
+          <w:rFonts w:ascii="Arial" w:hAnsi="Arial" w:cs="Arial"/>
+          <w:i/>
+          <w:iCs/>
+          <w:color w:val="000000" w:themeColor="text1"/>
+          <w:sz w:val="22"/>
+          <w:szCs w:val="22"/>
+          <w:lang w:val="en-US"/>
+        </w:rPr>
+        <w:t xml:space="preserve">, even following extensive hyperparameter </w:t>
+      </w:r>
+      <w:r>
+        <w:rPr>
+          <w:rFonts w:ascii="Arial" w:hAnsi="Arial" w:cs="Arial"/>
+          <w:i/>
+          <w:iCs/>
+          <w:color w:val="000000" w:themeColor="text1"/>
+          <w:sz w:val="22"/>
+          <w:szCs w:val="22"/>
+          <w:lang w:val="en-US"/>
+        </w:rPr>
+        <w:t>optimization</w:t>
+      </w:r>
+      <w:r>
+        <w:rPr>
+          <w:rFonts w:ascii="Arial" w:hAnsi="Arial" w:cs="Arial"/>
+          <w:i/>
+          <w:iCs/>
+          <w:color w:val="000000" w:themeColor="text1"/>
+          <w:sz w:val="22"/>
+          <w:szCs w:val="22"/>
+          <w:lang w:val="en-US"/>
+        </w:rPr>
+        <w:t xml:space="preserve"> of both models.</w:t>
       </w:r>
     </w:p>
     <w:p>
       <w:pPr>
-        <w:rPr>
-          <w:lang w:val="en-US"/>
-        </w:rPr>
-      </w:pPr>
-      <w:r>
-        <w:rPr>
-          <w:lang w:val="en-US"/>
-        </w:rPr>
-        <w:t>Support Vector Machines</w:t>
-      </w:r>
-    </w:p>
-    <w:p>
-      <w:pPr>
-        <w:rPr>
-          <w:lang w:val="en-US"/>
-        </w:rPr>
-      </w:pPr>
-      <w:r>
-        <w:rPr>
-          <w:lang w:val="en-US"/>
-        </w:rPr>
-        <w:t>These approaches differ</w:t>
-      </w:r>
-    </w:p>
-    <w:p>
-      <w:pPr>
-        <w:rPr>
-          <w:lang w:val="en-US"/>
-        </w:rPr>
-      </w:pPr>
-      <w:r>
-        <w:rPr>
-          <w:lang w:val="en-US"/>
-        </w:rPr>
-        <w:t>The expectation of this test</w:t>
-      </w:r>
-    </w:p>
-    <w:p>
-      <w:pPr>
-        <w:rPr>
-          <w:b/>
-          <w:bCs/>
-          <w:lang w:val="en-US"/>
-        </w:rPr>
-      </w:pPr>
-      <w:r>
-        <w:rPr>
-          <w:b/>
-          <w:bCs/>
-          <w:lang w:val="en-US"/>
-        </w:rPr>
-        <w:t>Data Preparation and EDA</w:t>
-      </w:r>
-      <w:r>
-        <w:rPr>
-          <w:b/>
-          <w:bCs/>
-          <w:lang w:val="en-US"/>
-        </w:rPr>
-        <w:t>?</w:t>
-      </w:r>
-    </w:p>
-    <w:p>
-      <w:pPr>
-        <w:rPr>
-          <w:b/>
-          <w:bCs/>
+        <w:spacing w:after="0"/>
+        <w:jc w:val="both"/>
+        <w:rPr>
+          <w:rFonts w:ascii="Arial" w:hAnsi="Arial" w:cs="Arial"/>
+          <w:i/>
+          <w:iCs/>
+          <w:color w:val="000000" w:themeColor="text1"/>
+          <w:sz w:val="22"/>
+          <w:szCs w:val="22"/>
           <w:lang w:val="en-US"/>
         </w:rPr>
       </w:pPr>
@@ -230,42 +633,46 @@
     <w:p>
       <w:pPr>
         <w:rPr>
+          <w:rFonts w:ascii="Arial" w:hAnsi="Arial" w:cs="Arial"/>
           <w:b/>
           <w:bCs/>
+          <w:sz w:val="22"/>
+          <w:szCs w:val="22"/>
           <w:lang w:val="en-US"/>
         </w:rPr>
       </w:pPr>
       <w:r>
         <w:rPr>
+          <w:rFonts w:ascii="Arial" w:hAnsi="Arial" w:cs="Arial"/>
           <w:b/>
           <w:bCs/>
-          <w:lang w:val="en-US"/>
-        </w:rPr>
-        <w:t>MLP</w:t>
-      </w:r>
-      <w:r>
-        <w:rPr>
-          <w:b/>
-          <w:bCs/>
-          <w:lang w:val="en-US"/>
-        </w:rPr>
-        <w:t xml:space="preserve"> Implementation/Methodology</w:t>
+          <w:sz w:val="22"/>
+          <w:szCs w:val="22"/>
+          <w:lang w:val="en-US"/>
+        </w:rPr>
+        <w:t>MLP Implementation/Methodology</w:t>
       </w:r>
     </w:p>
     <w:p>
       <w:pPr>
         <w:jc w:val="both"/>
         <w:rPr>
+          <w:rFonts w:ascii="Arial" w:hAnsi="Arial" w:cs="Arial"/>
           <w:i/>
           <w:iCs/>
+          <w:sz w:val="22"/>
+          <w:szCs w:val="22"/>
           <w:u w:val="single"/>
           <w:lang w:val="en-US"/>
         </w:rPr>
       </w:pPr>
       <w:r>
         <w:rPr>
+          <w:rFonts w:ascii="Arial" w:hAnsi="Arial" w:cs="Arial"/>
           <w:i/>
           <w:iCs/>
+          <w:sz w:val="22"/>
+          <w:szCs w:val="22"/>
           <w:u w:val="single"/>
           <w:lang w:val="en-US"/>
         </w:rPr>
@@ -276,257 +683,404 @@
       <w:pPr>
         <w:jc w:val="both"/>
         <w:rPr>
+          <w:rFonts w:ascii="Arial" w:hAnsi="Arial" w:cs="Arial"/>
+          <w:sz w:val="22"/>
+          <w:szCs w:val="22"/>
           <w:lang w:val="en-US"/>
         </w:rPr>
       </w:pPr>
       <w:r>
         <w:rPr>
+          <w:rFonts w:ascii="Arial" w:hAnsi="Arial" w:cs="Arial"/>
+          <w:sz w:val="22"/>
+          <w:szCs w:val="22"/>
           <w:lang w:val="en-US"/>
         </w:rPr>
         <w:t xml:space="preserve">My baseline </w:t>
       </w:r>
       <w:r>
         <w:rPr>
+          <w:rFonts w:ascii="Arial" w:hAnsi="Arial" w:cs="Arial"/>
+          <w:sz w:val="22"/>
+          <w:szCs w:val="22"/>
           <w:lang w:val="en-US"/>
         </w:rPr>
         <w:t xml:space="preserve">MLP </w:t>
       </w:r>
       <w:r>
         <w:rPr>
+          <w:rFonts w:ascii="Arial" w:hAnsi="Arial" w:cs="Arial"/>
+          <w:sz w:val="22"/>
+          <w:szCs w:val="22"/>
           <w:lang w:val="en-US"/>
         </w:rPr>
         <w:t>models’</w:t>
       </w:r>
       <w:r>
         <w:rPr>
+          <w:rFonts w:ascii="Arial" w:hAnsi="Arial" w:cs="Arial"/>
+          <w:sz w:val="22"/>
+          <w:szCs w:val="22"/>
           <w:lang w:val="en-US"/>
         </w:rPr>
         <w:t xml:space="preserve"> </w:t>
       </w:r>
       <w:r>
         <w:rPr>
+          <w:rFonts w:ascii="Arial" w:hAnsi="Arial" w:cs="Arial"/>
+          <w:sz w:val="22"/>
+          <w:szCs w:val="22"/>
           <w:lang w:val="en-US"/>
         </w:rPr>
         <w:t>architecture</w:t>
       </w:r>
       <w:r>
         <w:rPr>
+          <w:rFonts w:ascii="Arial" w:hAnsi="Arial" w:cs="Arial"/>
+          <w:sz w:val="22"/>
+          <w:szCs w:val="22"/>
           <w:lang w:val="en-US"/>
         </w:rPr>
         <w:t xml:space="preserve"> was </w:t>
       </w:r>
       <w:r>
         <w:rPr>
+          <w:rFonts w:ascii="Arial" w:hAnsi="Arial" w:cs="Arial"/>
+          <w:sz w:val="22"/>
+          <w:szCs w:val="22"/>
           <w:lang w:val="en-US"/>
         </w:rPr>
         <w:t>derived from</w:t>
       </w:r>
       <w:r>
         <w:rPr>
+          <w:rFonts w:ascii="Arial" w:hAnsi="Arial" w:cs="Arial"/>
+          <w:sz w:val="22"/>
+          <w:szCs w:val="22"/>
           <w:lang w:val="en-US"/>
         </w:rPr>
         <w:t xml:space="preserve"> the </w:t>
       </w:r>
       <w:r>
         <w:rPr>
+          <w:rFonts w:ascii="Arial" w:hAnsi="Arial" w:cs="Arial"/>
+          <w:sz w:val="22"/>
+          <w:szCs w:val="22"/>
           <w:lang w:val="en-US"/>
         </w:rPr>
         <w:t xml:space="preserve">best model </w:t>
       </w:r>
       <w:r>
         <w:rPr>
+          <w:rFonts w:ascii="Arial" w:hAnsi="Arial" w:cs="Arial"/>
+          <w:sz w:val="22"/>
+          <w:szCs w:val="22"/>
           <w:lang w:val="en-US"/>
         </w:rPr>
         <w:t xml:space="preserve">from the </w:t>
       </w:r>
       <w:r>
         <w:rPr>
+          <w:rFonts w:ascii="Arial" w:hAnsi="Arial" w:cs="Arial"/>
+          <w:sz w:val="22"/>
+          <w:szCs w:val="22"/>
           <w:lang w:val="en-US"/>
         </w:rPr>
         <w:t xml:space="preserve">initial </w:t>
       </w:r>
       <w:r>
         <w:rPr>
+          <w:rFonts w:ascii="Arial" w:hAnsi="Arial" w:cs="Arial"/>
+          <w:sz w:val="22"/>
+          <w:szCs w:val="22"/>
           <w:lang w:val="en-US"/>
         </w:rPr>
         <w:t xml:space="preserve">group </w:t>
       </w:r>
       <w:r>
         <w:rPr>
+          <w:rFonts w:ascii="Arial" w:hAnsi="Arial" w:cs="Arial"/>
+          <w:sz w:val="22"/>
+          <w:szCs w:val="22"/>
           <w:lang w:val="en-US"/>
         </w:rPr>
         <w:t>study</w:t>
       </w:r>
       <w:r>
         <w:rPr>
+          <w:rFonts w:ascii="Arial" w:hAnsi="Arial" w:cs="Arial"/>
+          <w:sz w:val="22"/>
+          <w:szCs w:val="22"/>
           <w:lang w:val="en-US"/>
         </w:rPr>
         <w:t xml:space="preserve">. A </w:t>
       </w:r>
       <w:r>
         <w:rPr>
+          <w:rFonts w:ascii="Arial" w:hAnsi="Arial" w:cs="Arial"/>
+          <w:sz w:val="22"/>
+          <w:szCs w:val="22"/>
           <w:lang w:val="en-US"/>
         </w:rPr>
         <w:t xml:space="preserve">Single Hidden Layer </w:t>
       </w:r>
       <w:r>
         <w:rPr>
+          <w:rFonts w:ascii="Arial" w:hAnsi="Arial" w:cs="Arial"/>
+          <w:sz w:val="22"/>
+          <w:szCs w:val="22"/>
           <w:lang w:val="en-US"/>
         </w:rPr>
         <w:t>MLP with</w:t>
       </w:r>
       <w:r>
         <w:rPr>
+          <w:rFonts w:ascii="Arial" w:hAnsi="Arial" w:cs="Arial"/>
+          <w:sz w:val="22"/>
+          <w:szCs w:val="22"/>
           <w:lang w:val="en-US"/>
         </w:rPr>
         <w:t xml:space="preserve"> 128 </w:t>
       </w:r>
       <w:r>
         <w:rPr>
+          <w:rFonts w:ascii="Arial" w:hAnsi="Arial" w:cs="Arial"/>
+          <w:sz w:val="22"/>
+          <w:szCs w:val="22"/>
           <w:lang w:val="en-US"/>
         </w:rPr>
         <w:t>hidden layer</w:t>
       </w:r>
       <w:r>
         <w:rPr>
+          <w:rFonts w:ascii="Arial" w:hAnsi="Arial" w:cs="Arial"/>
+          <w:sz w:val="22"/>
+          <w:szCs w:val="22"/>
           <w:lang w:val="en-US"/>
         </w:rPr>
         <w:t xml:space="preserve"> neurons</w:t>
       </w:r>
       <w:r>
         <w:rPr>
+          <w:rFonts w:ascii="Arial" w:hAnsi="Arial" w:cs="Arial"/>
+          <w:sz w:val="22"/>
+          <w:szCs w:val="22"/>
           <w:lang w:val="en-US"/>
         </w:rPr>
         <w:t xml:space="preserve"> </w:t>
       </w:r>
       <w:r>
         <w:rPr>
+          <w:rFonts w:ascii="Arial" w:hAnsi="Arial" w:cs="Arial"/>
+          <w:sz w:val="22"/>
+          <w:szCs w:val="22"/>
           <w:lang w:val="en-US"/>
         </w:rPr>
         <w:t>a</w:t>
       </w:r>
       <w:r>
         <w:rPr>
+          <w:rFonts w:ascii="Arial" w:hAnsi="Arial" w:cs="Arial"/>
+          <w:sz w:val="22"/>
+          <w:szCs w:val="22"/>
           <w:lang w:val="en-US"/>
         </w:rPr>
         <w:t>nd a</w:t>
       </w:r>
       <w:r>
         <w:rPr>
+          <w:rFonts w:ascii="Arial" w:hAnsi="Arial" w:cs="Arial"/>
+          <w:sz w:val="22"/>
+          <w:szCs w:val="22"/>
           <w:lang w:val="en-US"/>
         </w:rPr>
         <w:t xml:space="preserve"> </w:t>
       </w:r>
       <w:r>
         <w:rPr>
+          <w:rFonts w:ascii="Arial" w:hAnsi="Arial" w:cs="Arial"/>
+          <w:sz w:val="22"/>
+          <w:szCs w:val="22"/>
           <w:lang w:val="en-US"/>
         </w:rPr>
         <w:t xml:space="preserve">Learning Rate </w:t>
       </w:r>
       <w:r>
         <w:rPr>
+          <w:rFonts w:ascii="Arial" w:hAnsi="Arial" w:cs="Arial"/>
+          <w:sz w:val="22"/>
+          <w:szCs w:val="22"/>
           <w:lang w:val="en-US"/>
         </w:rPr>
         <w:t xml:space="preserve">of </w:t>
       </w:r>
       <w:r>
         <w:rPr>
+          <w:rFonts w:ascii="Arial" w:hAnsi="Arial" w:cs="Arial"/>
+          <w:sz w:val="22"/>
+          <w:szCs w:val="22"/>
           <w:lang w:val="en-US"/>
         </w:rPr>
         <w:t>0.1</w:t>
       </w:r>
       <w:r>
         <w:rPr>
+          <w:rFonts w:ascii="Arial" w:hAnsi="Arial" w:cs="Arial"/>
+          <w:sz w:val="22"/>
+          <w:szCs w:val="22"/>
           <w:lang w:val="en-US"/>
         </w:rPr>
         <w:t xml:space="preserve"> was </w:t>
       </w:r>
       <w:r>
         <w:rPr>
+          <w:rFonts w:ascii="Arial" w:hAnsi="Arial" w:cs="Arial"/>
+          <w:sz w:val="22"/>
+          <w:szCs w:val="22"/>
           <w:lang w:val="en-US"/>
         </w:rPr>
         <w:t xml:space="preserve">trained over </w:t>
       </w:r>
       <w:r>
         <w:rPr>
+          <w:rFonts w:ascii="Arial" w:hAnsi="Arial" w:cs="Arial"/>
+          <w:sz w:val="22"/>
+          <w:szCs w:val="22"/>
           <w:lang w:val="en-US"/>
         </w:rPr>
         <w:t>300 epochs</w:t>
       </w:r>
       <w:r>
         <w:rPr>
+          <w:rFonts w:ascii="Arial" w:hAnsi="Arial" w:cs="Arial"/>
+          <w:sz w:val="22"/>
+          <w:szCs w:val="22"/>
           <w:lang w:val="en-US"/>
         </w:rPr>
         <w:t xml:space="preserve"> with</w:t>
       </w:r>
       <w:r>
         <w:rPr>
+          <w:rFonts w:ascii="Arial" w:hAnsi="Arial" w:cs="Arial"/>
+          <w:sz w:val="22"/>
+          <w:szCs w:val="22"/>
           <w:lang w:val="en-US"/>
         </w:rPr>
         <w:t xml:space="preserve"> </w:t>
       </w:r>
       <w:r>
         <w:rPr>
+          <w:rFonts w:ascii="Arial" w:hAnsi="Arial" w:cs="Arial"/>
+          <w:sz w:val="22"/>
+          <w:szCs w:val="22"/>
           <w:lang w:val="en-US"/>
         </w:rPr>
         <w:t>n</w:t>
       </w:r>
       <w:r>
         <w:rPr>
+          <w:rFonts w:ascii="Arial" w:hAnsi="Arial" w:cs="Arial"/>
+          <w:sz w:val="22"/>
+          <w:szCs w:val="22"/>
           <w:lang w:val="en-US"/>
         </w:rPr>
         <w:t xml:space="preserve">o </w:t>
       </w:r>
       <w:r>
         <w:rPr>
+          <w:rFonts w:ascii="Arial" w:hAnsi="Arial" w:cs="Arial"/>
+          <w:sz w:val="22"/>
+          <w:szCs w:val="22"/>
           <w:lang w:val="en-US"/>
         </w:rPr>
         <w:t>M</w:t>
       </w:r>
       <w:r>
         <w:rPr>
+          <w:rFonts w:ascii="Arial" w:hAnsi="Arial" w:cs="Arial"/>
+          <w:sz w:val="22"/>
+          <w:szCs w:val="22"/>
           <w:lang w:val="en-US"/>
         </w:rPr>
         <w:t>omentum or Weight Decay</w:t>
       </w:r>
       <w:r>
         <w:rPr>
+          <w:rFonts w:ascii="Arial" w:hAnsi="Arial" w:cs="Arial"/>
+          <w:sz w:val="22"/>
+          <w:szCs w:val="22"/>
           <w:lang w:val="en-US"/>
         </w:rPr>
         <w:t xml:space="preserve"> (as in the initial study)</w:t>
       </w:r>
       <w:r>
         <w:rPr>
+          <w:rFonts w:ascii="Arial" w:hAnsi="Arial" w:cs="Arial"/>
+          <w:sz w:val="22"/>
+          <w:szCs w:val="22"/>
           <w:lang w:val="en-US"/>
         </w:rPr>
         <w:t>.</w:t>
       </w:r>
       <w:r>
         <w:rPr>
+          <w:rFonts w:ascii="Arial" w:hAnsi="Arial" w:cs="Arial"/>
+          <w:sz w:val="22"/>
+          <w:szCs w:val="22"/>
           <w:lang w:val="en-US"/>
         </w:rPr>
         <w:t xml:space="preserve"> </w:t>
       </w:r>
       <w:r>
         <w:rPr>
-          <w:lang w:val="en-US"/>
-        </w:rPr>
-        <w:t xml:space="preserve">For this baseline the data was partitioned using a three-way holdout strategy. The data was split into 80% Training, 20% Testing sets using stratified sampling to </w:t>
-      </w:r>
-      <w:r>
-        <w:rPr>
+          <w:rFonts w:ascii="Arial" w:hAnsi="Arial" w:cs="Arial"/>
+          <w:sz w:val="22"/>
+          <w:szCs w:val="22"/>
+          <w:lang w:val="en-US"/>
+        </w:rPr>
+        <w:t xml:space="preserve">For this baseline the data was partitioned using a three-way holdout strategy. </w:t>
+      </w:r>
+      <w:r>
+        <w:rPr>
+          <w:rFonts w:ascii="Arial" w:hAnsi="Arial" w:cs="Arial"/>
+          <w:sz w:val="22"/>
+          <w:szCs w:val="22"/>
+          <w:lang w:val="en-US"/>
+        </w:rPr>
+        <w:t xml:space="preserve">The optimizer used was Stochastic Gradient Decent (SGD). </w:t>
+      </w:r>
+      <w:r>
+        <w:rPr>
+          <w:rFonts w:ascii="Arial" w:hAnsi="Arial" w:cs="Arial"/>
+          <w:sz w:val="22"/>
+          <w:szCs w:val="22"/>
+          <w:lang w:val="en-US"/>
+        </w:rPr>
+        <w:t xml:space="preserve">The data was split into 80% Training, 20% Testing sets using stratified sampling to </w:t>
+      </w:r>
+      <w:r>
+        <w:rPr>
+          <w:rFonts w:ascii="Arial" w:hAnsi="Arial" w:cs="Arial"/>
+          <w:sz w:val="22"/>
+          <w:szCs w:val="22"/>
           <w:lang w:val="en-US"/>
         </w:rPr>
         <w:t>address</w:t>
       </w:r>
       <w:r>
         <w:rPr>
+          <w:rFonts w:ascii="Arial" w:hAnsi="Arial" w:cs="Arial"/>
+          <w:sz w:val="22"/>
+          <w:szCs w:val="22"/>
           <w:lang w:val="en-US"/>
         </w:rPr>
         <w:t xml:space="preserve"> class imbalance. The training set was then further divided into 80% Training, 20% Validation. The final split was 64/16/20 Train Validation Test.</w:t>
       </w:r>
       <w:r>
         <w:rPr>
+          <w:rFonts w:ascii="Arial" w:hAnsi="Arial" w:cs="Arial"/>
+          <w:sz w:val="22"/>
+          <w:szCs w:val="22"/>
           <w:lang w:val="en-US"/>
         </w:rPr>
         <w:t xml:space="preserve"> (controlled)</w:t>
@@ -536,17 +1090,26 @@
       <w:pPr>
         <w:jc w:val="both"/>
         <w:rPr>
+          <w:rFonts w:ascii="Arial" w:hAnsi="Arial" w:cs="Arial"/>
+          <w:sz w:val="22"/>
+          <w:szCs w:val="22"/>
           <w:lang w:val="en-US"/>
         </w:rPr>
       </w:pPr>
       <w:r>
         <w:rPr>
+          <w:rFonts w:ascii="Arial" w:hAnsi="Arial" w:cs="Arial"/>
+          <w:sz w:val="22"/>
+          <w:szCs w:val="22"/>
           <w:lang w:val="en-US"/>
         </w:rPr>
         <w:t xml:space="preserve">Experiment </w:t>
       </w:r>
       <w:r>
         <w:rPr>
+          <w:rFonts w:ascii="Arial" w:hAnsi="Arial" w:cs="Arial"/>
+          <w:sz w:val="22"/>
+          <w:szCs w:val="22"/>
           <w:lang w:val="en-US"/>
         </w:rPr>
         <w:t>– Change the Activation and Loss Function to improve performance.</w:t>
@@ -556,156 +1119,235 @@
       <w:pPr>
         <w:jc w:val="both"/>
         <w:rPr>
+          <w:rFonts w:ascii="Arial" w:hAnsi="Arial" w:cs="Arial"/>
+          <w:sz w:val="22"/>
+          <w:szCs w:val="22"/>
           <w:lang w:val="en-US"/>
         </w:rPr>
       </w:pPr>
       <w:r>
         <w:rPr>
+          <w:rFonts w:ascii="Arial" w:hAnsi="Arial" w:cs="Arial"/>
+          <w:sz w:val="22"/>
+          <w:szCs w:val="22"/>
           <w:lang w:val="en-US"/>
         </w:rPr>
         <w:t xml:space="preserve">Some architecture </w:t>
       </w:r>
       <w:r>
         <w:rPr>
+          <w:rFonts w:ascii="Arial" w:hAnsi="Arial" w:cs="Arial"/>
+          <w:sz w:val="22"/>
+          <w:szCs w:val="22"/>
           <w:lang w:val="en-US"/>
         </w:rPr>
         <w:t>changes</w:t>
       </w:r>
       <w:r>
         <w:rPr>
+          <w:rFonts w:ascii="Arial" w:hAnsi="Arial" w:cs="Arial"/>
+          <w:sz w:val="22"/>
+          <w:szCs w:val="22"/>
           <w:lang w:val="en-US"/>
         </w:rPr>
         <w:t xml:space="preserve"> were made</w:t>
       </w:r>
       <w:r>
         <w:rPr>
+          <w:rFonts w:ascii="Arial" w:hAnsi="Arial" w:cs="Arial"/>
+          <w:sz w:val="22"/>
+          <w:szCs w:val="22"/>
           <w:lang w:val="en-US"/>
         </w:rPr>
         <w:t xml:space="preserve"> based on the conclusions</w:t>
       </w:r>
       <w:r>
         <w:rPr>
+          <w:rFonts w:ascii="Arial" w:hAnsi="Arial" w:cs="Arial"/>
+          <w:sz w:val="22"/>
+          <w:szCs w:val="22"/>
           <w:lang w:val="en-US"/>
         </w:rPr>
         <w:t xml:space="preserve"> drawn</w:t>
       </w:r>
       <w:r>
         <w:rPr>
+          <w:rFonts w:ascii="Arial" w:hAnsi="Arial" w:cs="Arial"/>
+          <w:sz w:val="22"/>
+          <w:szCs w:val="22"/>
           <w:lang w:val="en-US"/>
         </w:rPr>
         <w:t xml:space="preserve"> from the first study, for a </w:t>
       </w:r>
       <w:r>
         <w:rPr>
+          <w:rFonts w:ascii="Arial" w:hAnsi="Arial" w:cs="Arial"/>
+          <w:sz w:val="22"/>
+          <w:szCs w:val="22"/>
           <w:lang w:val="en-US"/>
         </w:rPr>
         <w:t>more suitab</w:t>
       </w:r>
       <w:r>
         <w:rPr>
+          <w:rFonts w:ascii="Arial" w:hAnsi="Arial" w:cs="Arial"/>
+          <w:sz w:val="22"/>
+          <w:szCs w:val="22"/>
           <w:lang w:val="en-US"/>
         </w:rPr>
         <w:t xml:space="preserve">le </w:t>
       </w:r>
       <w:r>
         <w:rPr>
+          <w:rFonts w:ascii="Arial" w:hAnsi="Arial" w:cs="Arial"/>
+          <w:sz w:val="22"/>
+          <w:szCs w:val="22"/>
           <w:lang w:val="en-US"/>
         </w:rPr>
         <w:t>approach to multiclass classification</w:t>
       </w:r>
       <w:r>
         <w:rPr>
+          <w:rFonts w:ascii="Arial" w:hAnsi="Arial" w:cs="Arial"/>
+          <w:sz w:val="22"/>
+          <w:szCs w:val="22"/>
           <w:lang w:val="en-US"/>
         </w:rPr>
         <w:t>.</w:t>
       </w:r>
       <w:r>
         <w:rPr>
+          <w:rFonts w:ascii="Arial" w:hAnsi="Arial" w:cs="Arial"/>
+          <w:sz w:val="22"/>
+          <w:szCs w:val="22"/>
           <w:lang w:val="en-US"/>
         </w:rPr>
         <w:t xml:space="preserve"> T</w:t>
       </w:r>
       <w:r>
         <w:rPr>
+          <w:rFonts w:ascii="Arial" w:hAnsi="Arial" w:cs="Arial"/>
+          <w:sz w:val="22"/>
+          <w:szCs w:val="22"/>
           <w:lang w:val="en-US"/>
         </w:rPr>
         <w:t xml:space="preserve">he </w:t>
       </w:r>
       <w:r>
         <w:rPr>
+          <w:rFonts w:ascii="Arial" w:hAnsi="Arial" w:cs="Arial"/>
+          <w:sz w:val="22"/>
+          <w:szCs w:val="22"/>
           <w:lang w:val="en-US"/>
         </w:rPr>
         <w:t xml:space="preserve">loss function was changed from </w:t>
       </w:r>
       <w:r>
         <w:rPr>
-          <w:lang w:val="en-US"/>
-        </w:rPr>
+          <w:rFonts w:ascii="Arial" w:hAnsi="Arial" w:cs="Arial"/>
+          <w:sz w:val="22"/>
+          <w:szCs w:val="22"/>
+          <w:lang w:val="en-US"/>
+        </w:rPr>
+        <w:lastRenderedPageBreak/>
         <w:t>MSE to Cross Entropy Loss</w:t>
       </w:r>
       <w:r>
         <w:rPr>
+          <w:rFonts w:ascii="Arial" w:hAnsi="Arial" w:cs="Arial"/>
+          <w:sz w:val="22"/>
+          <w:szCs w:val="22"/>
           <w:lang w:val="en-US"/>
         </w:rPr>
         <w:t xml:space="preserve"> and the a</w:t>
       </w:r>
       <w:r>
         <w:rPr>
+          <w:rFonts w:ascii="Arial" w:hAnsi="Arial" w:cs="Arial"/>
+          <w:sz w:val="22"/>
+          <w:szCs w:val="22"/>
           <w:lang w:val="en-US"/>
         </w:rPr>
         <w:t xml:space="preserve">ctivation </w:t>
       </w:r>
       <w:r>
         <w:rPr>
+          <w:rFonts w:ascii="Arial" w:hAnsi="Arial" w:cs="Arial"/>
+          <w:sz w:val="22"/>
+          <w:szCs w:val="22"/>
           <w:lang w:val="en-US"/>
         </w:rPr>
         <w:t>f</w:t>
       </w:r>
       <w:r>
         <w:rPr>
+          <w:rFonts w:ascii="Arial" w:hAnsi="Arial" w:cs="Arial"/>
+          <w:sz w:val="22"/>
+          <w:szCs w:val="22"/>
           <w:lang w:val="en-US"/>
         </w:rPr>
         <w:t>unction</w:t>
       </w:r>
       <w:r>
         <w:rPr>
+          <w:rFonts w:ascii="Arial" w:hAnsi="Arial" w:cs="Arial"/>
+          <w:sz w:val="22"/>
+          <w:szCs w:val="22"/>
           <w:lang w:val="en-US"/>
         </w:rPr>
         <w:t>s from</w:t>
       </w:r>
       <w:r>
         <w:rPr>
+          <w:rFonts w:ascii="Arial" w:hAnsi="Arial" w:cs="Arial"/>
+          <w:sz w:val="22"/>
+          <w:szCs w:val="22"/>
           <w:lang w:val="en-US"/>
         </w:rPr>
         <w:t xml:space="preserve"> </w:t>
       </w:r>
       <w:r>
         <w:rPr>
+          <w:rFonts w:ascii="Arial" w:hAnsi="Arial" w:cs="Arial"/>
+          <w:sz w:val="22"/>
+          <w:szCs w:val="22"/>
           <w:lang w:val="en-US"/>
         </w:rPr>
         <w:t xml:space="preserve">Sigmoid-Sigmoid to </w:t>
       </w:r>
       <w:r>
         <w:rPr>
+          <w:rFonts w:ascii="Arial" w:hAnsi="Arial" w:cs="Arial"/>
+          <w:sz w:val="22"/>
+          <w:szCs w:val="22"/>
           <w:lang w:val="en-US"/>
         </w:rPr>
         <w:t>REL</w:t>
       </w:r>
       <w:r>
         <w:rPr>
+          <w:rFonts w:ascii="Arial" w:hAnsi="Arial" w:cs="Arial"/>
+          <w:sz w:val="22"/>
+          <w:szCs w:val="22"/>
           <w:lang w:val="en-US"/>
         </w:rPr>
         <w:t>–SoftMax</w:t>
       </w:r>
       <w:r>
         <w:rPr>
+          <w:rFonts w:ascii="Arial" w:hAnsi="Arial" w:cs="Arial"/>
+          <w:sz w:val="22"/>
+          <w:szCs w:val="22"/>
           <w:lang w:val="en-US"/>
         </w:rPr>
         <w:t xml:space="preserve">. </w:t>
       </w:r>
       <w:r>
         <w:rPr>
+          <w:rFonts w:ascii="Arial" w:hAnsi="Arial" w:cs="Arial"/>
           <w:color w:val="EE0000"/>
+          <w:sz w:val="22"/>
+          <w:szCs w:val="22"/>
           <w:lang w:val="en-US"/>
         </w:rPr>
         <w:t>[Evidence]</w:t>
@@ -715,18 +1357,26 @@
       <w:pPr>
         <w:jc w:val="both"/>
         <w:rPr>
+          <w:rFonts w:ascii="Arial" w:hAnsi="Arial" w:cs="Arial"/>
+          <w:sz w:val="22"/>
+          <w:szCs w:val="22"/>
           <w:lang w:val="en-US"/>
         </w:rPr>
       </w:pPr>
       <w:r>
         <w:rPr>
-          <w:lang w:val="en-US"/>
-        </w:rPr>
-        <w:lastRenderedPageBreak/>
+          <w:rFonts w:ascii="Arial" w:hAnsi="Arial" w:cs="Arial"/>
+          <w:sz w:val="22"/>
+          <w:szCs w:val="22"/>
+          <w:lang w:val="en-US"/>
+        </w:rPr>
         <w:t xml:space="preserve">This architecture changes </w:t>
       </w:r>
       <w:r>
         <w:rPr>
+          <w:rFonts w:ascii="Arial" w:hAnsi="Arial" w:cs="Arial"/>
+          <w:sz w:val="22"/>
+          <w:szCs w:val="22"/>
           <w:lang w:val="en-US"/>
         </w:rPr>
         <w:t xml:space="preserve">resulted in </w:t>
@@ -734,6 +1384,9 @@
       <w:proofErr w:type="gramStart"/>
       <w:r>
         <w:rPr>
+          <w:rFonts w:ascii="Arial" w:hAnsi="Arial" w:cs="Arial"/>
+          <w:sz w:val="22"/>
+          <w:szCs w:val="22"/>
           <w:lang w:val="en-US"/>
         </w:rPr>
         <w:t>a</w:t>
@@ -741,43 +1394,64 @@
       <w:proofErr w:type="gramEnd"/>
       <w:r>
         <w:rPr>
+          <w:rFonts w:ascii="Arial" w:hAnsi="Arial" w:cs="Arial"/>
+          <w:sz w:val="22"/>
+          <w:szCs w:val="22"/>
           <w:lang w:val="en-US"/>
         </w:rPr>
         <w:t xml:space="preserve"> increase on accuracy from ~70% in the initial MATLAB and </w:t>
       </w:r>
       <w:r>
         <w:rPr>
+          <w:rFonts w:ascii="Arial" w:hAnsi="Arial" w:cs="Arial"/>
+          <w:sz w:val="22"/>
+          <w:szCs w:val="22"/>
           <w:lang w:val="en-US"/>
         </w:rPr>
         <w:t>python</w:t>
       </w:r>
       <w:r>
         <w:rPr>
+          <w:rFonts w:ascii="Arial" w:hAnsi="Arial" w:cs="Arial"/>
+          <w:sz w:val="22"/>
+          <w:szCs w:val="22"/>
           <w:lang w:val="en-US"/>
         </w:rPr>
         <w:t xml:space="preserve"> implementations to 91.96% </w:t>
       </w:r>
       <w:r>
         <w:rPr>
+          <w:rFonts w:ascii="Arial" w:hAnsi="Arial" w:cs="Arial"/>
+          <w:sz w:val="22"/>
+          <w:szCs w:val="22"/>
           <w:lang w:val="en-US"/>
         </w:rPr>
         <w:t>fo</w:t>
       </w:r>
       <w:r>
         <w:rPr>
+          <w:rFonts w:ascii="Arial" w:hAnsi="Arial" w:cs="Arial"/>
+          <w:sz w:val="22"/>
+          <w:szCs w:val="22"/>
           <w:lang w:val="en-US"/>
         </w:rPr>
         <w:t>r</w:t>
       </w:r>
       <w:r>
         <w:rPr>
+          <w:rFonts w:ascii="Arial" w:hAnsi="Arial" w:cs="Arial"/>
+          <w:sz w:val="22"/>
+          <w:szCs w:val="22"/>
           <w:lang w:val="en-US"/>
         </w:rPr>
         <w:t xml:space="preserve"> this studies baseline model </w:t>
       </w:r>
       <w:r>
         <w:rPr>
-          <w:color w:val="EE0000"/>
+          <w:rFonts w:ascii="Arial" w:hAnsi="Arial" w:cs="Arial"/>
+          <w:color w:val="000000" w:themeColor="text1"/>
+          <w:sz w:val="22"/>
+          <w:szCs w:val="22"/>
           <w:lang w:val="en-US"/>
         </w:rPr>
         <w:t>with a Test Loss of 22.21%.</w:t>
@@ -786,16 +1460,22 @@
     <w:p>
       <w:pPr>
         <w:rPr>
+          <w:rFonts w:ascii="Arial" w:hAnsi="Arial" w:cs="Arial"/>
           <w:i/>
           <w:iCs/>
+          <w:sz w:val="22"/>
+          <w:szCs w:val="22"/>
           <w:u w:val="single"/>
           <w:lang w:val="en-US"/>
         </w:rPr>
       </w:pPr>
       <w:r>
         <w:rPr>
+          <w:rFonts w:ascii="Arial" w:hAnsi="Arial" w:cs="Arial"/>
           <w:i/>
           <w:iCs/>
+          <w:sz w:val="22"/>
+          <w:szCs w:val="22"/>
           <w:u w:val="single"/>
           <w:lang w:val="en-US"/>
         </w:rPr>
@@ -805,169 +1485,262 @@
     <w:p>
       <w:pPr>
         <w:rPr>
+          <w:rFonts w:ascii="Arial" w:hAnsi="Arial" w:cs="Arial"/>
+          <w:sz w:val="22"/>
+          <w:szCs w:val="22"/>
           <w:lang w:val="en-US"/>
         </w:rPr>
       </w:pPr>
       <w:r>
         <w:rPr>
-          <w:lang w:val="en-US"/>
-        </w:rPr>
-        <w:t>Experiment</w:t>
-      </w:r>
-      <w:r>
-        <w:rPr>
-          <w:lang w:val="en-US"/>
-        </w:rPr>
-        <w:t xml:space="preserve"> – Optimize the 1 Hidden Layer Architecture</w:t>
+          <w:rFonts w:ascii="Arial" w:hAnsi="Arial" w:cs="Arial"/>
+          <w:sz w:val="22"/>
+          <w:szCs w:val="22"/>
+          <w:lang w:val="en-US"/>
+        </w:rPr>
+        <w:t xml:space="preserve">Experiment – Optimize the 1 Layer </w:t>
+      </w:r>
+      <w:r>
+        <w:rPr>
+          <w:rFonts w:ascii="Arial" w:hAnsi="Arial" w:cs="Arial"/>
+          <w:sz w:val="22"/>
+          <w:szCs w:val="22"/>
+          <w:lang w:val="en-US"/>
+        </w:rPr>
+        <w:t xml:space="preserve">MLP </w:t>
+      </w:r>
+      <w:r>
+        <w:rPr>
+          <w:rFonts w:ascii="Arial" w:hAnsi="Arial" w:cs="Arial"/>
+          <w:sz w:val="22"/>
+          <w:szCs w:val="22"/>
+          <w:lang w:val="en-US"/>
+        </w:rPr>
+        <w:t>Architecture</w:t>
       </w:r>
     </w:p>
     <w:p>
       <w:pPr>
         <w:jc w:val="both"/>
         <w:rPr>
+          <w:rFonts w:ascii="Arial" w:hAnsi="Arial" w:cs="Arial"/>
+          <w:sz w:val="22"/>
+          <w:szCs w:val="22"/>
           <w:lang w:val="en-US"/>
         </w:rPr>
       </w:pPr>
       <w:r>
         <w:rPr>
+          <w:rFonts w:ascii="Arial" w:hAnsi="Arial" w:cs="Arial"/>
+          <w:sz w:val="22"/>
+          <w:szCs w:val="22"/>
           <w:lang w:val="en-US"/>
         </w:rPr>
         <w:t xml:space="preserve">To determine if the model could be improved any further, a </w:t>
       </w:r>
       <w:r>
         <w:rPr>
+          <w:rFonts w:ascii="Arial" w:hAnsi="Arial" w:cs="Arial"/>
+          <w:sz w:val="22"/>
+          <w:szCs w:val="22"/>
           <w:lang w:val="en-US"/>
         </w:rPr>
         <w:t xml:space="preserve">randomized </w:t>
       </w:r>
       <w:r>
         <w:rPr>
+          <w:rFonts w:ascii="Arial" w:hAnsi="Arial" w:cs="Arial"/>
+          <w:sz w:val="22"/>
+          <w:szCs w:val="22"/>
           <w:lang w:val="en-US"/>
         </w:rPr>
         <w:t>hyperparameter s</w:t>
       </w:r>
       <w:r>
         <w:rPr>
+          <w:rFonts w:ascii="Arial" w:hAnsi="Arial" w:cs="Arial"/>
+          <w:sz w:val="22"/>
+          <w:szCs w:val="22"/>
           <w:lang w:val="en-US"/>
         </w:rPr>
         <w:t>earch was conducted to optimize the hyperparameter selection</w:t>
       </w:r>
       <w:r>
         <w:rPr>
+          <w:rFonts w:ascii="Arial" w:hAnsi="Arial" w:cs="Arial"/>
+          <w:sz w:val="22"/>
+          <w:szCs w:val="22"/>
           <w:lang w:val="en-US"/>
         </w:rPr>
         <w:t xml:space="preserve">. This was done </w:t>
       </w:r>
       <w:r>
         <w:rPr>
+          <w:rFonts w:ascii="Arial" w:hAnsi="Arial" w:cs="Arial"/>
+          <w:sz w:val="22"/>
+          <w:szCs w:val="22"/>
           <w:lang w:val="en-US"/>
         </w:rPr>
         <w:t>using the scikit</w:t>
       </w:r>
       <w:r>
         <w:rPr>
+          <w:rFonts w:ascii="Arial" w:hAnsi="Arial" w:cs="Arial"/>
+          <w:sz w:val="22"/>
+          <w:szCs w:val="22"/>
           <w:lang w:val="en-US"/>
         </w:rPr>
         <w:t>-</w:t>
       </w:r>
       <w:r>
         <w:rPr>
+          <w:rFonts w:ascii="Arial" w:hAnsi="Arial" w:cs="Arial"/>
+          <w:sz w:val="22"/>
+          <w:szCs w:val="22"/>
           <w:lang w:val="en-US"/>
         </w:rPr>
         <w:t>learn’s ‘</w:t>
       </w:r>
       <w:r>
         <w:rPr>
+          <w:rFonts w:ascii="Arial" w:hAnsi="Arial" w:cs="Arial"/>
+          <w:sz w:val="22"/>
+          <w:szCs w:val="22"/>
           <w:lang w:val="en-US"/>
         </w:rPr>
         <w:t>RandomisedSearchCV’</w:t>
       </w:r>
       <w:r>
         <w:rPr>
+          <w:rFonts w:ascii="Arial" w:hAnsi="Arial" w:cs="Arial"/>
+          <w:sz w:val="22"/>
+          <w:szCs w:val="22"/>
           <w:lang w:val="en-US"/>
         </w:rPr>
         <w:t xml:space="preserve">. The </w:t>
       </w:r>
       <w:r>
         <w:rPr>
+          <w:rFonts w:ascii="Arial" w:hAnsi="Arial" w:cs="Arial"/>
+          <w:sz w:val="22"/>
+          <w:szCs w:val="22"/>
           <w:lang w:val="en-US"/>
         </w:rPr>
         <w:t>PyTorch</w:t>
       </w:r>
       <w:r>
         <w:rPr>
+          <w:rFonts w:ascii="Arial" w:hAnsi="Arial" w:cs="Arial"/>
+          <w:sz w:val="22"/>
+          <w:szCs w:val="22"/>
           <w:lang w:val="en-US"/>
         </w:rPr>
         <w:t xml:space="preserve"> model was wrapped using</w:t>
       </w:r>
       <w:r>
         <w:rPr>
+          <w:rFonts w:ascii="Arial" w:hAnsi="Arial" w:cs="Arial"/>
+          <w:sz w:val="22"/>
+          <w:szCs w:val="22"/>
           <w:lang w:val="en-US"/>
         </w:rPr>
         <w:t xml:space="preserve"> Skorch </w:t>
       </w:r>
       <w:r>
         <w:rPr>
+          <w:rFonts w:ascii="Arial" w:hAnsi="Arial" w:cs="Arial"/>
+          <w:sz w:val="22"/>
+          <w:szCs w:val="22"/>
           <w:lang w:val="en-US"/>
         </w:rPr>
         <w:t>for</w:t>
       </w:r>
       <w:r>
         <w:rPr>
+          <w:rFonts w:ascii="Arial" w:hAnsi="Arial" w:cs="Arial"/>
+          <w:sz w:val="22"/>
+          <w:szCs w:val="22"/>
           <w:lang w:val="en-US"/>
         </w:rPr>
         <w:t xml:space="preserve"> compatibility with the scikit</w:t>
       </w:r>
       <w:r>
         <w:rPr>
+          <w:rFonts w:ascii="Arial" w:hAnsi="Arial" w:cs="Arial"/>
+          <w:sz w:val="22"/>
+          <w:szCs w:val="22"/>
           <w:lang w:val="en-US"/>
         </w:rPr>
         <w:t>-</w:t>
       </w:r>
       <w:r>
         <w:rPr>
+          <w:rFonts w:ascii="Arial" w:hAnsi="Arial" w:cs="Arial"/>
+          <w:sz w:val="22"/>
+          <w:szCs w:val="22"/>
           <w:lang w:val="en-US"/>
         </w:rPr>
         <w:t xml:space="preserve">learn </w:t>
       </w:r>
       <w:r>
         <w:rPr>
+          <w:rFonts w:ascii="Arial" w:hAnsi="Arial" w:cs="Arial"/>
+          <w:sz w:val="22"/>
+          <w:szCs w:val="22"/>
           <w:lang w:val="en-US"/>
         </w:rPr>
         <w:t>API</w:t>
       </w:r>
       <w:r>
         <w:rPr>
+          <w:rFonts w:ascii="Arial" w:hAnsi="Arial" w:cs="Arial"/>
+          <w:sz w:val="22"/>
+          <w:szCs w:val="22"/>
           <w:lang w:val="en-US"/>
         </w:rPr>
         <w:t>.</w:t>
       </w:r>
       <w:r>
         <w:rPr>
+          <w:rFonts w:ascii="Arial" w:hAnsi="Arial" w:cs="Arial"/>
+          <w:sz w:val="22"/>
+          <w:szCs w:val="22"/>
           <w:lang w:val="en-US"/>
         </w:rPr>
         <w:t xml:space="preserve"> The model architecture remained </w:t>
       </w:r>
       <w:r>
         <w:rPr>
+          <w:rFonts w:ascii="Arial" w:hAnsi="Arial" w:cs="Arial"/>
+          <w:sz w:val="22"/>
+          <w:szCs w:val="22"/>
           <w:lang w:val="en-US"/>
         </w:rPr>
         <w:t>a</w:t>
       </w:r>
       <w:r>
         <w:rPr>
+          <w:rFonts w:ascii="Arial" w:hAnsi="Arial" w:cs="Arial"/>
+          <w:sz w:val="22"/>
+          <w:szCs w:val="22"/>
           <w:lang w:val="en-US"/>
         </w:rPr>
         <w:t xml:space="preserve"> S</w:t>
       </w:r>
       <w:r>
         <w:rPr>
+          <w:rFonts w:ascii="Arial" w:hAnsi="Arial" w:cs="Arial"/>
+          <w:sz w:val="22"/>
+          <w:szCs w:val="22"/>
           <w:lang w:val="en-US"/>
         </w:rPr>
         <w:t>ingle hidden layer MLP</w:t>
       </w:r>
       <w:r>
         <w:rPr>
+          <w:rFonts w:ascii="Arial" w:hAnsi="Arial" w:cs="Arial"/>
+          <w:sz w:val="22"/>
+          <w:szCs w:val="22"/>
           <w:lang w:val="en-US"/>
         </w:rPr>
         <w:t xml:space="preserve">, with </w:t>
@@ -975,6 +1748,9 @@
       <w:proofErr w:type="spellStart"/>
       <w:r>
         <w:rPr>
+          <w:rFonts w:ascii="Arial" w:hAnsi="Arial" w:cs="Arial"/>
+          <w:sz w:val="22"/>
+          <w:szCs w:val="22"/>
           <w:lang w:val="en-US"/>
         </w:rPr>
         <w:t>ReLU</w:t>
@@ -982,18 +1758,27 @@
       <w:proofErr w:type="spellEnd"/>
       <w:r>
         <w:rPr>
+          <w:rFonts w:ascii="Arial" w:hAnsi="Arial" w:cs="Arial"/>
+          <w:sz w:val="22"/>
+          <w:szCs w:val="22"/>
           <w:lang w:val="en-US"/>
         </w:rPr>
         <w:t xml:space="preserve"> activations and </w:t>
       </w:r>
       <w:r>
         <w:rPr>
+          <w:rFonts w:ascii="Arial" w:hAnsi="Arial" w:cs="Arial"/>
+          <w:sz w:val="22"/>
+          <w:szCs w:val="22"/>
           <w:lang w:val="en-US"/>
         </w:rPr>
         <w:t>Cross Entropy Loss</w:t>
       </w:r>
       <w:r>
         <w:rPr>
+          <w:rFonts w:ascii="Arial" w:hAnsi="Arial" w:cs="Arial"/>
+          <w:sz w:val="22"/>
+          <w:szCs w:val="22"/>
           <w:lang w:val="en-US"/>
         </w:rPr>
         <w:t xml:space="preserve"> which incorporates softmax internally at the output layer.</w:t>
@@ -1003,70 +1788,103 @@
       <w:pPr>
         <w:jc w:val="both"/>
         <w:rPr>
+          <w:rFonts w:ascii="Arial" w:hAnsi="Arial" w:cs="Arial"/>
+          <w:sz w:val="22"/>
+          <w:szCs w:val="22"/>
           <w:lang w:val="en-US"/>
         </w:rPr>
       </w:pPr>
       <w:r>
         <w:rPr>
+          <w:rFonts w:ascii="Arial" w:hAnsi="Arial" w:cs="Arial"/>
+          <w:sz w:val="22"/>
+          <w:szCs w:val="22"/>
           <w:lang w:val="en-US"/>
         </w:rPr>
         <w:t xml:space="preserve">Random search was chosen </w:t>
       </w:r>
       <w:r>
         <w:rPr>
+          <w:rFonts w:ascii="Arial" w:hAnsi="Arial" w:cs="Arial"/>
+          <w:sz w:val="22"/>
+          <w:szCs w:val="22"/>
           <w:lang w:val="en-US"/>
         </w:rPr>
         <w:t>over gri</w:t>
       </w:r>
       <w:r>
         <w:rPr>
+          <w:rFonts w:ascii="Arial" w:hAnsi="Arial" w:cs="Arial"/>
+          <w:sz w:val="22"/>
+          <w:szCs w:val="22"/>
           <w:lang w:val="en-US"/>
         </w:rPr>
         <w:t>d</w:t>
       </w:r>
       <w:r>
         <w:rPr>
+          <w:rFonts w:ascii="Arial" w:hAnsi="Arial" w:cs="Arial"/>
+          <w:sz w:val="22"/>
+          <w:szCs w:val="22"/>
           <w:lang w:val="en-US"/>
         </w:rPr>
         <w:t xml:space="preserve"> search as it has been empirically found to find equally good or better hyperparameter selections whilst being </w:t>
       </w:r>
       <w:r>
         <w:rPr>
+          <w:rFonts w:ascii="Arial" w:hAnsi="Arial" w:cs="Arial"/>
+          <w:sz w:val="22"/>
+          <w:szCs w:val="22"/>
           <w:lang w:val="en-US"/>
         </w:rPr>
         <w:t xml:space="preserve">significantly less computationally </w:t>
       </w:r>
       <w:r>
         <w:rPr>
-          <w:color w:val="000000" w:themeColor="text1"/>
+          <w:rFonts w:ascii="Arial" w:hAnsi="Arial" w:cs="Arial"/>
+          <w:color w:val="000000" w:themeColor="text1"/>
+          <w:sz w:val="22"/>
+          <w:szCs w:val="22"/>
           <w:lang w:val="en-US"/>
         </w:rPr>
         <w:t xml:space="preserve">expensive </w:t>
       </w:r>
       <w:r>
         <w:rPr>
-          <w:color w:val="000000" w:themeColor="text1"/>
+          <w:rFonts w:ascii="Arial" w:hAnsi="Arial" w:cs="Arial"/>
+          <w:color w:val="000000" w:themeColor="text1"/>
+          <w:sz w:val="22"/>
+          <w:szCs w:val="22"/>
           <w:lang w:val="en-US"/>
         </w:rPr>
         <w:t>(</w:t>
       </w:r>
       <w:r>
         <w:rPr>
-          <w:color w:val="000000" w:themeColor="text1"/>
+          <w:rFonts w:ascii="Arial" w:hAnsi="Arial" w:cs="Arial"/>
+          <w:color w:val="000000" w:themeColor="text1"/>
+          <w:sz w:val="22"/>
+          <w:szCs w:val="22"/>
           <w:lang w:val="en-US"/>
         </w:rPr>
         <w:t>Bergstra and Bengio, 2012</w:t>
       </w:r>
       <w:r>
         <w:rPr>
-          <w:color w:val="000000" w:themeColor="text1"/>
+          <w:rFonts w:ascii="Arial" w:hAnsi="Arial" w:cs="Arial"/>
+          <w:color w:val="000000" w:themeColor="text1"/>
+          <w:sz w:val="22"/>
+          <w:szCs w:val="22"/>
           <w:lang w:val="en-US"/>
         </w:rPr>
         <w:t>)</w:t>
       </w:r>
       <w:r>
         <w:rPr>
-          <w:color w:val="000000" w:themeColor="text1"/>
+          <w:rFonts w:ascii="Arial" w:hAnsi="Arial" w:cs="Arial"/>
+          <w:color w:val="000000" w:themeColor="text1"/>
+          <w:sz w:val="22"/>
+          <w:szCs w:val="22"/>
           <w:lang w:val="en-US"/>
         </w:rPr>
         <w:t>. The random search tested 20 configurations.</w:t>
@@ -1076,77 +1894,116 @@
       <w:pPr>
         <w:jc w:val="both"/>
         <w:rPr>
+          <w:rFonts w:ascii="Arial" w:hAnsi="Arial" w:cs="Arial"/>
+          <w:sz w:val="22"/>
+          <w:szCs w:val="22"/>
           <w:lang w:val="en-US"/>
         </w:rPr>
       </w:pPr>
       <w:r>
         <w:rPr>
+          <w:rFonts w:ascii="Arial" w:hAnsi="Arial" w:cs="Arial"/>
+          <w:sz w:val="22"/>
+          <w:szCs w:val="22"/>
           <w:lang w:val="en-US"/>
         </w:rPr>
         <w:t>Five-</w:t>
       </w:r>
       <w:r>
         <w:rPr>
+          <w:rFonts w:ascii="Arial" w:hAnsi="Arial" w:cs="Arial"/>
+          <w:sz w:val="22"/>
+          <w:szCs w:val="22"/>
           <w:lang w:val="en-US"/>
         </w:rPr>
         <w:t>fold cross</w:t>
       </w:r>
       <w:r>
         <w:rPr>
+          <w:rFonts w:ascii="Arial" w:hAnsi="Arial" w:cs="Arial"/>
+          <w:sz w:val="22"/>
+          <w:szCs w:val="22"/>
           <w:lang w:val="en-US"/>
         </w:rPr>
         <w:t xml:space="preserve"> </w:t>
       </w:r>
       <w:r>
         <w:rPr>
+          <w:rFonts w:ascii="Arial" w:hAnsi="Arial" w:cs="Arial"/>
+          <w:sz w:val="22"/>
+          <w:szCs w:val="22"/>
           <w:lang w:val="en-US"/>
         </w:rPr>
         <w:t>v</w:t>
       </w:r>
       <w:r>
         <w:rPr>
+          <w:rFonts w:ascii="Arial" w:hAnsi="Arial" w:cs="Arial"/>
+          <w:sz w:val="22"/>
+          <w:szCs w:val="22"/>
           <w:lang w:val="en-US"/>
         </w:rPr>
         <w:t xml:space="preserve">alidation was </w:t>
       </w:r>
       <w:r>
         <w:rPr>
+          <w:rFonts w:ascii="Arial" w:hAnsi="Arial" w:cs="Arial"/>
+          <w:sz w:val="22"/>
+          <w:szCs w:val="22"/>
           <w:lang w:val="en-US"/>
         </w:rPr>
         <w:t>employed</w:t>
       </w:r>
       <w:r>
         <w:rPr>
+          <w:rFonts w:ascii="Arial" w:hAnsi="Arial" w:cs="Arial"/>
+          <w:sz w:val="22"/>
+          <w:szCs w:val="22"/>
           <w:lang w:val="en-US"/>
         </w:rPr>
         <w:t xml:space="preserve"> to improve robustness – to do </w:t>
       </w:r>
       <w:r>
         <w:rPr>
+          <w:rFonts w:ascii="Arial" w:hAnsi="Arial" w:cs="Arial"/>
+          <w:sz w:val="22"/>
+          <w:szCs w:val="22"/>
           <w:lang w:val="en-US"/>
         </w:rPr>
         <w:t>this the original holdout validation split</w:t>
       </w:r>
       <w:r>
         <w:rPr>
+          <w:rFonts w:ascii="Arial" w:hAnsi="Arial" w:cs="Arial"/>
+          <w:sz w:val="22"/>
+          <w:szCs w:val="22"/>
           <w:lang w:val="en-US"/>
         </w:rPr>
         <w:t xml:space="preserve"> </w:t>
       </w:r>
       <w:r>
         <w:rPr>
+          <w:rFonts w:ascii="Arial" w:hAnsi="Arial" w:cs="Arial"/>
+          <w:sz w:val="22"/>
+          <w:szCs w:val="22"/>
           <w:lang w:val="en-US"/>
         </w:rPr>
         <w:t>was</w:t>
       </w:r>
       <w:r>
         <w:rPr>
+          <w:rFonts w:ascii="Arial" w:hAnsi="Arial" w:cs="Arial"/>
+          <w:sz w:val="22"/>
+          <w:szCs w:val="22"/>
           <w:lang w:val="en-US"/>
         </w:rPr>
         <w:t xml:space="preserve"> recombined with the training split</w:t>
       </w:r>
       <w:r>
         <w:rPr>
+          <w:rFonts w:ascii="Arial" w:hAnsi="Arial" w:cs="Arial"/>
+          <w:sz w:val="22"/>
+          <w:szCs w:val="22"/>
           <w:lang w:val="en-US"/>
         </w:rPr>
         <w:t xml:space="preserve">. Weighted F1 was used as the scoring metric, over accuracy, as </w:t>
@@ -1154,6 +2011,9 @@
       <w:proofErr w:type="gramStart"/>
       <w:r>
         <w:rPr>
+          <w:rFonts w:ascii="Arial" w:hAnsi="Arial" w:cs="Arial"/>
+          <w:sz w:val="22"/>
+          <w:szCs w:val="22"/>
           <w:lang w:val="en-US"/>
         </w:rPr>
         <w:t>it</w:t>
@@ -1161,36 +2021,54 @@
       <w:proofErr w:type="gramEnd"/>
       <w:r>
         <w:rPr>
+          <w:rFonts w:ascii="Arial" w:hAnsi="Arial" w:cs="Arial"/>
+          <w:sz w:val="22"/>
+          <w:szCs w:val="22"/>
           <w:lang w:val="en-US"/>
         </w:rPr>
         <w:t xml:space="preserve"> better </w:t>
       </w:r>
       <w:r>
         <w:rPr>
+          <w:rFonts w:ascii="Arial" w:hAnsi="Arial" w:cs="Arial"/>
+          <w:sz w:val="22"/>
+          <w:szCs w:val="22"/>
           <w:lang w:val="en-US"/>
         </w:rPr>
         <w:t>accounts</w:t>
       </w:r>
       <w:r>
         <w:rPr>
+          <w:rFonts w:ascii="Arial" w:hAnsi="Arial" w:cs="Arial"/>
+          <w:sz w:val="22"/>
+          <w:szCs w:val="22"/>
           <w:lang w:val="en-US"/>
         </w:rPr>
         <w:t xml:space="preserve"> for class imbalance by proportionally weighting </w:t>
       </w:r>
       <w:r>
         <w:rPr>
+          <w:rFonts w:ascii="Arial" w:hAnsi="Arial" w:cs="Arial"/>
+          <w:sz w:val="22"/>
+          <w:szCs w:val="22"/>
           <w:lang w:val="en-US"/>
         </w:rPr>
         <w:t xml:space="preserve">each </w:t>
       </w:r>
       <w:r>
         <w:rPr>
+          <w:rFonts w:ascii="Arial" w:hAnsi="Arial" w:cs="Arial"/>
+          <w:sz w:val="22"/>
+          <w:szCs w:val="22"/>
           <w:lang w:val="en-US"/>
         </w:rPr>
         <w:t>class</w:t>
       </w:r>
       <w:r>
         <w:rPr>
+          <w:rFonts w:ascii="Arial" w:hAnsi="Arial" w:cs="Arial"/>
+          <w:sz w:val="22"/>
+          <w:szCs w:val="22"/>
           <w:lang w:val="en-US"/>
         </w:rPr>
         <w:t xml:space="preserve"> by its number of samples.</w:t>
@@ -1200,123 +2078,275 @@
       <w:pPr>
         <w:jc w:val="both"/>
         <w:rPr>
+          <w:rFonts w:ascii="Arial" w:hAnsi="Arial" w:cs="Arial"/>
           <w:color w:val="EE0000"/>
+          <w:sz w:val="22"/>
+          <w:szCs w:val="22"/>
           <w:lang w:val="en-US"/>
         </w:rPr>
       </w:pPr>
       <w:r>
         <w:rPr>
+          <w:rFonts w:ascii="Arial" w:hAnsi="Arial" w:cs="Arial"/>
+          <w:sz w:val="22"/>
+          <w:szCs w:val="22"/>
           <w:lang w:val="en-US"/>
         </w:rPr>
         <w:t>H</w:t>
       </w:r>
       <w:r>
         <w:rPr>
+          <w:rFonts w:ascii="Arial" w:hAnsi="Arial" w:cs="Arial"/>
+          <w:sz w:val="22"/>
+          <w:szCs w:val="22"/>
           <w:lang w:val="en-US"/>
         </w:rPr>
         <w:t xml:space="preserve">yperparameter </w:t>
       </w:r>
       <w:r>
         <w:rPr>
+          <w:rFonts w:ascii="Arial" w:hAnsi="Arial" w:cs="Arial"/>
+          <w:sz w:val="22"/>
+          <w:szCs w:val="22"/>
           <w:lang w:val="en-US"/>
         </w:rPr>
         <w:t>ranges were informed by</w:t>
       </w:r>
       <w:r>
         <w:rPr>
+          <w:rFonts w:ascii="Arial" w:hAnsi="Arial" w:cs="Arial"/>
+          <w:sz w:val="22"/>
+          <w:szCs w:val="22"/>
           <w:lang w:val="en-US"/>
         </w:rPr>
         <w:t xml:space="preserve"> findings from both comparisons between the initial study/baseline model and literature. </w:t>
       </w:r>
       <w:r>
         <w:rPr>
+          <w:rFonts w:ascii="Arial" w:hAnsi="Arial" w:cs="Arial"/>
           <w:color w:val="EE0000"/>
+          <w:sz w:val="22"/>
+          <w:szCs w:val="22"/>
           <w:lang w:val="en-US"/>
         </w:rPr>
         <w:t>[Evidence]</w:t>
       </w:r>
       <w:r>
         <w:rPr>
+          <w:rFonts w:ascii="Arial" w:hAnsi="Arial" w:cs="Arial"/>
           <w:color w:val="EE0000"/>
+          <w:sz w:val="22"/>
+          <w:szCs w:val="22"/>
           <w:lang w:val="en-US"/>
         </w:rPr>
         <w:t xml:space="preserve">. </w:t>
       </w:r>
       <w:r>
         <w:rPr>
+          <w:rFonts w:ascii="Arial" w:hAnsi="Arial" w:cs="Arial"/>
+          <w:sz w:val="22"/>
+          <w:szCs w:val="22"/>
           <w:lang w:val="en-US"/>
         </w:rPr>
         <w:t>In the initial study increasing the width of the single hidden layer led to better model performance</w:t>
       </w:r>
       <w:r>
         <w:rPr>
+          <w:rFonts w:ascii="Arial" w:hAnsi="Arial" w:cs="Arial"/>
+          <w:sz w:val="22"/>
+          <w:szCs w:val="22"/>
           <w:lang w:val="en-US"/>
         </w:rPr>
         <w:t xml:space="preserve">. The upper threshold of neurons in the initial study was 128, </w:t>
       </w:r>
       <w:r>
         <w:rPr>
+          <w:rFonts w:ascii="Arial" w:hAnsi="Arial" w:cs="Arial"/>
+          <w:sz w:val="22"/>
+          <w:szCs w:val="22"/>
           <w:lang w:val="en-US"/>
         </w:rPr>
         <w:t xml:space="preserve">therefore </w:t>
       </w:r>
       <w:r>
         <w:rPr>
-          <w:lang w:val="en-US"/>
-        </w:rPr>
-        <w:t xml:space="preserve">the search range included </w:t>
-      </w:r>
-      <w:r>
-        <w:rPr>
+          <w:rFonts w:ascii="Arial" w:hAnsi="Arial" w:cs="Arial"/>
+          <w:sz w:val="22"/>
+          <w:szCs w:val="22"/>
+          <w:lang w:val="en-US"/>
+        </w:rPr>
+        <w:t xml:space="preserve">the search range </w:t>
+      </w:r>
+      <w:r>
+        <w:rPr>
+          <w:rFonts w:ascii="Arial" w:hAnsi="Arial" w:cs="Arial"/>
+          <w:sz w:val="22"/>
+          <w:szCs w:val="22"/>
+          <w:lang w:val="en-US"/>
+        </w:rPr>
+        <w:t xml:space="preserve">in this study </w:t>
+      </w:r>
+      <w:r>
+        <w:rPr>
+          <w:rFonts w:ascii="Arial" w:hAnsi="Arial" w:cs="Arial"/>
+          <w:sz w:val="22"/>
+          <w:szCs w:val="22"/>
+          <w:lang w:val="en-US"/>
+        </w:rPr>
+        <w:t xml:space="preserve">included </w:t>
+      </w:r>
+      <w:r>
+        <w:rPr>
+          <w:rFonts w:ascii="Arial" w:hAnsi="Arial" w:cs="Arial"/>
+          <w:sz w:val="22"/>
+          <w:szCs w:val="22"/>
           <w:lang w:val="en-US"/>
         </w:rPr>
         <w:t>[64,128,256]</w:t>
       </w:r>
       <w:r>
         <w:rPr>
-          <w:lang w:val="en-US"/>
-        </w:rPr>
-        <w:t>. Epoch range [100, 300, 500] were chosen around the baseline of 300.</w:t>
-      </w:r>
-      <w:r>
-        <w:rPr>
+          <w:rFonts w:ascii="Arial" w:hAnsi="Arial" w:cs="Arial"/>
+          <w:sz w:val="22"/>
+          <w:szCs w:val="22"/>
+          <w:lang w:val="en-US"/>
+        </w:rPr>
+        <w:t>. Epoch range [100, 300, 500] w</w:t>
+      </w:r>
+      <w:r>
+        <w:rPr>
+          <w:rFonts w:ascii="Arial" w:hAnsi="Arial" w:cs="Arial"/>
+          <w:sz w:val="22"/>
+          <w:szCs w:val="22"/>
+          <w:lang w:val="en-US"/>
+        </w:rPr>
+        <w:t xml:space="preserve">as </w:t>
+      </w:r>
+      <w:r>
+        <w:rPr>
+          <w:rFonts w:ascii="Arial" w:hAnsi="Arial" w:cs="Arial"/>
+          <w:sz w:val="22"/>
+          <w:szCs w:val="22"/>
+          <w:lang w:val="en-US"/>
+        </w:rPr>
+        <w:t>chosen around the baseline of 300.</w:t>
+      </w:r>
+      <w:r>
+        <w:rPr>
+          <w:rFonts w:ascii="Arial" w:hAnsi="Arial" w:cs="Arial"/>
+          <w:sz w:val="22"/>
+          <w:szCs w:val="22"/>
+          <w:lang w:val="en-US"/>
+        </w:rPr>
+        <w:t xml:space="preserve"> </w:t>
+      </w:r>
+      <w:r>
+        <w:rPr>
+          <w:rFonts w:ascii="Arial" w:hAnsi="Arial" w:cs="Arial"/>
+          <w:sz w:val="22"/>
+          <w:szCs w:val="22"/>
           <w:lang w:val="en-US"/>
         </w:rPr>
         <w:t>Learning rate</w:t>
       </w:r>
       <w:r>
         <w:rPr>
+          <w:rFonts w:ascii="Arial" w:hAnsi="Arial" w:cs="Arial"/>
+          <w:sz w:val="22"/>
+          <w:szCs w:val="22"/>
           <w:lang w:val="en-US"/>
         </w:rPr>
         <w:t xml:space="preserve">, </w:t>
       </w:r>
       <w:r>
         <w:rPr>
+          <w:rFonts w:ascii="Arial" w:hAnsi="Arial" w:cs="Arial"/>
+          <w:sz w:val="22"/>
+          <w:szCs w:val="22"/>
           <w:lang w:val="en-US"/>
         </w:rPr>
         <w:t>Momentum</w:t>
       </w:r>
       <w:r>
         <w:rPr>
-          <w:lang w:val="en-US"/>
-        </w:rPr>
-        <w:t xml:space="preserve">, Weight Decay and Batch Size were also included in the search – however the range of options were fixed for the following iterations to provide a control (2-Layer MLP) </w:t>
-      </w:r>
-      <w:r>
-        <w:rPr>
+          <w:rFonts w:ascii="Arial" w:hAnsi="Arial" w:cs="Arial"/>
+          <w:sz w:val="22"/>
+          <w:szCs w:val="22"/>
+          <w:lang w:val="en-US"/>
+        </w:rPr>
+        <w:t>, Weight Decay and Batch Size were also included in the search – however the range of options were fixed for the following iterations</w:t>
+      </w:r>
+      <w:r>
+        <w:rPr>
+          <w:rFonts w:ascii="Arial" w:hAnsi="Arial" w:cs="Arial"/>
+          <w:sz w:val="22"/>
+          <w:szCs w:val="22"/>
+          <w:lang w:val="en-US"/>
+        </w:rPr>
+        <w:t xml:space="preserve"> </w:t>
+      </w:r>
+      <w:r>
+        <w:rPr>
+          <w:rFonts w:ascii="Arial" w:hAnsi="Arial" w:cs="Arial"/>
+          <w:sz w:val="22"/>
+          <w:szCs w:val="22"/>
+          <w:lang w:val="en-US"/>
+        </w:rPr>
+        <w:t xml:space="preserve">(2-Layer </w:t>
+      </w:r>
+      <w:proofErr w:type="gramStart"/>
+      <w:r>
+        <w:rPr>
+          <w:rFonts w:ascii="Arial" w:hAnsi="Arial" w:cs="Arial"/>
+          <w:sz w:val="22"/>
+          <w:szCs w:val="22"/>
+          <w:lang w:val="en-US"/>
+        </w:rPr>
+        <w:t xml:space="preserve">MLP) </w:t>
+      </w:r>
+      <w:r>
+        <w:rPr>
+          <w:rFonts w:ascii="Arial" w:hAnsi="Arial" w:cs="Arial"/>
+          <w:sz w:val="22"/>
+          <w:szCs w:val="22"/>
+          <w:lang w:val="en-US"/>
+        </w:rPr>
+        <w:t xml:space="preserve"> to</w:t>
+      </w:r>
+      <w:proofErr w:type="gramEnd"/>
+      <w:r>
+        <w:rPr>
+          <w:rFonts w:ascii="Arial" w:hAnsi="Arial" w:cs="Arial"/>
+          <w:sz w:val="22"/>
+          <w:szCs w:val="22"/>
+          <w:lang w:val="en-US"/>
+        </w:rPr>
+        <w:t xml:space="preserve"> provide a control</w:t>
+      </w:r>
+      <w:r>
+        <w:rPr>
+          <w:rFonts w:ascii="Arial" w:hAnsi="Arial" w:cs="Arial"/>
+          <w:sz w:val="22"/>
+          <w:szCs w:val="22"/>
           <w:lang w:val="en-US"/>
         </w:rPr>
         <w:t>– reasonable potential values were chosen</w:t>
       </w:r>
       <w:r>
         <w:rPr>
+          <w:rFonts w:ascii="Arial" w:hAnsi="Arial" w:cs="Arial"/>
+          <w:sz w:val="22"/>
+          <w:szCs w:val="22"/>
           <w:lang w:val="en-US"/>
         </w:rPr>
         <w:t xml:space="preserve"> for these </w:t>
       </w:r>
       <w:r>
         <w:rPr>
+          <w:rFonts w:ascii="Arial" w:hAnsi="Arial" w:cs="Arial"/>
           <w:color w:val="EE0000"/>
+          <w:sz w:val="22"/>
+          <w:szCs w:val="22"/>
           <w:lang w:val="en-US"/>
         </w:rPr>
         <w:t>[Evidence?]</w:t>
@@ -1326,31 +2356,63 @@
       <w:pPr>
         <w:jc w:val="both"/>
         <w:rPr>
-          <w:color w:val="000000" w:themeColor="text1"/>
+          <w:rFonts w:ascii="Arial" w:hAnsi="Arial" w:cs="Arial"/>
+          <w:color w:val="000000" w:themeColor="text1"/>
+          <w:sz w:val="22"/>
+          <w:szCs w:val="22"/>
           <w:lang w:val="en-US"/>
         </w:rPr>
       </w:pPr>
       <w:r>
         <w:rPr>
-          <w:color w:val="000000" w:themeColor="text1"/>
-          <w:lang w:val="en-US"/>
-        </w:rPr>
-        <w:t>The best configuration achieved a Weighted F1 of 0.9242 on the Test Set [Hidden Layer 256 neurons, Learning rate 0.05, Epochs 500, Batch Size 128, No Momentum, No Weight Decay].</w:t>
+          <w:rFonts w:ascii="Arial" w:hAnsi="Arial" w:cs="Arial"/>
+          <w:color w:val="000000" w:themeColor="text1"/>
+          <w:sz w:val="22"/>
+          <w:szCs w:val="22"/>
+          <w:lang w:val="en-US"/>
+        </w:rPr>
+        <w:t xml:space="preserve">The best configuration achieved a Weighted F1 of 0.9242 on the Test Set [Hidden Layer 256 neurons, Learning </w:t>
+      </w:r>
+      <w:r>
+        <w:rPr>
+          <w:rFonts w:ascii="Arial" w:hAnsi="Arial" w:cs="Arial"/>
+          <w:color w:val="000000" w:themeColor="text1"/>
+          <w:sz w:val="22"/>
+          <w:szCs w:val="22"/>
+          <w:lang w:val="en-US"/>
+        </w:rPr>
+        <w:t>R</w:t>
+      </w:r>
+      <w:r>
+        <w:rPr>
+          <w:rFonts w:ascii="Arial" w:hAnsi="Arial" w:cs="Arial"/>
+          <w:color w:val="000000" w:themeColor="text1"/>
+          <w:sz w:val="22"/>
+          <w:szCs w:val="22"/>
+          <w:lang w:val="en-US"/>
+        </w:rPr>
+        <w:t>ate 0.05, Epochs 500, Batch Size 128, No Momentum, No Weight Decay].</w:t>
       </w:r>
     </w:p>
     <w:p>
       <w:pPr>
         <w:rPr>
+          <w:rFonts w:ascii="Arial" w:hAnsi="Arial" w:cs="Arial"/>
           <w:i/>
           <w:iCs/>
+          <w:sz w:val="22"/>
+          <w:szCs w:val="22"/>
           <w:u w:val="single"/>
           <w:lang w:val="en-US"/>
         </w:rPr>
       </w:pPr>
       <w:r>
         <w:rPr>
+          <w:rFonts w:ascii="Arial" w:hAnsi="Arial" w:cs="Arial"/>
           <w:i/>
           <w:iCs/>
+          <w:sz w:val="22"/>
+          <w:szCs w:val="22"/>
           <w:u w:val="single"/>
           <w:lang w:val="en-US"/>
         </w:rPr>
@@ -1359,42 +2421,64 @@
     </w:p>
     <w:p>
       <w:pPr>
-        <w:rPr>
+        <w:jc w:val="both"/>
+        <w:rPr>
+          <w:rFonts w:ascii="Arial" w:hAnsi="Arial" w:cs="Arial"/>
+          <w:sz w:val="22"/>
+          <w:szCs w:val="22"/>
           <w:lang w:val="en-US"/>
         </w:rPr>
       </w:pPr>
       <w:r>
         <w:rPr>
-          <w:lang w:val="en-US"/>
-        </w:rPr>
-        <w:t>Experiment</w:t>
-      </w:r>
-      <w:r>
-        <w:rPr>
-          <w:lang w:val="en-US"/>
-        </w:rPr>
-        <w:t xml:space="preserve"> – </w:t>
-      </w:r>
-      <w:r>
-        <w:rPr>
+          <w:rFonts w:ascii="Arial" w:hAnsi="Arial" w:cs="Arial"/>
+          <w:sz w:val="22"/>
+          <w:szCs w:val="22"/>
+          <w:lang w:val="en-US"/>
+        </w:rPr>
+        <w:t xml:space="preserve">Experiment – </w:t>
+      </w:r>
+      <w:r>
+        <w:rPr>
+          <w:rFonts w:ascii="Arial" w:hAnsi="Arial" w:cs="Arial"/>
+          <w:sz w:val="22"/>
+          <w:szCs w:val="22"/>
           <w:lang w:val="en-US"/>
         </w:rPr>
         <w:t xml:space="preserve">2 Layer </w:t>
       </w:r>
       <w:r>
         <w:rPr>
+          <w:rFonts w:ascii="Arial" w:hAnsi="Arial" w:cs="Arial"/>
+          <w:sz w:val="22"/>
+          <w:szCs w:val="22"/>
+          <w:lang w:val="en-US"/>
+        </w:rPr>
+        <w:t xml:space="preserve">MLP </w:t>
+      </w:r>
+      <w:r>
+        <w:rPr>
+          <w:rFonts w:ascii="Arial" w:hAnsi="Arial" w:cs="Arial"/>
+          <w:sz w:val="22"/>
+          <w:szCs w:val="22"/>
           <w:lang w:val="en-US"/>
         </w:rPr>
         <w:t xml:space="preserve">with Different </w:t>
       </w:r>
       <w:r>
         <w:rPr>
+          <w:rFonts w:ascii="Arial" w:hAnsi="Arial" w:cs="Arial"/>
+          <w:sz w:val="22"/>
+          <w:szCs w:val="22"/>
           <w:lang w:val="en-US"/>
         </w:rPr>
         <w:t>Architecture</w:t>
       </w:r>
       <w:r>
         <w:rPr>
+          <w:rFonts w:ascii="Arial" w:hAnsi="Arial" w:cs="Arial"/>
+          <w:sz w:val="22"/>
+          <w:szCs w:val="22"/>
           <w:lang w:val="en-US"/>
         </w:rPr>
         <w:t>s</w:t>
@@ -1402,98 +2486,857 @@
     </w:p>
     <w:p>
       <w:pPr>
-        <w:rPr>
-          <w:color w:val="000000" w:themeColor="text1"/>
+        <w:jc w:val="both"/>
+        <w:rPr>
+          <w:rFonts w:ascii="Arial" w:hAnsi="Arial" w:cs="Arial"/>
+          <w:sz w:val="22"/>
+          <w:szCs w:val="22"/>
           <w:lang w:val="en-US"/>
         </w:rPr>
       </w:pPr>
       <w:r>
         <w:rPr>
-          <w:lang w:val="en-US"/>
-        </w:rPr>
-        <w:t xml:space="preserve">In existing literature, an ‘MLP network structure with 17-12-3-7 architecture </w:t>
-      </w:r>
-      <w:proofErr w:type="gramStart"/>
-      <w:r>
-        <w:rPr>
-          <w:lang w:val="en-US"/>
-        </w:rPr>
-        <w:t xml:space="preserve">‘ </w:t>
-      </w:r>
-      <w:r>
-        <w:rPr>
-          <w:color w:val="EE0000"/>
-          <w:lang w:val="en-US"/>
-        </w:rPr>
-        <w:t>[</w:t>
-      </w:r>
-      <w:proofErr w:type="gramEnd"/>
-      <w:r>
-        <w:rPr>
-          <w:color w:val="EE0000"/>
-          <w:lang w:val="en-US"/>
-        </w:rPr>
-        <w:t>Evidence]</w:t>
-      </w:r>
-      <w:r>
-        <w:rPr>
-          <w:color w:val="EE0000"/>
-          <w:lang w:val="en-US"/>
-        </w:rPr>
-        <w:t>.</w:t>
-      </w:r>
-      <w:r>
-        <w:rPr>
-          <w:color w:val="EE0000"/>
+          <w:rFonts w:ascii="Arial" w:hAnsi="Arial" w:cs="Arial"/>
+          <w:sz w:val="22"/>
+          <w:szCs w:val="22"/>
+          <w:lang w:val="en-US"/>
+        </w:rPr>
+        <w:t xml:space="preserve">The aim was to test different 2-Layer Architectures, for this reason all other hyperparameter ranges, were kept the same as the 1-Layer implementation. </w:t>
+      </w:r>
+      <w:r>
+        <w:rPr>
+          <w:rFonts w:ascii="Arial" w:hAnsi="Arial" w:cs="Arial"/>
+          <w:sz w:val="22"/>
+          <w:szCs w:val="22"/>
+          <w:lang w:val="en-US"/>
+        </w:rPr>
+        <w:t>I</w:t>
+      </w:r>
+      <w:r>
+        <w:rPr>
+          <w:rFonts w:ascii="Arial" w:hAnsi="Arial" w:cs="Arial"/>
+          <w:sz w:val="22"/>
+          <w:szCs w:val="22"/>
+          <w:lang w:val="en-US"/>
+        </w:rPr>
+        <w:t>solat</w:t>
+      </w:r>
+      <w:r>
+        <w:rPr>
+          <w:rFonts w:ascii="Arial" w:hAnsi="Arial" w:cs="Arial"/>
+          <w:sz w:val="22"/>
+          <w:szCs w:val="22"/>
+          <w:lang w:val="en-US"/>
+        </w:rPr>
+        <w:t xml:space="preserve">ing </w:t>
+      </w:r>
+      <w:r>
+        <w:rPr>
+          <w:rFonts w:ascii="Arial" w:hAnsi="Arial" w:cs="Arial"/>
+          <w:sz w:val="22"/>
+          <w:szCs w:val="22"/>
+          <w:lang w:val="en-US"/>
+        </w:rPr>
+        <w:t>architecture shape and depth as the independent variable w</w:t>
+      </w:r>
+      <w:r>
+        <w:rPr>
+          <w:rFonts w:ascii="Arial" w:hAnsi="Arial" w:cs="Arial"/>
+          <w:sz w:val="22"/>
+          <w:szCs w:val="22"/>
+          <w:lang w:val="en-US"/>
+        </w:rPr>
+        <w:t xml:space="preserve">ith the </w:t>
+      </w:r>
+      <w:r>
+        <w:rPr>
+          <w:rFonts w:ascii="Arial" w:hAnsi="Arial" w:cs="Arial"/>
+          <w:sz w:val="22"/>
+          <w:szCs w:val="22"/>
+          <w:lang w:val="en-US"/>
+        </w:rPr>
+        <w:t>s</w:t>
+      </w:r>
+      <w:r>
+        <w:rPr>
+          <w:rFonts w:ascii="Arial" w:hAnsi="Arial" w:cs="Arial"/>
+          <w:sz w:val="22"/>
+          <w:szCs w:val="22"/>
+          <w:lang w:val="en-US"/>
+        </w:rPr>
+        <w:t xml:space="preserve">ame </w:t>
+      </w:r>
+      <w:proofErr w:type="spellStart"/>
+      <w:r>
+        <w:rPr>
+          <w:rFonts w:ascii="Arial" w:hAnsi="Arial" w:cs="Arial"/>
+          <w:sz w:val="22"/>
+          <w:szCs w:val="22"/>
+          <w:lang w:val="en-US"/>
+        </w:rPr>
+        <w:t>ReLu</w:t>
+      </w:r>
+      <w:proofErr w:type="spellEnd"/>
+      <w:r>
+        <w:rPr>
+          <w:rFonts w:ascii="Arial" w:hAnsi="Arial" w:cs="Arial"/>
+          <w:sz w:val="22"/>
+          <w:szCs w:val="22"/>
+          <w:lang w:val="en-US"/>
+        </w:rPr>
+        <w:t xml:space="preserve"> a</w:t>
+      </w:r>
+      <w:r>
+        <w:rPr>
+          <w:rFonts w:ascii="Arial" w:hAnsi="Arial" w:cs="Arial"/>
+          <w:sz w:val="22"/>
+          <w:szCs w:val="22"/>
+          <w:lang w:val="en-US"/>
+        </w:rPr>
+        <w:t>ctivation functi</w:t>
+      </w:r>
+      <w:r>
+        <w:rPr>
+          <w:rFonts w:ascii="Arial" w:hAnsi="Arial" w:cs="Arial"/>
+          <w:sz w:val="22"/>
+          <w:szCs w:val="22"/>
+          <w:lang w:val="en-US"/>
+        </w:rPr>
+        <w:t>on and cross entropy loss used.</w:t>
+      </w:r>
+      <w:r>
+        <w:rPr>
+          <w:rFonts w:ascii="Arial" w:hAnsi="Arial" w:cs="Arial"/>
+          <w:sz w:val="22"/>
+          <w:szCs w:val="22"/>
           <w:lang w:val="en-US"/>
         </w:rPr>
         <w:t xml:space="preserve"> </w:t>
+      </w:r>
+      <w:r>
+        <w:rPr>
+          <w:rFonts w:ascii="Arial" w:hAnsi="Arial" w:cs="Arial"/>
+          <w:sz w:val="22"/>
+          <w:szCs w:val="22"/>
+          <w:lang w:val="en-US"/>
+        </w:rPr>
+        <w:t>The random search tested 20 configurations.</w:t>
       </w:r>
     </w:p>
     <w:p>
       <w:pPr>
-        <w:rPr>
+        <w:jc w:val="both"/>
+        <w:rPr>
+          <w:rFonts w:ascii="Arial" w:hAnsi="Arial" w:cs="Arial"/>
+          <w:color w:val="000000" w:themeColor="text1"/>
+          <w:sz w:val="22"/>
+          <w:szCs w:val="22"/>
           <w:lang w:val="en-US"/>
         </w:rPr>
       </w:pPr>
       <w:r>
         <w:rPr>
-          <w:lang w:val="en-US"/>
-        </w:rPr>
-        <w:t>This Funnel Shaped Architecture.</w:t>
+          <w:rFonts w:ascii="Arial" w:hAnsi="Arial" w:cs="Arial"/>
+          <w:sz w:val="22"/>
+          <w:szCs w:val="22"/>
+          <w:lang w:val="en-US"/>
+        </w:rPr>
+        <w:t xml:space="preserve">In existing literature, </w:t>
+      </w:r>
+      <w:r>
+        <w:rPr>
+          <w:rFonts w:ascii="Arial" w:hAnsi="Arial" w:cs="Arial"/>
+          <w:sz w:val="22"/>
+          <w:szCs w:val="22"/>
+          <w:lang w:val="en-US"/>
+        </w:rPr>
+        <w:t xml:space="preserve">a funnel shape architecture was used </w:t>
+      </w:r>
+      <w:r>
+        <w:rPr>
+          <w:rFonts w:ascii="Arial" w:hAnsi="Arial" w:cs="Arial"/>
+          <w:sz w:val="22"/>
+          <w:szCs w:val="22"/>
+          <w:lang w:val="en-US"/>
+        </w:rPr>
+        <w:t>‘MLP network structure with 17-12-3-7 architecture</w:t>
+      </w:r>
+      <w:r>
+        <w:rPr>
+          <w:rFonts w:ascii="Arial" w:hAnsi="Arial" w:cs="Arial"/>
+          <w:sz w:val="22"/>
+          <w:szCs w:val="22"/>
+          <w:lang w:val="en-US"/>
+        </w:rPr>
+        <w:t xml:space="preserve">’ </w:t>
+      </w:r>
+      <w:r>
+        <w:rPr>
+          <w:rFonts w:ascii="Arial" w:hAnsi="Arial" w:cs="Arial"/>
+          <w:color w:val="EE0000"/>
+          <w:sz w:val="22"/>
+          <w:szCs w:val="22"/>
+          <w:lang w:val="en-US"/>
+        </w:rPr>
+        <w:t>[Evidence]</w:t>
+      </w:r>
+      <w:r>
+        <w:rPr>
+          <w:rFonts w:ascii="Arial" w:hAnsi="Arial" w:cs="Arial"/>
+          <w:color w:val="EE0000"/>
+          <w:sz w:val="22"/>
+          <w:szCs w:val="22"/>
+          <w:lang w:val="en-US"/>
+        </w:rPr>
+        <w:t xml:space="preserve">, </w:t>
+      </w:r>
+      <w:r>
+        <w:rPr>
+          <w:rFonts w:ascii="Arial" w:hAnsi="Arial" w:cs="Arial"/>
+          <w:color w:val="000000" w:themeColor="text1"/>
+          <w:sz w:val="22"/>
+          <w:szCs w:val="22"/>
+          <w:lang w:val="en-US"/>
+        </w:rPr>
+        <w:t xml:space="preserve">it achieved </w:t>
+      </w:r>
+      <w:proofErr w:type="gramStart"/>
+      <w:r>
+        <w:rPr>
+          <w:rFonts w:ascii="Arial" w:hAnsi="Arial" w:cs="Arial"/>
+          <w:color w:val="000000" w:themeColor="text1"/>
+          <w:sz w:val="22"/>
+          <w:szCs w:val="22"/>
+          <w:lang w:val="en-US"/>
+        </w:rPr>
+        <w:t>an</w:t>
+      </w:r>
+      <w:proofErr w:type="gramEnd"/>
+      <w:r>
+        <w:rPr>
+          <w:rFonts w:ascii="Arial" w:hAnsi="Arial" w:cs="Arial"/>
+          <w:color w:val="000000" w:themeColor="text1"/>
+          <w:sz w:val="22"/>
+          <w:szCs w:val="22"/>
+          <w:lang w:val="en-US"/>
+        </w:rPr>
+        <w:t xml:space="preserve"> </w:t>
+      </w:r>
+      <w:r>
+        <w:rPr>
+          <w:rFonts w:ascii="Arial" w:hAnsi="Arial" w:cs="Arial"/>
+          <w:color w:val="000000" w:themeColor="text1"/>
+          <w:sz w:val="22"/>
+          <w:szCs w:val="22"/>
+          <w:lang w:val="en-US"/>
+        </w:rPr>
+        <w:t xml:space="preserve">Macro </w:t>
+      </w:r>
+      <w:r>
+        <w:rPr>
+          <w:rFonts w:ascii="Arial" w:hAnsi="Arial" w:cs="Arial"/>
+          <w:color w:val="000000" w:themeColor="text1"/>
+          <w:sz w:val="22"/>
+          <w:szCs w:val="22"/>
+          <w:lang w:val="en-US"/>
+        </w:rPr>
+        <w:t>F1 Score of 0.9288</w:t>
+      </w:r>
+      <w:r>
+        <w:rPr>
+          <w:rFonts w:ascii="Arial" w:hAnsi="Arial" w:cs="Arial"/>
+          <w:color w:val="000000" w:themeColor="text1"/>
+          <w:sz w:val="22"/>
+          <w:szCs w:val="22"/>
+          <w:lang w:val="en-US"/>
+        </w:rPr>
+        <w:t xml:space="preserve">. </w:t>
+      </w:r>
+      <w:r>
+        <w:rPr>
+          <w:rFonts w:ascii="Arial" w:hAnsi="Arial" w:cs="Arial"/>
+          <w:color w:val="000000" w:themeColor="text1"/>
+          <w:sz w:val="22"/>
+          <w:szCs w:val="22"/>
+          <w:lang w:val="en-US"/>
+        </w:rPr>
+        <w:t>This architecture was incorporated into this study with hidden neuron options of (64,32) (128,64). Alternative architectures were also tested, a Flat (64,64) and an Inverse Funnel (32,64)</w:t>
+      </w:r>
+      <w:r>
+        <w:rPr>
+          <w:rFonts w:ascii="Arial" w:hAnsi="Arial" w:cs="Arial"/>
+          <w:color w:val="000000" w:themeColor="text1"/>
+          <w:sz w:val="22"/>
+          <w:szCs w:val="22"/>
+          <w:lang w:val="en-US"/>
+        </w:rPr>
+        <w:t xml:space="preserve"> to assess whether the tapering structure proposed in the literature provided a measurable benefit over other </w:t>
+      </w:r>
+      <w:r>
+        <w:rPr>
+          <w:rFonts w:ascii="Arial" w:hAnsi="Arial" w:cs="Arial"/>
+          <w:color w:val="000000" w:themeColor="text1"/>
+          <w:sz w:val="22"/>
+          <w:szCs w:val="22"/>
+          <w:lang w:val="en-US"/>
+        </w:rPr>
+        <w:lastRenderedPageBreak/>
+        <w:t xml:space="preserve">architectures. </w:t>
+      </w:r>
+      <w:r>
+        <w:rPr>
+          <w:rFonts w:ascii="Arial" w:hAnsi="Arial" w:cs="Arial"/>
+          <w:color w:val="000000" w:themeColor="text1"/>
+          <w:sz w:val="22"/>
+          <w:szCs w:val="22"/>
+          <w:lang w:val="en-US"/>
+        </w:rPr>
+        <w:t>Neuron Counts were kept in a similar range to the Single Hidden Layer experiment to ensure fair comparison and avoid a significant increase in model complexity.</w:t>
+      </w:r>
+      <w:r>
+        <w:rPr>
+          <w:rFonts w:ascii="Arial" w:hAnsi="Arial" w:cs="Arial"/>
+          <w:color w:val="000000" w:themeColor="text1"/>
+          <w:sz w:val="22"/>
+          <w:szCs w:val="22"/>
+          <w:lang w:val="en-US"/>
+        </w:rPr>
+        <w:t xml:space="preserve"> To implement this a variable model class was built allowing for tuples of hidden dimension values as parameter inputs.</w:t>
       </w:r>
     </w:p>
     <w:p>
       <w:pPr>
-        <w:rPr>
+        <w:jc w:val="both"/>
+        <w:rPr>
+          <w:rFonts w:ascii="Arial" w:hAnsi="Arial" w:cs="Arial"/>
+          <w:color w:val="000000" w:themeColor="text1"/>
+          <w:sz w:val="22"/>
+          <w:szCs w:val="22"/>
           <w:lang w:val="en-US"/>
         </w:rPr>
       </w:pPr>
       <w:r>
         <w:rPr>
-          <w:lang w:val="en-US"/>
-        </w:rPr>
-        <w:lastRenderedPageBreak/>
-        <w:t>I wanted to Test [64-64, 64-32, 128-64, 32-</w:t>
-      </w:r>
-      <w:proofErr w:type="gramStart"/>
-      <w:r>
-        <w:rPr>
-          <w:lang w:val="en-US"/>
-        </w:rPr>
-        <w:t>64 ]</w:t>
-      </w:r>
-      <w:proofErr w:type="gramEnd"/>
-      <w:r>
-        <w:rPr>
-          <w:lang w:val="en-US"/>
-        </w:rPr>
-        <w:t xml:space="preserve"> Flat, Funnel, Larger Funnel, Inverse Funnel</w:t>
+          <w:rFonts w:ascii="Arial" w:hAnsi="Arial" w:cs="Arial"/>
+          <w:color w:val="000000" w:themeColor="text1"/>
+          <w:sz w:val="22"/>
+          <w:szCs w:val="22"/>
+          <w:lang w:val="en-US"/>
+        </w:rPr>
+        <w:t>The best configuration achieved a Weighted F1 of 0.924</w:t>
+      </w:r>
+      <w:r>
+        <w:rPr>
+          <w:rFonts w:ascii="Arial" w:hAnsi="Arial" w:cs="Arial"/>
+          <w:color w:val="000000" w:themeColor="text1"/>
+          <w:sz w:val="22"/>
+          <w:szCs w:val="22"/>
+          <w:lang w:val="en-US"/>
+        </w:rPr>
+        <w:t xml:space="preserve">2 </w:t>
+      </w:r>
+      <w:r>
+        <w:rPr>
+          <w:rFonts w:ascii="Arial" w:hAnsi="Arial" w:cs="Arial"/>
+          <w:color w:val="000000" w:themeColor="text1"/>
+          <w:sz w:val="22"/>
+          <w:szCs w:val="22"/>
+          <w:lang w:val="en-US"/>
+        </w:rPr>
+        <w:t>on the Test set [Hidden Layer 128-64, Learning Rate 0.01, Epochs 500, Batch Size 64, No Momentum, Weight Decay 0.01]</w:t>
+      </w:r>
+      <w:r>
+        <w:rPr>
+          <w:rFonts w:ascii="Arial" w:hAnsi="Arial" w:cs="Arial"/>
+          <w:color w:val="000000" w:themeColor="text1"/>
+          <w:sz w:val="22"/>
+          <w:szCs w:val="22"/>
+          <w:lang w:val="en-US"/>
+        </w:rPr>
+        <w:t>.</w:t>
       </w:r>
     </w:p>
     <w:p>
       <w:pPr>
         <w:rPr>
+          <w:rFonts w:ascii="Arial" w:hAnsi="Arial" w:cs="Arial"/>
+          <w:b/>
+          <w:bCs/>
+          <w:sz w:val="22"/>
+          <w:szCs w:val="22"/>
+          <w:lang w:val="en-US"/>
+        </w:rPr>
+      </w:pPr>
+      <w:r>
+        <w:rPr>
+          <w:rFonts w:ascii="Arial" w:hAnsi="Arial" w:cs="Arial"/>
+          <w:b/>
+          <w:bCs/>
+          <w:sz w:val="22"/>
+          <w:szCs w:val="22"/>
+          <w:lang w:val="en-US"/>
+        </w:rPr>
+        <w:t>SVM Implementation/Methodology</w:t>
+      </w:r>
+    </w:p>
+    <w:p>
+      <w:pPr>
+        <w:rPr>
+          <w:rFonts w:ascii="Arial" w:hAnsi="Arial" w:cs="Arial"/>
+          <w:color w:val="000000" w:themeColor="text1"/>
+          <w:sz w:val="22"/>
+          <w:szCs w:val="22"/>
+          <w:lang w:val="en-US"/>
+        </w:rPr>
+      </w:pPr>
+      <w:r>
+        <w:rPr>
+          <w:rFonts w:ascii="Arial" w:hAnsi="Arial" w:cs="Arial"/>
+          <w:color w:val="000000" w:themeColor="text1"/>
+          <w:sz w:val="22"/>
+          <w:szCs w:val="22"/>
+          <w:lang w:val="en-US"/>
+        </w:rPr>
+        <w:t xml:space="preserve">Experiment </w:t>
+      </w:r>
+      <w:r>
+        <w:rPr>
+          <w:rFonts w:ascii="Arial" w:hAnsi="Arial" w:cs="Arial"/>
+          <w:color w:val="000000" w:themeColor="text1"/>
+          <w:sz w:val="22"/>
+          <w:szCs w:val="22"/>
+          <w:lang w:val="en-US"/>
+        </w:rPr>
+        <w:t>–</w:t>
+      </w:r>
+      <w:r>
+        <w:rPr>
+          <w:rFonts w:ascii="Arial" w:hAnsi="Arial" w:cs="Arial"/>
+          <w:color w:val="000000" w:themeColor="text1"/>
+          <w:sz w:val="22"/>
+          <w:szCs w:val="22"/>
+          <w:lang w:val="en-US"/>
+        </w:rPr>
+        <w:t xml:space="preserve"> </w:t>
+      </w:r>
+      <w:r>
+        <w:rPr>
+          <w:rFonts w:ascii="Arial" w:hAnsi="Arial" w:cs="Arial"/>
+          <w:color w:val="000000" w:themeColor="text1"/>
+          <w:sz w:val="22"/>
+          <w:szCs w:val="22"/>
+          <w:lang w:val="en-US"/>
+        </w:rPr>
+        <w:t xml:space="preserve">Random </w:t>
+      </w:r>
+      <w:r>
+        <w:rPr>
+          <w:rFonts w:ascii="Arial" w:hAnsi="Arial" w:cs="Arial"/>
+          <w:color w:val="000000" w:themeColor="text1"/>
+          <w:sz w:val="22"/>
+          <w:szCs w:val="22"/>
+          <w:lang w:val="en-US"/>
+        </w:rPr>
+        <w:t xml:space="preserve">Hyperparameter </w:t>
+      </w:r>
+      <w:r>
+        <w:rPr>
+          <w:rFonts w:ascii="Arial" w:hAnsi="Arial" w:cs="Arial"/>
+          <w:color w:val="000000" w:themeColor="text1"/>
+          <w:sz w:val="22"/>
+          <w:szCs w:val="22"/>
+          <w:lang w:val="en-US"/>
+        </w:rPr>
+        <w:t>Search SVM</w:t>
+      </w:r>
+    </w:p>
+    <w:p>
+      <w:pPr>
+        <w:jc w:val="both"/>
+        <w:rPr>
+          <w:rFonts w:ascii="Arial" w:hAnsi="Arial" w:cs="Arial"/>
+          <w:color w:val="000000" w:themeColor="text1"/>
+          <w:sz w:val="22"/>
+          <w:szCs w:val="22"/>
+          <w:lang w:val="en-US"/>
+        </w:rPr>
+      </w:pPr>
+      <w:r>
+        <w:rPr>
+          <w:rFonts w:ascii="Arial" w:hAnsi="Arial" w:cs="Arial"/>
+          <w:color w:val="000000" w:themeColor="text1"/>
+          <w:sz w:val="22"/>
+          <w:szCs w:val="22"/>
+          <w:lang w:val="en-US"/>
+        </w:rPr>
+        <w:t xml:space="preserve">For the SVM models </w:t>
+      </w:r>
+      <w:r>
+        <w:rPr>
+          <w:rFonts w:ascii="Arial" w:hAnsi="Arial" w:cs="Arial"/>
+          <w:color w:val="000000" w:themeColor="text1"/>
+          <w:sz w:val="22"/>
+          <w:szCs w:val="22"/>
+          <w:lang w:val="en-US"/>
+        </w:rPr>
+        <w:t>implemen</w:t>
+      </w:r>
+      <w:r>
+        <w:rPr>
+          <w:rFonts w:ascii="Arial" w:hAnsi="Arial" w:cs="Arial"/>
+          <w:color w:val="000000" w:themeColor="text1"/>
+          <w:sz w:val="22"/>
+          <w:szCs w:val="22"/>
+          <w:lang w:val="en-US"/>
+        </w:rPr>
+        <w:t>tation, the SVC class from scikit-learn’s ‘sklearn.svm’ module was used.</w:t>
+      </w:r>
+      <w:r>
+        <w:rPr>
+          <w:rFonts w:ascii="Arial" w:hAnsi="Arial" w:cs="Arial"/>
+          <w:color w:val="000000" w:themeColor="text1"/>
+          <w:sz w:val="22"/>
+          <w:szCs w:val="22"/>
+          <w:lang w:val="en-US"/>
+        </w:rPr>
+        <w:t xml:space="preserve"> As with the MLP implementation randomized search using </w:t>
+      </w:r>
+      <w:r>
+        <w:rPr>
+          <w:rFonts w:ascii="Arial" w:hAnsi="Arial" w:cs="Arial"/>
+          <w:color w:val="000000" w:themeColor="text1"/>
+          <w:sz w:val="22"/>
+          <w:szCs w:val="22"/>
+          <w:lang w:val="en-US"/>
+        </w:rPr>
+        <w:t>scikit-learn’s ‘RandomisedSearchCV’</w:t>
+      </w:r>
+      <w:r>
+        <w:rPr>
+          <w:rFonts w:ascii="Arial" w:hAnsi="Arial" w:cs="Arial"/>
+          <w:color w:val="000000" w:themeColor="text1"/>
+          <w:sz w:val="22"/>
+          <w:szCs w:val="22"/>
+          <w:lang w:val="en-US"/>
+        </w:rPr>
+        <w:t xml:space="preserve"> was conducted using 5-fold cross validation. The search tested 50 configurations. The hyperparameters varied were </w:t>
+      </w:r>
+      <w:r>
+        <w:rPr>
+          <w:rFonts w:ascii="Arial" w:hAnsi="Arial" w:cs="Arial"/>
+          <w:color w:val="000000" w:themeColor="text1"/>
+          <w:sz w:val="22"/>
+          <w:szCs w:val="22"/>
+          <w:lang w:val="en-US"/>
+        </w:rPr>
+        <w:t>C, kernel, gamma</w:t>
+      </w:r>
+      <w:r>
+        <w:rPr>
+          <w:rFonts w:ascii="Arial" w:hAnsi="Arial" w:cs="Arial"/>
+          <w:color w:val="000000" w:themeColor="text1"/>
+          <w:sz w:val="22"/>
+          <w:szCs w:val="22"/>
+          <w:lang w:val="en-US"/>
+        </w:rPr>
+        <w:t xml:space="preserve"> and</w:t>
+      </w:r>
+      <w:r>
+        <w:rPr>
+          <w:rFonts w:ascii="Arial" w:hAnsi="Arial" w:cs="Arial"/>
+          <w:color w:val="000000" w:themeColor="text1"/>
+          <w:sz w:val="22"/>
+          <w:szCs w:val="22"/>
+          <w:lang w:val="en-US"/>
+        </w:rPr>
+        <w:t xml:space="preserve"> degree</w:t>
+      </w:r>
+      <w:r>
+        <w:rPr>
+          <w:rFonts w:ascii="Arial" w:hAnsi="Arial" w:cs="Arial"/>
+          <w:color w:val="000000" w:themeColor="text1"/>
+          <w:sz w:val="22"/>
+          <w:szCs w:val="22"/>
+          <w:lang w:val="en-US"/>
+        </w:rPr>
+        <w:t>.</w:t>
+      </w:r>
+    </w:p>
+    <w:p>
+      <w:pPr>
+        <w:rPr>
+          <w:rFonts w:ascii="Arial" w:hAnsi="Arial" w:cs="Arial"/>
+          <w:color w:val="EE0000"/>
+          <w:sz w:val="22"/>
+          <w:szCs w:val="22"/>
+          <w:lang w:val="en-US"/>
+        </w:rPr>
+      </w:pPr>
+      <w:r>
+        <w:rPr>
+          <w:rFonts w:ascii="Arial" w:hAnsi="Arial" w:cs="Arial"/>
+          <w:color w:val="EE0000"/>
+          <w:sz w:val="22"/>
+          <w:szCs w:val="22"/>
+          <w:lang w:val="en-US"/>
+        </w:rPr>
+        <w:t>C values of [0.1,1,10,100]</w:t>
+      </w:r>
+    </w:p>
+    <w:p>
+      <w:pPr>
+        <w:rPr>
+          <w:rFonts w:ascii="Arial" w:hAnsi="Arial" w:cs="Arial"/>
+          <w:color w:val="EE0000"/>
+          <w:sz w:val="22"/>
+          <w:szCs w:val="22"/>
+          <w:lang w:val="en-US"/>
+        </w:rPr>
+      </w:pPr>
+      <w:r>
+        <w:rPr>
+          <w:rFonts w:ascii="Arial" w:hAnsi="Arial" w:cs="Arial"/>
+          <w:color w:val="EE0000"/>
+          <w:sz w:val="22"/>
+          <w:szCs w:val="22"/>
+          <w:lang w:val="en-US"/>
+        </w:rPr>
+        <w:t xml:space="preserve">In previous literature, </w:t>
+      </w:r>
+    </w:p>
+    <w:p>
+      <w:pPr>
+        <w:rPr>
+          <w:rFonts w:ascii="Arial" w:hAnsi="Arial" w:cs="Arial"/>
+          <w:color w:val="EE0000"/>
+          <w:sz w:val="22"/>
+          <w:szCs w:val="22"/>
+          <w:lang w:val="en-US"/>
+        </w:rPr>
+      </w:pPr>
+      <w:r>
+        <w:rPr>
+          <w:rFonts w:ascii="Arial" w:hAnsi="Arial" w:cs="Arial"/>
+          <w:color w:val="EE0000"/>
+          <w:sz w:val="22"/>
+          <w:szCs w:val="22"/>
+          <w:lang w:val="en-US"/>
+        </w:rPr>
+        <w:t xml:space="preserve">A random </w:t>
+      </w:r>
+      <w:r>
+        <w:rPr>
+          <w:rFonts w:ascii="Arial" w:hAnsi="Arial" w:cs="Arial"/>
+          <w:color w:val="EE0000"/>
+          <w:sz w:val="22"/>
+          <w:szCs w:val="22"/>
+          <w:lang w:val="en-US"/>
+        </w:rPr>
+        <w:t xml:space="preserve">hyperparameter </w:t>
+      </w:r>
+      <w:r>
+        <w:rPr>
+          <w:rFonts w:ascii="Arial" w:hAnsi="Arial" w:cs="Arial"/>
+          <w:color w:val="EE0000"/>
+          <w:sz w:val="22"/>
+          <w:szCs w:val="22"/>
+          <w:lang w:val="en-US"/>
+        </w:rPr>
+        <w:t>search</w:t>
+      </w:r>
+      <w:r>
+        <w:rPr>
+          <w:rFonts w:ascii="Arial" w:hAnsi="Arial" w:cs="Arial"/>
+          <w:color w:val="EE0000"/>
+          <w:sz w:val="22"/>
+          <w:szCs w:val="22"/>
+          <w:lang w:val="en-US"/>
+        </w:rPr>
+        <w:t xml:space="preserve"> was conducted</w:t>
+      </w:r>
+      <w:r>
+        <w:rPr>
+          <w:rFonts w:ascii="Arial" w:hAnsi="Arial" w:cs="Arial"/>
+          <w:color w:val="EE0000"/>
+          <w:sz w:val="22"/>
+          <w:szCs w:val="22"/>
+          <w:lang w:val="en-US"/>
+        </w:rPr>
+        <w:t xml:space="preserve">, where C, kernel, gamma, degree </w:t>
+      </w:r>
+      <w:proofErr w:type="gramStart"/>
+      <w:r>
+        <w:rPr>
+          <w:rFonts w:ascii="Arial" w:hAnsi="Arial" w:cs="Arial"/>
+          <w:color w:val="EE0000"/>
+          <w:sz w:val="22"/>
+          <w:szCs w:val="22"/>
+          <w:lang w:val="en-US"/>
+        </w:rPr>
+        <w:t>were</w:t>
+      </w:r>
+      <w:proofErr w:type="gramEnd"/>
+      <w:r>
+        <w:rPr>
+          <w:rFonts w:ascii="Arial" w:hAnsi="Arial" w:cs="Arial"/>
+          <w:color w:val="EE0000"/>
+          <w:sz w:val="22"/>
+          <w:szCs w:val="22"/>
+          <w:lang w:val="en-US"/>
+        </w:rPr>
+        <w:t xml:space="preserve"> varied</w:t>
+      </w:r>
+      <w:r>
+        <w:rPr>
+          <w:rFonts w:ascii="Arial" w:hAnsi="Arial" w:cs="Arial"/>
+          <w:color w:val="EE0000"/>
+          <w:sz w:val="22"/>
+          <w:szCs w:val="22"/>
+          <w:lang w:val="en-US"/>
+        </w:rPr>
+        <w:t xml:space="preserve">. </w:t>
+      </w:r>
+    </w:p>
+    <w:p>
+      <w:pPr>
+        <w:spacing w:after="0"/>
+        <w:rPr>
+          <w:rFonts w:ascii="Arial" w:hAnsi="Arial" w:cs="Arial"/>
+          <w:color w:val="000000" w:themeColor="text1"/>
+          <w:sz w:val="22"/>
+          <w:szCs w:val="22"/>
+          <w:lang w:val="en-US"/>
+        </w:rPr>
+      </w:pPr>
+      <w:r>
+        <w:rPr>
+          <w:rFonts w:ascii="Arial" w:hAnsi="Arial" w:cs="Arial"/>
+          <w:color w:val="000000" w:themeColor="text1"/>
+          <w:sz w:val="22"/>
+          <w:szCs w:val="22"/>
+          <w:lang w:val="en-US"/>
+        </w:rPr>
+        <w:t>The best configuration achieved a Weighted F1 of 0.9243 on the Test Set. [</w:t>
+      </w:r>
+      <w:r>
+        <w:rPr>
+          <w:rFonts w:ascii="Arial" w:hAnsi="Arial" w:cs="Arial"/>
+          <w:color w:val="000000" w:themeColor="text1"/>
+          <w:sz w:val="22"/>
+          <w:szCs w:val="22"/>
+          <w:lang w:val="en-US"/>
+        </w:rPr>
+        <w:t>RBF kernel</w:t>
+      </w:r>
+      <w:r>
+        <w:rPr>
+          <w:rFonts w:ascii="Arial" w:hAnsi="Arial" w:cs="Arial"/>
+          <w:color w:val="000000" w:themeColor="text1"/>
+          <w:sz w:val="22"/>
+          <w:szCs w:val="22"/>
+          <w:lang w:val="en-US"/>
+        </w:rPr>
+        <w:t xml:space="preserve">, Gamma </w:t>
+      </w:r>
+      <w:r>
+        <w:rPr>
+          <w:rFonts w:ascii="Arial" w:hAnsi="Arial" w:cs="Arial"/>
+          <w:color w:val="000000" w:themeColor="text1"/>
+          <w:sz w:val="22"/>
+          <w:szCs w:val="22"/>
+          <w:lang w:val="en-US"/>
+        </w:rPr>
+        <w:t>‘</w:t>
+      </w:r>
+      <w:r>
+        <w:rPr>
+          <w:rFonts w:ascii="Arial" w:hAnsi="Arial" w:cs="Arial"/>
+          <w:color w:val="000000" w:themeColor="text1"/>
+          <w:sz w:val="22"/>
+          <w:szCs w:val="22"/>
+          <w:lang w:val="en-US"/>
+        </w:rPr>
+        <w:t>auto</w:t>
+      </w:r>
+      <w:r>
+        <w:rPr>
+          <w:rFonts w:ascii="Arial" w:hAnsi="Arial" w:cs="Arial"/>
+          <w:color w:val="000000" w:themeColor="text1"/>
+          <w:sz w:val="22"/>
+          <w:szCs w:val="22"/>
+          <w:lang w:val="en-US"/>
+        </w:rPr>
+        <w:t>’</w:t>
+      </w:r>
+      <w:r>
+        <w:rPr>
+          <w:rFonts w:ascii="Arial" w:hAnsi="Arial" w:cs="Arial"/>
+          <w:color w:val="000000" w:themeColor="text1"/>
+          <w:sz w:val="22"/>
+          <w:szCs w:val="22"/>
+          <w:lang w:val="en-US"/>
+        </w:rPr>
+        <w:t>, Degree</w:t>
+      </w:r>
+      <w:r>
+        <w:rPr>
+          <w:rFonts w:ascii="Arial" w:hAnsi="Arial" w:cs="Arial"/>
+          <w:color w:val="000000" w:themeColor="text1"/>
+          <w:sz w:val="22"/>
+          <w:szCs w:val="22"/>
+          <w:lang w:val="en-US"/>
+        </w:rPr>
+        <w:t>=</w:t>
+      </w:r>
+      <w:r>
+        <w:rPr>
+          <w:rFonts w:ascii="Arial" w:hAnsi="Arial" w:cs="Arial"/>
+          <w:color w:val="000000" w:themeColor="text1"/>
+          <w:sz w:val="22"/>
+          <w:szCs w:val="22"/>
+          <w:lang w:val="en-US"/>
+        </w:rPr>
+        <w:t>2, C</w:t>
+      </w:r>
+      <w:r>
+        <w:rPr>
+          <w:rFonts w:ascii="Arial" w:hAnsi="Arial" w:cs="Arial"/>
+          <w:color w:val="000000" w:themeColor="text1"/>
+          <w:sz w:val="22"/>
+          <w:szCs w:val="22"/>
+          <w:lang w:val="en-US"/>
+        </w:rPr>
+        <w:t>=</w:t>
+      </w:r>
+      <w:r>
+        <w:rPr>
+          <w:rFonts w:ascii="Arial" w:hAnsi="Arial" w:cs="Arial"/>
+          <w:color w:val="000000" w:themeColor="text1"/>
+          <w:sz w:val="22"/>
+          <w:szCs w:val="22"/>
+          <w:lang w:val="en-US"/>
+        </w:rPr>
+        <w:t>10]</w:t>
+      </w:r>
+      <w:r>
+        <w:rPr>
+          <w:rFonts w:ascii="Arial" w:hAnsi="Arial" w:cs="Arial"/>
+          <w:color w:val="000000" w:themeColor="text1"/>
+          <w:sz w:val="22"/>
+          <w:szCs w:val="22"/>
+          <w:lang w:val="en-US"/>
+        </w:rPr>
+        <w:t>.</w:t>
+      </w:r>
+    </w:p>
+    <w:p>
+      <w:pPr>
+        <w:spacing w:after="0"/>
+        <w:rPr>
+          <w:rFonts w:ascii="Arial" w:hAnsi="Arial" w:cs="Arial"/>
+          <w:color w:val="EE0000"/>
+          <w:sz w:val="22"/>
+          <w:szCs w:val="22"/>
           <w:lang w:val="en-US"/>
         </w:rPr>
       </w:pPr>
@@ -1501,115 +3344,46 @@
     <w:p>
       <w:pPr>
         <w:rPr>
+          <w:rFonts w:ascii="Arial" w:hAnsi="Arial" w:cs="Arial"/>
+          <w:b/>
+          <w:bCs/>
+          <w:sz w:val="22"/>
+          <w:szCs w:val="22"/>
           <w:lang w:val="en-US"/>
         </w:rPr>
       </w:pPr>
       <w:r>
         <w:rPr>
-          <w:lang w:val="en-US"/>
-        </w:rPr>
-        <w:t>2 hidden layers, Sigmoid activation functions for hidden and output layer, Learning rate 0.3, 500 epochs</w:t>
+          <w:rFonts w:ascii="Arial" w:hAnsi="Arial" w:cs="Arial"/>
+          <w:b/>
+          <w:bCs/>
+          <w:sz w:val="22"/>
+          <w:szCs w:val="22"/>
+          <w:lang w:val="en-US"/>
+        </w:rPr>
+        <w:t>Analysis and Comparative Critical Evaluation of Results</w:t>
       </w:r>
     </w:p>
     <w:p>
       <w:pPr>
         <w:rPr>
+          <w:rFonts w:ascii="Arial" w:hAnsi="Arial" w:cs="Arial"/>
+          <w:sz w:val="22"/>
+          <w:szCs w:val="22"/>
+          <w:u w:val="single"/>
           <w:lang w:val="en-US"/>
         </w:rPr>
       </w:pPr>
       <w:r>
         <w:rPr>
-          <w:lang w:val="en-US"/>
-        </w:rPr>
-        <w:t>I used this to inform the parameters of my stud</w:t>
-      </w:r>
-    </w:p>
-    <w:p>
-      <w:pPr>
-        <w:rPr>
-          <w:lang w:val="en-US"/>
-        </w:rPr>
-      </w:pPr>
-      <w:r>
-        <w:rPr>
-          <w:lang w:val="en-US"/>
-        </w:rPr>
-        <w:t>Existing Literature informed my hyperparameter scale</w:t>
-      </w:r>
-    </w:p>
-    <w:p>
-      <w:pPr>
-        <w:rPr>
-          <w:lang w:val="en-US"/>
-        </w:rPr>
-      </w:pPr>
-      <w:r>
-        <w:rPr>
-          <w:lang w:val="en-US"/>
-        </w:rPr>
-        <w:t>Random hyperparameter search on Varied 2 Layer Architecture (tapered, Flat, Bottleneck)</w:t>
-      </w:r>
-    </w:p>
-    <w:p>
-      <w:pPr>
-        <w:rPr>
-          <w:b/>
-          <w:bCs/>
-          <w:lang w:val="en-US"/>
-        </w:rPr>
-      </w:pPr>
-      <w:r>
-        <w:rPr>
-          <w:b/>
-          <w:bCs/>
-          <w:lang w:val="en-US"/>
-        </w:rPr>
-        <w:t>SVM Implementation/Methodology</w:t>
-      </w:r>
-    </w:p>
-    <w:p>
-      <w:pPr>
-        <w:rPr>
-          <w:lang w:val="en-US"/>
-        </w:rPr>
-      </w:pPr>
-      <w:r>
-        <w:rPr>
-          <w:lang w:val="en-US"/>
-        </w:rPr>
-        <w:t>A random search</w:t>
-      </w:r>
-    </w:p>
-    <w:p>
-      <w:pPr>
-        <w:rPr>
-          <w:lang w:val="en-US"/>
-        </w:rPr>
-      </w:pPr>
-    </w:p>
-    <w:p>
-      <w:pPr>
-        <w:rPr>
-          <w:b/>
-          <w:bCs/>
-          <w:lang w:val="en-US"/>
-        </w:rPr>
-      </w:pPr>
-      <w:r>
-        <w:rPr>
-          <w:b/>
-          <w:bCs/>
-          <w:lang w:val="en-US"/>
-        </w:rPr>
-        <w:t>Analysis and Comparative Critical Evaluation of Results</w:t>
-      </w:r>
-    </w:p>
-    <w:p>
-      <w:pPr>
-        <w:rPr>
-          <w:lang w:val="en-US"/>
-        </w:rPr>
-      </w:pPr>
+          <w:rFonts w:ascii="Arial" w:hAnsi="Arial" w:cs="Arial"/>
+          <w:sz w:val="22"/>
+          <w:szCs w:val="22"/>
+          <w:u w:val="single"/>
+          <w:lang w:val="en-US"/>
+        </w:rPr>
+        <w:t>MLP Implementations Comparison</w:t>
+      </w:r>
     </w:p>
     <w:tbl>
       <w:tblPr>
@@ -1635,8 +3409,11 @@
           <w:p>
             <w:pPr>
               <w:rPr>
+                <w:rFonts w:ascii="Arial" w:hAnsi="Arial" w:cs="Arial"/>
                 <w:b w:val="0"/>
                 <w:bCs w:val="0"/>
+                <w:sz w:val="22"/>
+                <w:szCs w:val="22"/>
                 <w:lang w:val="en-US"/>
               </w:rPr>
             </w:pPr>
@@ -1650,15 +3427,21 @@
             <w:pPr>
               <w:cnfStyle w:val="100000000000" w:firstRow="1" w:lastRow="0" w:firstColumn="0" w:lastColumn="0" w:oddVBand="0" w:evenVBand="0" w:oddHBand="0" w:evenHBand="0" w:firstRowFirstColumn="0" w:firstRowLastColumn="0" w:lastRowFirstColumn="0" w:lastRowLastColumn="0"/>
               <w:rPr>
+                <w:rFonts w:ascii="Arial" w:hAnsi="Arial" w:cs="Arial"/>
                 <w:b w:val="0"/>
                 <w:bCs w:val="0"/>
+                <w:sz w:val="22"/>
+                <w:szCs w:val="22"/>
                 <w:lang w:val="en-US"/>
               </w:rPr>
             </w:pPr>
             <w:r>
               <w:rPr>
+                <w:rFonts w:ascii="Arial" w:hAnsi="Arial" w:cs="Arial"/>
                 <w:b w:val="0"/>
                 <w:bCs w:val="0"/>
+                <w:sz w:val="22"/>
+                <w:szCs w:val="22"/>
                 <w:lang w:val="en-US"/>
               </w:rPr>
               <w:t>Baseline</w:t>
@@ -1673,15 +3456,21 @@
             <w:pPr>
               <w:cnfStyle w:val="100000000000" w:firstRow="1" w:lastRow="0" w:firstColumn="0" w:lastColumn="0" w:oddVBand="0" w:evenVBand="0" w:oddHBand="0" w:evenHBand="0" w:firstRowFirstColumn="0" w:firstRowLastColumn="0" w:lastRowFirstColumn="0" w:lastRowLastColumn="0"/>
               <w:rPr>
+                <w:rFonts w:ascii="Arial" w:hAnsi="Arial" w:cs="Arial"/>
                 <w:b w:val="0"/>
                 <w:bCs w:val="0"/>
+                <w:sz w:val="22"/>
+                <w:szCs w:val="22"/>
                 <w:lang w:val="en-US"/>
               </w:rPr>
             </w:pPr>
             <w:r>
               <w:rPr>
+                <w:rFonts w:ascii="Arial" w:hAnsi="Arial" w:cs="Arial"/>
                 <w:b w:val="0"/>
                 <w:bCs w:val="0"/>
+                <w:sz w:val="22"/>
+                <w:szCs w:val="22"/>
                 <w:lang w:val="en-US"/>
               </w:rPr>
               <w:t>1 Layer</w:t>
@@ -1696,15 +3485,21 @@
             <w:pPr>
               <w:cnfStyle w:val="100000000000" w:firstRow="1" w:lastRow="0" w:firstColumn="0" w:lastColumn="0" w:oddVBand="0" w:evenVBand="0" w:oddHBand="0" w:evenHBand="0" w:firstRowFirstColumn="0" w:firstRowLastColumn="0" w:lastRowFirstColumn="0" w:lastRowLastColumn="0"/>
               <w:rPr>
+                <w:rFonts w:ascii="Arial" w:hAnsi="Arial" w:cs="Arial"/>
                 <w:b w:val="0"/>
                 <w:bCs w:val="0"/>
+                <w:sz w:val="22"/>
+                <w:szCs w:val="22"/>
                 <w:lang w:val="en-US"/>
               </w:rPr>
             </w:pPr>
             <w:r>
               <w:rPr>
+                <w:rFonts w:ascii="Arial" w:hAnsi="Arial" w:cs="Arial"/>
                 <w:b w:val="0"/>
                 <w:bCs w:val="0"/>
+                <w:sz w:val="22"/>
+                <w:szCs w:val="22"/>
                 <w:lang w:val="en-US"/>
               </w:rPr>
               <w:t>2 Layer</w:t>
@@ -1724,15 +3519,21 @@
           <w:p>
             <w:pPr>
               <w:rPr>
+                <w:rFonts w:ascii="Arial" w:hAnsi="Arial" w:cs="Arial"/>
                 <w:b w:val="0"/>
                 <w:bCs w:val="0"/>
+                <w:sz w:val="22"/>
+                <w:szCs w:val="22"/>
                 <w:lang w:val="en-US"/>
               </w:rPr>
             </w:pPr>
             <w:r>
               <w:rPr>
+                <w:rFonts w:ascii="Arial" w:hAnsi="Arial" w:cs="Arial"/>
                 <w:b w:val="0"/>
                 <w:bCs w:val="0"/>
+                <w:sz w:val="22"/>
+                <w:szCs w:val="22"/>
                 <w:lang w:val="en-US"/>
               </w:rPr>
               <w:t>Hidden Neurons</w:t>
@@ -1747,11 +3548,17 @@
             <w:pPr>
               <w:cnfStyle w:val="000000100000" w:firstRow="0" w:lastRow="0" w:firstColumn="0" w:lastColumn="0" w:oddVBand="0" w:evenVBand="0" w:oddHBand="1" w:evenHBand="0" w:firstRowFirstColumn="0" w:firstRowLastColumn="0" w:lastRowFirstColumn="0" w:lastRowLastColumn="0"/>
               <w:rPr>
+                <w:rFonts w:ascii="Arial" w:hAnsi="Arial" w:cs="Arial"/>
+                <w:sz w:val="22"/>
+                <w:szCs w:val="22"/>
                 <w:lang w:val="en-US"/>
               </w:rPr>
             </w:pPr>
             <w:r>
               <w:rPr>
+                <w:rFonts w:ascii="Arial" w:hAnsi="Arial" w:cs="Arial"/>
+                <w:sz w:val="22"/>
+                <w:szCs w:val="22"/>
                 <w:lang w:val="en-US"/>
               </w:rPr>
               <w:t>16-128-7</w:t>
@@ -1766,11 +3573,17 @@
             <w:pPr>
               <w:cnfStyle w:val="000000100000" w:firstRow="0" w:lastRow="0" w:firstColumn="0" w:lastColumn="0" w:oddVBand="0" w:evenVBand="0" w:oddHBand="1" w:evenHBand="0" w:firstRowFirstColumn="0" w:firstRowLastColumn="0" w:lastRowFirstColumn="0" w:lastRowLastColumn="0"/>
               <w:rPr>
+                <w:rFonts w:ascii="Arial" w:hAnsi="Arial" w:cs="Arial"/>
+                <w:sz w:val="22"/>
+                <w:szCs w:val="22"/>
                 <w:lang w:val="en-US"/>
               </w:rPr>
             </w:pPr>
             <w:r>
               <w:rPr>
+                <w:rFonts w:ascii="Arial" w:hAnsi="Arial" w:cs="Arial"/>
+                <w:sz w:val="22"/>
+                <w:szCs w:val="22"/>
                 <w:lang w:val="en-US"/>
               </w:rPr>
               <w:t>16-256-7</w:t>
@@ -1785,23 +3598,35 @@
             <w:pPr>
               <w:cnfStyle w:val="000000100000" w:firstRow="0" w:lastRow="0" w:firstColumn="0" w:lastColumn="0" w:oddVBand="0" w:evenVBand="0" w:oddHBand="1" w:evenHBand="0" w:firstRowFirstColumn="0" w:firstRowLastColumn="0" w:lastRowFirstColumn="0" w:lastRowLastColumn="0"/>
               <w:rPr>
+                <w:rFonts w:ascii="Arial" w:hAnsi="Arial" w:cs="Arial"/>
+                <w:sz w:val="22"/>
+                <w:szCs w:val="22"/>
                 <w:lang w:val="en-US"/>
               </w:rPr>
             </w:pPr>
             <w:r>
               <w:rPr>
+                <w:rFonts w:ascii="Arial" w:hAnsi="Arial" w:cs="Arial"/>
+                <w:sz w:val="22"/>
+                <w:szCs w:val="22"/>
                 <w:lang w:val="en-US"/>
               </w:rPr>
               <w:t>16-</w:t>
             </w:r>
             <w:r>
               <w:rPr>
+                <w:rFonts w:ascii="Arial" w:hAnsi="Arial" w:cs="Arial"/>
+                <w:sz w:val="22"/>
+                <w:szCs w:val="22"/>
                 <w:lang w:val="en-US"/>
               </w:rPr>
               <w:t>128-64-</w:t>
             </w:r>
             <w:r>
               <w:rPr>
+                <w:rFonts w:ascii="Arial" w:hAnsi="Arial" w:cs="Arial"/>
+                <w:sz w:val="22"/>
+                <w:szCs w:val="22"/>
                 <w:lang w:val="en-US"/>
               </w:rPr>
               <w:t>7</w:t>
@@ -1818,15 +3643,21 @@
           <w:p>
             <w:pPr>
               <w:rPr>
+                <w:rFonts w:ascii="Arial" w:hAnsi="Arial" w:cs="Arial"/>
                 <w:b w:val="0"/>
                 <w:bCs w:val="0"/>
+                <w:sz w:val="22"/>
+                <w:szCs w:val="22"/>
                 <w:lang w:val="en-US"/>
               </w:rPr>
             </w:pPr>
             <w:r>
               <w:rPr>
+                <w:rFonts w:ascii="Arial" w:hAnsi="Arial" w:cs="Arial"/>
                 <w:b w:val="0"/>
                 <w:bCs w:val="0"/>
+                <w:sz w:val="22"/>
+                <w:szCs w:val="22"/>
                 <w:lang w:val="en-US"/>
               </w:rPr>
               <w:t>Learning Rate</w:t>
@@ -1841,11 +3672,17 @@
             <w:pPr>
               <w:cnfStyle w:val="000000000000" w:firstRow="0" w:lastRow="0" w:firstColumn="0" w:lastColumn="0" w:oddVBand="0" w:evenVBand="0" w:oddHBand="0" w:evenHBand="0" w:firstRowFirstColumn="0" w:firstRowLastColumn="0" w:lastRowFirstColumn="0" w:lastRowLastColumn="0"/>
               <w:rPr>
+                <w:rFonts w:ascii="Arial" w:hAnsi="Arial" w:cs="Arial"/>
+                <w:sz w:val="22"/>
+                <w:szCs w:val="22"/>
                 <w:lang w:val="en-US"/>
               </w:rPr>
             </w:pPr>
             <w:r>
               <w:rPr>
+                <w:rFonts w:ascii="Arial" w:hAnsi="Arial" w:cs="Arial"/>
+                <w:sz w:val="22"/>
+                <w:szCs w:val="22"/>
                 <w:lang w:val="en-US"/>
               </w:rPr>
               <w:t>0.1</w:t>
@@ -1860,11 +3697,17 @@
             <w:pPr>
               <w:cnfStyle w:val="000000000000" w:firstRow="0" w:lastRow="0" w:firstColumn="0" w:lastColumn="0" w:oddVBand="0" w:evenVBand="0" w:oddHBand="0" w:evenHBand="0" w:firstRowFirstColumn="0" w:firstRowLastColumn="0" w:lastRowFirstColumn="0" w:lastRowLastColumn="0"/>
               <w:rPr>
+                <w:rFonts w:ascii="Arial" w:hAnsi="Arial" w:cs="Arial"/>
+                <w:sz w:val="22"/>
+                <w:szCs w:val="22"/>
                 <w:lang w:val="en-US"/>
               </w:rPr>
             </w:pPr>
             <w:r>
               <w:rPr>
+                <w:rFonts w:ascii="Arial" w:hAnsi="Arial" w:cs="Arial"/>
+                <w:sz w:val="22"/>
+                <w:szCs w:val="22"/>
                 <w:lang w:val="en-US"/>
               </w:rPr>
               <w:t>0.05</w:t>
@@ -1879,11 +3722,17 @@
             <w:pPr>
               <w:cnfStyle w:val="000000000000" w:firstRow="0" w:lastRow="0" w:firstColumn="0" w:lastColumn="0" w:oddVBand="0" w:evenVBand="0" w:oddHBand="0" w:evenHBand="0" w:firstRowFirstColumn="0" w:firstRowLastColumn="0" w:lastRowFirstColumn="0" w:lastRowLastColumn="0"/>
               <w:rPr>
+                <w:rFonts w:ascii="Arial" w:hAnsi="Arial" w:cs="Arial"/>
+                <w:sz w:val="22"/>
+                <w:szCs w:val="22"/>
                 <w:lang w:val="en-US"/>
               </w:rPr>
             </w:pPr>
             <w:r>
               <w:rPr>
+                <w:rFonts w:ascii="Arial" w:hAnsi="Arial" w:cs="Arial"/>
+                <w:sz w:val="22"/>
+                <w:szCs w:val="22"/>
                 <w:lang w:val="en-US"/>
               </w:rPr>
               <w:t>0.01</w:t>
@@ -1903,15 +3752,21 @@
           <w:p>
             <w:pPr>
               <w:rPr>
+                <w:rFonts w:ascii="Arial" w:hAnsi="Arial" w:cs="Arial"/>
                 <w:b w:val="0"/>
                 <w:bCs w:val="0"/>
+                <w:sz w:val="22"/>
+                <w:szCs w:val="22"/>
                 <w:lang w:val="en-US"/>
               </w:rPr>
             </w:pPr>
             <w:r>
               <w:rPr>
+                <w:rFonts w:ascii="Arial" w:hAnsi="Arial" w:cs="Arial"/>
                 <w:b w:val="0"/>
                 <w:bCs w:val="0"/>
+                <w:sz w:val="22"/>
+                <w:szCs w:val="22"/>
                 <w:lang w:val="en-US"/>
               </w:rPr>
               <w:t>Momentum</w:t>
@@ -1926,11 +3781,17 @@
             <w:pPr>
               <w:cnfStyle w:val="000000100000" w:firstRow="0" w:lastRow="0" w:firstColumn="0" w:lastColumn="0" w:oddVBand="0" w:evenVBand="0" w:oddHBand="1" w:evenHBand="0" w:firstRowFirstColumn="0" w:firstRowLastColumn="0" w:lastRowFirstColumn="0" w:lastRowLastColumn="0"/>
               <w:rPr>
+                <w:rFonts w:ascii="Arial" w:hAnsi="Arial" w:cs="Arial"/>
+                <w:sz w:val="22"/>
+                <w:szCs w:val="22"/>
                 <w:lang w:val="en-US"/>
               </w:rPr>
             </w:pPr>
             <w:r>
               <w:rPr>
+                <w:rFonts w:ascii="Arial" w:hAnsi="Arial" w:cs="Arial"/>
+                <w:sz w:val="22"/>
+                <w:szCs w:val="22"/>
                 <w:lang w:val="en-US"/>
               </w:rPr>
               <w:t>0.0</w:t>
@@ -1945,11 +3806,17 @@
             <w:pPr>
               <w:cnfStyle w:val="000000100000" w:firstRow="0" w:lastRow="0" w:firstColumn="0" w:lastColumn="0" w:oddVBand="0" w:evenVBand="0" w:oddHBand="1" w:evenHBand="0" w:firstRowFirstColumn="0" w:firstRowLastColumn="0" w:lastRowFirstColumn="0" w:lastRowLastColumn="0"/>
               <w:rPr>
+                <w:rFonts w:ascii="Arial" w:hAnsi="Arial" w:cs="Arial"/>
+                <w:sz w:val="22"/>
+                <w:szCs w:val="22"/>
                 <w:lang w:val="en-US"/>
               </w:rPr>
             </w:pPr>
             <w:r>
               <w:rPr>
+                <w:rFonts w:ascii="Arial" w:hAnsi="Arial" w:cs="Arial"/>
+                <w:sz w:val="22"/>
+                <w:szCs w:val="22"/>
                 <w:lang w:val="en-US"/>
               </w:rPr>
               <w:t>0.0</w:t>
@@ -1964,11 +3831,17 @@
             <w:pPr>
               <w:cnfStyle w:val="000000100000" w:firstRow="0" w:lastRow="0" w:firstColumn="0" w:lastColumn="0" w:oddVBand="0" w:evenVBand="0" w:oddHBand="1" w:evenHBand="0" w:firstRowFirstColumn="0" w:firstRowLastColumn="0" w:lastRowFirstColumn="0" w:lastRowLastColumn="0"/>
               <w:rPr>
+                <w:rFonts w:ascii="Arial" w:hAnsi="Arial" w:cs="Arial"/>
+                <w:sz w:val="22"/>
+                <w:szCs w:val="22"/>
                 <w:lang w:val="en-US"/>
               </w:rPr>
             </w:pPr>
             <w:r>
               <w:rPr>
+                <w:rFonts w:ascii="Arial" w:hAnsi="Arial" w:cs="Arial"/>
+                <w:sz w:val="22"/>
+                <w:szCs w:val="22"/>
                 <w:lang w:val="en-US"/>
               </w:rPr>
               <w:t>0.0</w:t>
@@ -1985,26 +3858,24 @@
           <w:p>
             <w:pPr>
               <w:rPr>
+                <w:rFonts w:ascii="Arial" w:hAnsi="Arial" w:cs="Arial"/>
                 <w:b w:val="0"/>
                 <w:bCs w:val="0"/>
+                <w:sz w:val="22"/>
+                <w:szCs w:val="22"/>
                 <w:lang w:val="en-US"/>
               </w:rPr>
             </w:pPr>
             <w:r>
               <w:rPr>
+                <w:rFonts w:ascii="Arial" w:hAnsi="Arial" w:cs="Arial"/>
                 <w:b w:val="0"/>
                 <w:bCs w:val="0"/>
-                <w:lang w:val="en-US"/>
-              </w:rPr>
-              <w:t>Weight Deca</w:t>
-            </w:r>
-            <w:r>
-              <w:rPr>
-                <w:b w:val="0"/>
-                <w:bCs w:val="0"/>
-                <w:lang w:val="en-US"/>
-              </w:rPr>
-              <w:t>y</w:t>
+                <w:sz w:val="22"/>
+                <w:szCs w:val="22"/>
+                <w:lang w:val="en-US"/>
+              </w:rPr>
+              <w:t>Weight Decay</w:t>
             </w:r>
           </w:p>
         </w:tc>
@@ -2016,11 +3887,17 @@
             <w:pPr>
               <w:cnfStyle w:val="000000000000" w:firstRow="0" w:lastRow="0" w:firstColumn="0" w:lastColumn="0" w:oddVBand="0" w:evenVBand="0" w:oddHBand="0" w:evenHBand="0" w:firstRowFirstColumn="0" w:firstRowLastColumn="0" w:lastRowFirstColumn="0" w:lastRowLastColumn="0"/>
               <w:rPr>
+                <w:rFonts w:ascii="Arial" w:hAnsi="Arial" w:cs="Arial"/>
+                <w:sz w:val="22"/>
+                <w:szCs w:val="22"/>
                 <w:lang w:val="en-US"/>
               </w:rPr>
             </w:pPr>
             <w:r>
               <w:rPr>
+                <w:rFonts w:ascii="Arial" w:hAnsi="Arial" w:cs="Arial"/>
+                <w:sz w:val="22"/>
+                <w:szCs w:val="22"/>
                 <w:lang w:val="en-US"/>
               </w:rPr>
               <w:t>0.0</w:t>
@@ -2035,11 +3912,17 @@
             <w:pPr>
               <w:cnfStyle w:val="000000000000" w:firstRow="0" w:lastRow="0" w:firstColumn="0" w:lastColumn="0" w:oddVBand="0" w:evenVBand="0" w:oddHBand="0" w:evenHBand="0" w:firstRowFirstColumn="0" w:firstRowLastColumn="0" w:lastRowFirstColumn="0" w:lastRowLastColumn="0"/>
               <w:rPr>
+                <w:rFonts w:ascii="Arial" w:hAnsi="Arial" w:cs="Arial"/>
+                <w:sz w:val="22"/>
+                <w:szCs w:val="22"/>
                 <w:lang w:val="en-US"/>
               </w:rPr>
             </w:pPr>
             <w:r>
               <w:rPr>
+                <w:rFonts w:ascii="Arial" w:hAnsi="Arial" w:cs="Arial"/>
+                <w:sz w:val="22"/>
+                <w:szCs w:val="22"/>
                 <w:lang w:val="en-US"/>
               </w:rPr>
               <w:t>0.0</w:t>
@@ -2054,11 +3937,17 @@
             <w:pPr>
               <w:cnfStyle w:val="000000000000" w:firstRow="0" w:lastRow="0" w:firstColumn="0" w:lastColumn="0" w:oddVBand="0" w:evenVBand="0" w:oddHBand="0" w:evenHBand="0" w:firstRowFirstColumn="0" w:firstRowLastColumn="0" w:lastRowFirstColumn="0" w:lastRowLastColumn="0"/>
               <w:rPr>
+                <w:rFonts w:ascii="Arial" w:hAnsi="Arial" w:cs="Arial"/>
+                <w:sz w:val="22"/>
+                <w:szCs w:val="22"/>
                 <w:lang w:val="en-US"/>
               </w:rPr>
             </w:pPr>
             <w:r>
               <w:rPr>
+                <w:rFonts w:ascii="Arial" w:hAnsi="Arial" w:cs="Arial"/>
+                <w:sz w:val="22"/>
+                <w:szCs w:val="22"/>
                 <w:lang w:val="en-US"/>
               </w:rPr>
               <w:t>0.001</w:t>
@@ -2078,15 +3967,21 @@
           <w:p>
             <w:pPr>
               <w:rPr>
+                <w:rFonts w:ascii="Arial" w:hAnsi="Arial" w:cs="Arial"/>
                 <w:b w:val="0"/>
                 <w:bCs w:val="0"/>
+                <w:sz w:val="22"/>
+                <w:szCs w:val="22"/>
                 <w:lang w:val="en-US"/>
               </w:rPr>
             </w:pPr>
             <w:r>
               <w:rPr>
+                <w:rFonts w:ascii="Arial" w:hAnsi="Arial" w:cs="Arial"/>
                 <w:b w:val="0"/>
                 <w:bCs w:val="0"/>
+                <w:sz w:val="22"/>
+                <w:szCs w:val="22"/>
                 <w:lang w:val="en-US"/>
               </w:rPr>
               <w:t>Epochs</w:t>
@@ -2101,11 +3996,17 @@
             <w:pPr>
               <w:cnfStyle w:val="000000100000" w:firstRow="0" w:lastRow="0" w:firstColumn="0" w:lastColumn="0" w:oddVBand="0" w:evenVBand="0" w:oddHBand="1" w:evenHBand="0" w:firstRowFirstColumn="0" w:firstRowLastColumn="0" w:lastRowFirstColumn="0" w:lastRowLastColumn="0"/>
               <w:rPr>
+                <w:rFonts w:ascii="Arial" w:hAnsi="Arial" w:cs="Arial"/>
+                <w:sz w:val="22"/>
+                <w:szCs w:val="22"/>
                 <w:lang w:val="en-US"/>
               </w:rPr>
             </w:pPr>
             <w:r>
               <w:rPr>
+                <w:rFonts w:ascii="Arial" w:hAnsi="Arial" w:cs="Arial"/>
+                <w:sz w:val="22"/>
+                <w:szCs w:val="22"/>
                 <w:lang w:val="en-US"/>
               </w:rPr>
               <w:t>300</w:t>
@@ -2120,11 +4021,17 @@
             <w:pPr>
               <w:cnfStyle w:val="000000100000" w:firstRow="0" w:lastRow="0" w:firstColumn="0" w:lastColumn="0" w:oddVBand="0" w:evenVBand="0" w:oddHBand="1" w:evenHBand="0" w:firstRowFirstColumn="0" w:firstRowLastColumn="0" w:lastRowFirstColumn="0" w:lastRowLastColumn="0"/>
               <w:rPr>
+                <w:rFonts w:ascii="Arial" w:hAnsi="Arial" w:cs="Arial"/>
+                <w:sz w:val="22"/>
+                <w:szCs w:val="22"/>
                 <w:lang w:val="en-US"/>
               </w:rPr>
             </w:pPr>
             <w:r>
               <w:rPr>
+                <w:rFonts w:ascii="Arial" w:hAnsi="Arial" w:cs="Arial"/>
+                <w:sz w:val="22"/>
+                <w:szCs w:val="22"/>
                 <w:lang w:val="en-US"/>
               </w:rPr>
               <w:t>500</w:t>
@@ -2139,11 +4046,17 @@
             <w:pPr>
               <w:cnfStyle w:val="000000100000" w:firstRow="0" w:lastRow="0" w:firstColumn="0" w:lastColumn="0" w:oddVBand="0" w:evenVBand="0" w:oddHBand="1" w:evenHBand="0" w:firstRowFirstColumn="0" w:firstRowLastColumn="0" w:lastRowFirstColumn="0" w:lastRowLastColumn="0"/>
               <w:rPr>
+                <w:rFonts w:ascii="Arial" w:hAnsi="Arial" w:cs="Arial"/>
+                <w:sz w:val="22"/>
+                <w:szCs w:val="22"/>
                 <w:lang w:val="en-US"/>
               </w:rPr>
             </w:pPr>
             <w:r>
               <w:rPr>
+                <w:rFonts w:ascii="Arial" w:hAnsi="Arial" w:cs="Arial"/>
+                <w:sz w:val="22"/>
+                <w:szCs w:val="22"/>
                 <w:lang w:val="en-US"/>
               </w:rPr>
               <w:t>500</w:t>
@@ -2160,15 +4073,21 @@
           <w:p>
             <w:pPr>
               <w:rPr>
+                <w:rFonts w:ascii="Arial" w:hAnsi="Arial" w:cs="Arial"/>
                 <w:b w:val="0"/>
                 <w:bCs w:val="0"/>
+                <w:sz w:val="22"/>
+                <w:szCs w:val="22"/>
                 <w:lang w:val="en-US"/>
               </w:rPr>
             </w:pPr>
             <w:r>
               <w:rPr>
+                <w:rFonts w:ascii="Arial" w:hAnsi="Arial" w:cs="Arial"/>
                 <w:b w:val="0"/>
                 <w:bCs w:val="0"/>
+                <w:sz w:val="22"/>
+                <w:szCs w:val="22"/>
                 <w:lang w:val="en-US"/>
               </w:rPr>
               <w:t>Batch Size</w:t>
@@ -2183,11 +4102,17 @@
             <w:pPr>
               <w:cnfStyle w:val="000000000000" w:firstRow="0" w:lastRow="0" w:firstColumn="0" w:lastColumn="0" w:oddVBand="0" w:evenVBand="0" w:oddHBand="0" w:evenHBand="0" w:firstRowFirstColumn="0" w:firstRowLastColumn="0" w:lastRowFirstColumn="0" w:lastRowLastColumn="0"/>
               <w:rPr>
+                <w:rFonts w:ascii="Arial" w:hAnsi="Arial" w:cs="Arial"/>
+                <w:sz w:val="22"/>
+                <w:szCs w:val="22"/>
                 <w:lang w:val="en-US"/>
               </w:rPr>
             </w:pPr>
             <w:r>
               <w:rPr>
+                <w:rFonts w:ascii="Arial" w:hAnsi="Arial" w:cs="Arial"/>
+                <w:sz w:val="22"/>
+                <w:szCs w:val="22"/>
                 <w:lang w:val="en-US"/>
               </w:rPr>
               <w:t>32</w:t>
@@ -2202,11 +4127,17 @@
             <w:pPr>
               <w:cnfStyle w:val="000000000000" w:firstRow="0" w:lastRow="0" w:firstColumn="0" w:lastColumn="0" w:oddVBand="0" w:evenVBand="0" w:oddHBand="0" w:evenHBand="0" w:firstRowFirstColumn="0" w:firstRowLastColumn="0" w:lastRowFirstColumn="0" w:lastRowLastColumn="0"/>
               <w:rPr>
+                <w:rFonts w:ascii="Arial" w:hAnsi="Arial" w:cs="Arial"/>
+                <w:sz w:val="22"/>
+                <w:szCs w:val="22"/>
                 <w:lang w:val="en-US"/>
               </w:rPr>
             </w:pPr>
             <w:r>
               <w:rPr>
+                <w:rFonts w:ascii="Arial" w:hAnsi="Arial" w:cs="Arial"/>
+                <w:sz w:val="22"/>
+                <w:szCs w:val="22"/>
                 <w:lang w:val="en-US"/>
               </w:rPr>
               <w:t>128</w:t>
@@ -2221,11 +4152,17 @@
             <w:pPr>
               <w:cnfStyle w:val="000000000000" w:firstRow="0" w:lastRow="0" w:firstColumn="0" w:lastColumn="0" w:oddVBand="0" w:evenVBand="0" w:oddHBand="0" w:evenHBand="0" w:firstRowFirstColumn="0" w:firstRowLastColumn="0" w:lastRowFirstColumn="0" w:lastRowLastColumn="0"/>
               <w:rPr>
+                <w:rFonts w:ascii="Arial" w:hAnsi="Arial" w:cs="Arial"/>
+                <w:sz w:val="22"/>
+                <w:szCs w:val="22"/>
                 <w:lang w:val="en-US"/>
               </w:rPr>
             </w:pPr>
             <w:r>
               <w:rPr>
+                <w:rFonts w:ascii="Arial" w:hAnsi="Arial" w:cs="Arial"/>
+                <w:sz w:val="22"/>
+                <w:szCs w:val="22"/>
                 <w:lang w:val="en-US"/>
               </w:rPr>
               <w:t>64</w:t>
@@ -2241,87 +4178,103 @@
           <w:tcPr>
             <w:cnfStyle w:val="001000000000" w:firstRow="0" w:lastRow="0" w:firstColumn="1" w:lastColumn="0" w:oddVBand="0" w:evenVBand="0" w:oddHBand="0" w:evenHBand="0" w:firstRowFirstColumn="0" w:firstRowLastColumn="0" w:lastRowFirstColumn="0" w:lastRowLastColumn="0"/>
             <w:tcW w:w="2382" w:type="dxa"/>
+            <w:shd w:val="clear" w:color="auto" w:fill="F0F5CF" w:themeFill="accent2" w:themeFillTint="33"/>
           </w:tcPr>
           <w:p>
             <w:pPr>
               <w:rPr>
+                <w:rFonts w:ascii="Arial" w:hAnsi="Arial" w:cs="Arial"/>
+                <w:sz w:val="22"/>
+                <w:szCs w:val="22"/>
                 <w:lang w:val="en-US"/>
               </w:rPr>
             </w:pPr>
             <w:r>
               <w:rPr>
-                <w:lang w:val="en-US"/>
-              </w:rPr>
-              <w:t>Accuracy</w:t>
+                <w:rFonts w:ascii="Arial" w:hAnsi="Arial" w:cs="Arial"/>
+                <w:sz w:val="22"/>
+                <w:szCs w:val="22"/>
+                <w:lang w:val="en-US"/>
+              </w:rPr>
+              <w:t>Train Accuracy</w:t>
             </w:r>
           </w:p>
         </w:tc>
         <w:tc>
           <w:tcPr>
             <w:tcW w:w="2211" w:type="dxa"/>
+            <w:shd w:val="clear" w:color="auto" w:fill="F0F5CF" w:themeFill="accent2" w:themeFillTint="33"/>
           </w:tcPr>
           <w:p>
             <w:pPr>
               <w:cnfStyle w:val="000000100000" w:firstRow="0" w:lastRow="0" w:firstColumn="0" w:lastColumn="0" w:oddVBand="0" w:evenVBand="0" w:oddHBand="1" w:evenHBand="0" w:firstRowFirstColumn="0" w:firstRowLastColumn="0" w:lastRowFirstColumn="0" w:lastRowLastColumn="0"/>
               <w:rPr>
+                <w:rFonts w:ascii="Arial" w:hAnsi="Arial" w:cs="Arial"/>
+                <w:sz w:val="22"/>
+                <w:szCs w:val="22"/>
                 <w:lang w:val="en-US"/>
               </w:rPr>
             </w:pPr>
             <w:r>
               <w:rPr>
-                <w:lang w:val="en-US"/>
-              </w:rPr>
-              <w:t>0.9195</w:t>
+                <w:rFonts w:ascii="Arial" w:hAnsi="Arial" w:cs="Arial"/>
+                <w:sz w:val="22"/>
+                <w:szCs w:val="22"/>
+                <w:lang w:val="en-US"/>
+              </w:rPr>
+              <w:t>0.9196</w:t>
             </w:r>
           </w:p>
         </w:tc>
         <w:tc>
           <w:tcPr>
             <w:tcW w:w="2211" w:type="dxa"/>
+            <w:shd w:val="clear" w:color="auto" w:fill="F0F5CF" w:themeFill="accent2" w:themeFillTint="33"/>
           </w:tcPr>
           <w:p>
             <w:pPr>
               <w:cnfStyle w:val="000000100000" w:firstRow="0" w:lastRow="0" w:firstColumn="0" w:lastColumn="0" w:oddVBand="0" w:evenVBand="0" w:oddHBand="1" w:evenHBand="0" w:firstRowFirstColumn="0" w:firstRowLastColumn="0" w:lastRowFirstColumn="0" w:lastRowLastColumn="0"/>
               <w:rPr>
+                <w:rFonts w:ascii="Arial" w:hAnsi="Arial" w:cs="Arial"/>
+                <w:sz w:val="22"/>
+                <w:szCs w:val="22"/>
                 <w:lang w:val="en-US"/>
               </w:rPr>
             </w:pPr>
             <w:r>
               <w:rPr>
-                <w:lang w:val="en-US"/>
-              </w:rPr>
-              <w:t>0.92</w:t>
-            </w:r>
-            <w:r>
-              <w:rPr>
-                <w:lang w:val="en-US"/>
-              </w:rPr>
-              <w:t>43</w:t>
+                <w:rFonts w:ascii="Arial" w:hAnsi="Arial" w:cs="Arial"/>
+                <w:sz w:val="22"/>
+                <w:szCs w:val="22"/>
+                <w:lang w:val="en-US"/>
+              </w:rPr>
+              <w:t>0.9348</w:t>
             </w:r>
           </w:p>
         </w:tc>
         <w:tc>
           <w:tcPr>
             <w:tcW w:w="2212" w:type="dxa"/>
+            <w:shd w:val="clear" w:color="auto" w:fill="F0F5CF" w:themeFill="accent2" w:themeFillTint="33"/>
           </w:tcPr>
           <w:p>
             <w:pPr>
               <w:cnfStyle w:val="000000100000" w:firstRow="0" w:lastRow="0" w:firstColumn="0" w:lastColumn="0" w:oddVBand="0" w:evenVBand="0" w:oddHBand="1" w:evenHBand="0" w:firstRowFirstColumn="0" w:firstRowLastColumn="0" w:lastRowFirstColumn="0" w:lastRowLastColumn="0"/>
               <w:rPr>
+                <w:rFonts w:ascii="Arial" w:hAnsi="Arial" w:cs="Arial"/>
+                <w:sz w:val="22"/>
+                <w:szCs w:val="22"/>
                 <w:lang w:val="en-US"/>
               </w:rPr>
             </w:pPr>
             <w:r>
               <w:rPr>
-                <w:lang w:val="en-US"/>
-              </w:rPr>
-              <w:t>0.9</w:t>
-            </w:r>
-            <w:r>
-              <w:rPr>
-                <w:lang w:val="en-US"/>
-              </w:rPr>
-              <w:t>243</w:t>
+                <w:rFonts w:ascii="Arial" w:hAnsi="Arial" w:cs="Arial"/>
+                <w:sz w:val="22"/>
+                <w:szCs w:val="22"/>
+                <w:lang w:val="en-US"/>
+              </w:rPr>
+              <w:t>0.9340</w:t>
             </w:r>
           </w:p>
         </w:tc>
@@ -2331,15 +4284,264 @@
           <w:tcPr>
             <w:cnfStyle w:val="001000000000" w:firstRow="0" w:lastRow="0" w:firstColumn="1" w:lastColumn="0" w:oddVBand="0" w:evenVBand="0" w:oddHBand="0" w:evenHBand="0" w:firstRowFirstColumn="0" w:firstRowLastColumn="0" w:lastRowFirstColumn="0" w:lastRowLastColumn="0"/>
             <w:tcW w:w="2382" w:type="dxa"/>
+            <w:shd w:val="clear" w:color="auto" w:fill="E1EA9F" w:themeFill="accent2" w:themeFillTint="66"/>
           </w:tcPr>
           <w:p>
             <w:pPr>
               <w:rPr>
+                <w:rFonts w:ascii="Arial" w:hAnsi="Arial" w:cs="Arial"/>
+                <w:sz w:val="22"/>
+                <w:szCs w:val="22"/>
                 <w:lang w:val="en-US"/>
               </w:rPr>
             </w:pPr>
             <w:r>
               <w:rPr>
+                <w:rFonts w:ascii="Arial" w:hAnsi="Arial" w:cs="Arial"/>
+                <w:sz w:val="22"/>
+                <w:szCs w:val="22"/>
+                <w:lang w:val="en-US"/>
+              </w:rPr>
+              <w:t xml:space="preserve">Test </w:t>
+            </w:r>
+            <w:r>
+              <w:rPr>
+                <w:rFonts w:ascii="Arial" w:hAnsi="Arial" w:cs="Arial"/>
+                <w:sz w:val="22"/>
+                <w:szCs w:val="22"/>
+                <w:lang w:val="en-US"/>
+              </w:rPr>
+              <w:t>Accuracy</w:t>
+            </w:r>
+          </w:p>
+        </w:tc>
+        <w:tc>
+          <w:tcPr>
+            <w:tcW w:w="2211" w:type="dxa"/>
+            <w:shd w:val="clear" w:color="auto" w:fill="E1EA9F" w:themeFill="accent2" w:themeFillTint="66"/>
+          </w:tcPr>
+          <w:p>
+            <w:pPr>
+              <w:cnfStyle w:val="000000000000" w:firstRow="0" w:lastRow="0" w:firstColumn="0" w:lastColumn="0" w:oddVBand="0" w:evenVBand="0" w:oddHBand="0" w:evenHBand="0" w:firstRowFirstColumn="0" w:firstRowLastColumn="0" w:lastRowFirstColumn="0" w:lastRowLastColumn="0"/>
+              <w:rPr>
+                <w:rFonts w:ascii="Arial" w:hAnsi="Arial" w:cs="Arial"/>
+                <w:sz w:val="22"/>
+                <w:szCs w:val="22"/>
+                <w:lang w:val="en-US"/>
+              </w:rPr>
+            </w:pPr>
+            <w:r>
+              <w:rPr>
+                <w:rFonts w:ascii="Arial" w:hAnsi="Arial" w:cs="Arial"/>
+                <w:sz w:val="22"/>
+                <w:szCs w:val="22"/>
+                <w:lang w:val="en-US"/>
+              </w:rPr>
+              <w:t>0.9195</w:t>
+            </w:r>
+          </w:p>
+        </w:tc>
+        <w:tc>
+          <w:tcPr>
+            <w:tcW w:w="2211" w:type="dxa"/>
+            <w:shd w:val="clear" w:color="auto" w:fill="E1EA9F" w:themeFill="accent2" w:themeFillTint="66"/>
+          </w:tcPr>
+          <w:p>
+            <w:pPr>
+              <w:cnfStyle w:val="000000000000" w:firstRow="0" w:lastRow="0" w:firstColumn="0" w:lastColumn="0" w:oddVBand="0" w:evenVBand="0" w:oddHBand="0" w:evenHBand="0" w:firstRowFirstColumn="0" w:firstRowLastColumn="0" w:lastRowFirstColumn="0" w:lastRowLastColumn="0"/>
+              <w:rPr>
+                <w:rFonts w:ascii="Arial" w:hAnsi="Arial" w:cs="Arial"/>
+                <w:sz w:val="22"/>
+                <w:szCs w:val="22"/>
+                <w:lang w:val="en-US"/>
+              </w:rPr>
+            </w:pPr>
+            <w:r>
+              <w:rPr>
+                <w:rFonts w:ascii="Arial" w:hAnsi="Arial" w:cs="Arial"/>
+                <w:sz w:val="22"/>
+                <w:szCs w:val="22"/>
+                <w:lang w:val="en-US"/>
+              </w:rPr>
+              <w:t>0.92</w:t>
+            </w:r>
+            <w:r>
+              <w:rPr>
+                <w:rFonts w:ascii="Arial" w:hAnsi="Arial" w:cs="Arial"/>
+                <w:sz w:val="22"/>
+                <w:szCs w:val="22"/>
+                <w:lang w:val="en-US"/>
+              </w:rPr>
+              <w:t>43</w:t>
+            </w:r>
+          </w:p>
+        </w:tc>
+        <w:tc>
+          <w:tcPr>
+            <w:tcW w:w="2212" w:type="dxa"/>
+            <w:shd w:val="clear" w:color="auto" w:fill="E1EA9F" w:themeFill="accent2" w:themeFillTint="66"/>
+          </w:tcPr>
+          <w:p>
+            <w:pPr>
+              <w:cnfStyle w:val="000000000000" w:firstRow="0" w:lastRow="0" w:firstColumn="0" w:lastColumn="0" w:oddVBand="0" w:evenVBand="0" w:oddHBand="0" w:evenHBand="0" w:firstRowFirstColumn="0" w:firstRowLastColumn="0" w:lastRowFirstColumn="0" w:lastRowLastColumn="0"/>
+              <w:rPr>
+                <w:rFonts w:ascii="Arial" w:hAnsi="Arial" w:cs="Arial"/>
+                <w:sz w:val="22"/>
+                <w:szCs w:val="22"/>
+                <w:lang w:val="en-US"/>
+              </w:rPr>
+            </w:pPr>
+            <w:r>
+              <w:rPr>
+                <w:rFonts w:ascii="Arial" w:hAnsi="Arial" w:cs="Arial"/>
+                <w:sz w:val="22"/>
+                <w:szCs w:val="22"/>
+                <w:lang w:val="en-US"/>
+              </w:rPr>
+              <w:t>0.9</w:t>
+            </w:r>
+            <w:r>
+              <w:rPr>
+                <w:rFonts w:ascii="Arial" w:hAnsi="Arial" w:cs="Arial"/>
+                <w:sz w:val="22"/>
+                <w:szCs w:val="22"/>
+                <w:lang w:val="en-US"/>
+              </w:rPr>
+              <w:t>243</w:t>
+            </w:r>
+          </w:p>
+        </w:tc>
+      </w:tr>
+      <w:tr>
+        <w:trPr>
+          <w:cnfStyle w:val="000000100000" w:firstRow="0" w:lastRow="0" w:firstColumn="0" w:lastColumn="0" w:oddVBand="0" w:evenVBand="0" w:oddHBand="1" w:evenHBand="0" w:firstRowFirstColumn="0" w:firstRowLastColumn="0" w:lastRowFirstColumn="0" w:lastRowLastColumn="0"/>
+        </w:trPr>
+        <w:tc>
+          <w:tcPr>
+            <w:cnfStyle w:val="001000000000" w:firstRow="0" w:lastRow="0" w:firstColumn="1" w:lastColumn="0" w:oddVBand="0" w:evenVBand="0" w:oddHBand="0" w:evenHBand="0" w:firstRowFirstColumn="0" w:firstRowLastColumn="0" w:lastRowFirstColumn="0" w:lastRowLastColumn="0"/>
+            <w:tcW w:w="2382" w:type="dxa"/>
+            <w:shd w:val="clear" w:color="auto" w:fill="F0F5CF" w:themeFill="accent2" w:themeFillTint="33"/>
+          </w:tcPr>
+          <w:p>
+            <w:pPr>
+              <w:rPr>
+                <w:rFonts w:ascii="Arial" w:hAnsi="Arial" w:cs="Arial"/>
+                <w:sz w:val="22"/>
+                <w:szCs w:val="22"/>
+                <w:lang w:val="en-US"/>
+              </w:rPr>
+            </w:pPr>
+            <w:r>
+              <w:rPr>
+                <w:rFonts w:ascii="Arial" w:hAnsi="Arial" w:cs="Arial"/>
+                <w:sz w:val="22"/>
+                <w:szCs w:val="22"/>
+                <w:lang w:val="en-US"/>
+              </w:rPr>
+              <w:t>Macro Avg F1</w:t>
+            </w:r>
+          </w:p>
+        </w:tc>
+        <w:tc>
+          <w:tcPr>
+            <w:tcW w:w="2211" w:type="dxa"/>
+            <w:shd w:val="clear" w:color="auto" w:fill="F0F5CF" w:themeFill="accent2" w:themeFillTint="33"/>
+          </w:tcPr>
+          <w:p>
+            <w:pPr>
+              <w:cnfStyle w:val="000000100000" w:firstRow="0" w:lastRow="0" w:firstColumn="0" w:lastColumn="0" w:oddVBand="0" w:evenVBand="0" w:oddHBand="1" w:evenHBand="0" w:firstRowFirstColumn="0" w:firstRowLastColumn="0" w:lastRowFirstColumn="0" w:lastRowLastColumn="0"/>
+              <w:rPr>
+                <w:rFonts w:ascii="Arial" w:hAnsi="Arial" w:cs="Arial"/>
+                <w:sz w:val="22"/>
+                <w:szCs w:val="22"/>
+                <w:lang w:val="en-US"/>
+              </w:rPr>
+            </w:pPr>
+            <w:r>
+              <w:rPr>
+                <w:rFonts w:ascii="Arial" w:hAnsi="Arial" w:cs="Arial"/>
+                <w:sz w:val="22"/>
+                <w:szCs w:val="22"/>
+                <w:lang w:val="en-US"/>
+              </w:rPr>
+              <w:t>0.93</w:t>
+            </w:r>
+          </w:p>
+        </w:tc>
+        <w:tc>
+          <w:tcPr>
+            <w:tcW w:w="2211" w:type="dxa"/>
+            <w:shd w:val="clear" w:color="auto" w:fill="F0F5CF" w:themeFill="accent2" w:themeFillTint="33"/>
+          </w:tcPr>
+          <w:p>
+            <w:pPr>
+              <w:cnfStyle w:val="000000100000" w:firstRow="0" w:lastRow="0" w:firstColumn="0" w:lastColumn="0" w:oddVBand="0" w:evenVBand="0" w:oddHBand="1" w:evenHBand="0" w:firstRowFirstColumn="0" w:firstRowLastColumn="0" w:lastRowFirstColumn="0" w:lastRowLastColumn="0"/>
+              <w:rPr>
+                <w:rFonts w:ascii="Arial" w:hAnsi="Arial" w:cs="Arial"/>
+                <w:sz w:val="22"/>
+                <w:szCs w:val="22"/>
+                <w:lang w:val="en-US"/>
+              </w:rPr>
+            </w:pPr>
+            <w:r>
+              <w:rPr>
+                <w:rFonts w:ascii="Arial" w:hAnsi="Arial" w:cs="Arial"/>
+                <w:sz w:val="22"/>
+                <w:szCs w:val="22"/>
+                <w:lang w:val="en-US"/>
+              </w:rPr>
+              <w:t>0.94</w:t>
+            </w:r>
+          </w:p>
+        </w:tc>
+        <w:tc>
+          <w:tcPr>
+            <w:tcW w:w="2212" w:type="dxa"/>
+            <w:shd w:val="clear" w:color="auto" w:fill="F0F5CF" w:themeFill="accent2" w:themeFillTint="33"/>
+          </w:tcPr>
+          <w:p>
+            <w:pPr>
+              <w:cnfStyle w:val="000000100000" w:firstRow="0" w:lastRow="0" w:firstColumn="0" w:lastColumn="0" w:oddVBand="0" w:evenVBand="0" w:oddHBand="1" w:evenHBand="0" w:firstRowFirstColumn="0" w:firstRowLastColumn="0" w:lastRowFirstColumn="0" w:lastRowLastColumn="0"/>
+              <w:rPr>
+                <w:rFonts w:ascii="Arial" w:hAnsi="Arial" w:cs="Arial"/>
+                <w:sz w:val="22"/>
+                <w:szCs w:val="22"/>
+                <w:lang w:val="en-US"/>
+              </w:rPr>
+            </w:pPr>
+            <w:r>
+              <w:rPr>
+                <w:rFonts w:ascii="Arial" w:hAnsi="Arial" w:cs="Arial"/>
+                <w:sz w:val="22"/>
+                <w:szCs w:val="22"/>
+                <w:lang w:val="en-US"/>
+              </w:rPr>
+              <w:t>0.94</w:t>
+            </w:r>
+          </w:p>
+        </w:tc>
+      </w:tr>
+      <w:tr>
+        <w:tc>
+          <w:tcPr>
+            <w:cnfStyle w:val="001000000000" w:firstRow="0" w:lastRow="0" w:firstColumn="1" w:lastColumn="0" w:oddVBand="0" w:evenVBand="0" w:oddHBand="0" w:evenHBand="0" w:firstRowFirstColumn="0" w:firstRowLastColumn="0" w:lastRowFirstColumn="0" w:lastRowLastColumn="0"/>
+            <w:tcW w:w="2382" w:type="dxa"/>
+            <w:shd w:val="clear" w:color="auto" w:fill="E1EA9F" w:themeFill="accent2" w:themeFillTint="66"/>
+          </w:tcPr>
+          <w:p>
+            <w:pPr>
+              <w:rPr>
+                <w:rFonts w:ascii="Arial" w:hAnsi="Arial" w:cs="Arial"/>
+                <w:sz w:val="22"/>
+                <w:szCs w:val="22"/>
+                <w:lang w:val="en-US"/>
+              </w:rPr>
+            </w:pPr>
+            <w:r>
+              <w:rPr>
+                <w:rFonts w:ascii="Arial" w:hAnsi="Arial" w:cs="Arial"/>
+                <w:sz w:val="22"/>
+                <w:szCs w:val="22"/>
                 <w:lang w:val="en-US"/>
               </w:rPr>
               <w:t>Weighted F1 Score</w:t>
@@ -2349,35 +4551,58 @@
         <w:tc>
           <w:tcPr>
             <w:tcW w:w="2211" w:type="dxa"/>
+            <w:shd w:val="clear" w:color="auto" w:fill="E1EA9F" w:themeFill="accent2" w:themeFillTint="66"/>
           </w:tcPr>
           <w:p>
             <w:pPr>
               <w:cnfStyle w:val="000000000000" w:firstRow="0" w:lastRow="0" w:firstColumn="0" w:lastColumn="0" w:oddVBand="0" w:evenVBand="0" w:oddHBand="0" w:evenHBand="0" w:firstRowFirstColumn="0" w:firstRowLastColumn="0" w:lastRowFirstColumn="0" w:lastRowLastColumn="0"/>
               <w:rPr>
+                <w:rFonts w:ascii="Arial" w:hAnsi="Arial" w:cs="Arial"/>
+                <w:sz w:val="22"/>
+                <w:szCs w:val="22"/>
                 <w:lang w:val="en-US"/>
               </w:rPr>
             </w:pPr>
             <w:r>
               <w:rPr>
-                <w:lang w:val="en-US"/>
-              </w:rPr>
-              <w:t>0.92</w:t>
+                <w:rFonts w:ascii="Arial" w:hAnsi="Arial" w:cs="Arial"/>
+                <w:sz w:val="22"/>
+                <w:szCs w:val="22"/>
+                <w:lang w:val="en-US"/>
+              </w:rPr>
+              <w:t>0.9</w:t>
+            </w:r>
+            <w:r>
+              <w:rPr>
+                <w:rFonts w:ascii="Arial" w:hAnsi="Arial" w:cs="Arial"/>
+                <w:sz w:val="22"/>
+                <w:szCs w:val="22"/>
+                <w:lang w:val="en-US"/>
+              </w:rPr>
+              <w:t>184</w:t>
             </w:r>
           </w:p>
         </w:tc>
         <w:tc>
           <w:tcPr>
             <w:tcW w:w="2211" w:type="dxa"/>
+            <w:shd w:val="clear" w:color="auto" w:fill="E1EA9F" w:themeFill="accent2" w:themeFillTint="66"/>
           </w:tcPr>
           <w:p>
             <w:pPr>
               <w:cnfStyle w:val="000000000000" w:firstRow="0" w:lastRow="0" w:firstColumn="0" w:lastColumn="0" w:oddVBand="0" w:evenVBand="0" w:oddHBand="0" w:evenHBand="0" w:firstRowFirstColumn="0" w:firstRowLastColumn="0" w:lastRowFirstColumn="0" w:lastRowLastColumn="0"/>
               <w:rPr>
+                <w:rFonts w:ascii="Arial" w:hAnsi="Arial" w:cs="Arial"/>
+                <w:sz w:val="22"/>
+                <w:szCs w:val="22"/>
                 <w:lang w:val="en-US"/>
               </w:rPr>
             </w:pPr>
             <w:r>
               <w:rPr>
+                <w:rFonts w:ascii="Arial" w:hAnsi="Arial" w:cs="Arial"/>
+                <w:sz w:val="22"/>
+                <w:szCs w:val="22"/>
                 <w:lang w:val="en-US"/>
               </w:rPr>
               <w:t>0.9242</w:t>
@@ -2387,22 +4612,32 @@
         <w:tc>
           <w:tcPr>
             <w:tcW w:w="2212" w:type="dxa"/>
+            <w:shd w:val="clear" w:color="auto" w:fill="E1EA9F" w:themeFill="accent2" w:themeFillTint="66"/>
           </w:tcPr>
           <w:p>
             <w:pPr>
               <w:cnfStyle w:val="000000000000" w:firstRow="0" w:lastRow="0" w:firstColumn="0" w:lastColumn="0" w:oddVBand="0" w:evenVBand="0" w:oddHBand="0" w:evenHBand="0" w:firstRowFirstColumn="0" w:firstRowLastColumn="0" w:lastRowFirstColumn="0" w:lastRowLastColumn="0"/>
               <w:rPr>
+                <w:rFonts w:ascii="Arial" w:hAnsi="Arial" w:cs="Arial"/>
+                <w:sz w:val="22"/>
+                <w:szCs w:val="22"/>
                 <w:lang w:val="en-US"/>
               </w:rPr>
             </w:pPr>
             <w:r>
               <w:rPr>
+                <w:rFonts w:ascii="Arial" w:hAnsi="Arial" w:cs="Arial"/>
+                <w:sz w:val="22"/>
+                <w:szCs w:val="22"/>
                 <w:lang w:val="en-US"/>
               </w:rPr>
               <w:t>0.9</w:t>
             </w:r>
             <w:r>
               <w:rPr>
+                <w:rFonts w:ascii="Arial" w:hAnsi="Arial" w:cs="Arial"/>
+                <w:sz w:val="22"/>
+                <w:szCs w:val="22"/>
                 <w:lang w:val="en-US"/>
               </w:rPr>
               <w:t>242</w:t>
@@ -2415,38 +4650,152 @@
       <w:pPr>
         <w:jc w:val="center"/>
         <w:rPr>
+          <w:rFonts w:ascii="Arial" w:hAnsi="Arial" w:cs="Arial"/>
+          <w:sz w:val="22"/>
+          <w:szCs w:val="22"/>
           <w:lang w:val="en-US"/>
         </w:rPr>
       </w:pPr>
       <w:r>
         <w:rPr>
+          <w:rFonts w:ascii="Arial" w:hAnsi="Arial" w:cs="Arial"/>
+          <w:sz w:val="22"/>
+          <w:szCs w:val="22"/>
           <w:lang w:val="en-US"/>
         </w:rPr>
         <w:t>[x] - Hyperparameter Comparison</w:t>
       </w:r>
       <w:r>
         <w:rPr>
+          <w:rFonts w:ascii="Arial" w:hAnsi="Arial" w:cs="Arial"/>
+          <w:sz w:val="22"/>
+          <w:szCs w:val="22"/>
           <w:lang w:val="en-US"/>
         </w:rPr>
         <w:t>.</w:t>
       </w:r>
+    </w:p>
+    <w:p>
+      <w:pPr>
+        <w:jc w:val="both"/>
+        <w:rPr>
+          <w:rFonts w:ascii="Arial" w:hAnsi="Arial" w:cs="Arial"/>
+          <w:sz w:val="22"/>
+          <w:szCs w:val="22"/>
+          <w:lang w:val="en-US"/>
+        </w:rPr>
+      </w:pPr>
+      <w:r>
+        <w:rPr>
+          <w:rFonts w:ascii="Arial" w:hAnsi="Arial" w:cs="Arial"/>
+          <w:sz w:val="22"/>
+          <w:szCs w:val="22"/>
+          <w:lang w:val="en-US"/>
+        </w:rPr>
+        <w:t xml:space="preserve">Both random search implementations improved on the baseline, however the identical test accuracy and weighted F1 for the 1-Layer and 2-Layer </w:t>
+      </w:r>
+      <w:r>
+        <w:rPr>
+          <w:rFonts w:ascii="Arial" w:hAnsi="Arial" w:cs="Arial"/>
+          <w:sz w:val="22"/>
+          <w:szCs w:val="22"/>
+          <w:lang w:val="en-US"/>
+        </w:rPr>
+        <w:t>models suggest that adding depth to the architecture provided no meaningful benefit to classification, and thus the gain from the baseline can be attributed to the broader hyperparameter exploration. The consistently optimal momentum of 0.0 for all configurations suggest SGD without momentum was sufficient for this problem</w:t>
+      </w:r>
+    </w:p>
+    <w:p>
+      <w:pPr>
+        <w:rPr>
+          <w:rFonts w:ascii="Arial" w:hAnsi="Arial" w:cs="Arial"/>
+          <w:sz w:val="22"/>
+          <w:szCs w:val="22"/>
+          <w:lang w:val="en-US"/>
+        </w:rPr>
+      </w:pPr>
     </w:p>
     <w:p>
       <w:pPr>
         <w:jc w:val="center"/>
         <w:rPr>
+          <w:rFonts w:ascii="Arial" w:hAnsi="Arial" w:cs="Arial"/>
+          <w:sz w:val="22"/>
+          <w:szCs w:val="22"/>
           <w:lang w:val="en-US"/>
         </w:rPr>
       </w:pPr>
       <w:r>
         <w:rPr>
+          <w:rFonts w:ascii="Arial" w:hAnsi="Arial" w:cs="Arial"/>
+          <w:sz w:val="22"/>
+          <w:szCs w:val="22"/>
           <w:lang w:val="en-US"/>
         </w:rPr>
         <w:lastRenderedPageBreak/>
         <w:drawing>
-          <wp:inline distT="0" distB="0" distL="0" distR="0" wp14:anchorId="3C509890" wp14:editId="02BF9C99">
-            <wp:extent cx="5731510" cy="3253105"/>
-            <wp:effectExtent l="0" t="0" r="0" b="0"/>
+          <wp:inline distT="0" distB="0" distL="0" distR="0" wp14:anchorId="4D07A433" wp14:editId="12F6F627">
+            <wp:extent cx="4634382" cy="1519881"/>
+            <wp:effectExtent l="0" t="0" r="1270" b="4445"/>
+            <wp:docPr id="792801175" name="Picture 1" descr="A graph of loss and loss of value&#10;&#10;AI-generated content may be incorrect."/>
+            <wp:cNvGraphicFramePr>
+              <a:graphicFrameLocks xmlns:a="http://schemas.openxmlformats.org/drawingml/2006/main" noChangeAspect="1"/>
+            </wp:cNvGraphicFramePr>
+            <a:graphic xmlns:a="http://schemas.openxmlformats.org/drawingml/2006/main">
+              <a:graphicData uri="http://schemas.openxmlformats.org/drawingml/2006/picture">
+                <pic:pic xmlns:pic="http://schemas.openxmlformats.org/drawingml/2006/picture">
+                  <pic:nvPicPr>
+                    <pic:cNvPr id="792801175" name="Picture 1" descr="A graph of loss and loss of value&#10;&#10;AI-generated content may be incorrect."/>
+                    <pic:cNvPicPr/>
+                  </pic:nvPicPr>
+                  <pic:blipFill>
+                    <a:blip r:embed="rId5" cstate="print">
+                      <a:extLst>
+                        <a:ext uri="{28A0092B-C50C-407E-A947-70E740481C1C}">
+                          <a14:useLocalDpi xmlns:a14="http://schemas.microsoft.com/office/drawing/2010/main" val="0"/>
+                        </a:ext>
+                      </a:extLst>
+                    </a:blip>
+                    <a:stretch>
+                      <a:fillRect/>
+                    </a:stretch>
+                  </pic:blipFill>
+                  <pic:spPr>
+                    <a:xfrm>
+                      <a:off x="0" y="0"/>
+                      <a:ext cx="4692338" cy="1538888"/>
+                    </a:xfrm>
+                    <a:prstGeom prst="rect">
+                      <a:avLst/>
+                    </a:prstGeom>
+                  </pic:spPr>
+                </pic:pic>
+              </a:graphicData>
+            </a:graphic>
+          </wp:inline>
+        </w:drawing>
+      </w:r>
+    </w:p>
+    <w:p>
+      <w:pPr>
+        <w:jc w:val="center"/>
+        <w:rPr>
+          <w:rFonts w:ascii="Arial" w:hAnsi="Arial" w:cs="Arial"/>
+          <w:sz w:val="22"/>
+          <w:szCs w:val="22"/>
+          <w:lang w:val="en-US"/>
+        </w:rPr>
+      </w:pPr>
+      <w:r>
+        <w:rPr>
+          <w:rFonts w:ascii="Arial" w:hAnsi="Arial" w:cs="Arial"/>
+          <w:sz w:val="22"/>
+          <w:szCs w:val="22"/>
+          <w:lang w:val="en-US"/>
+        </w:rPr>
+        <w:drawing>
+          <wp:inline distT="0" distB="0" distL="0" distR="0" wp14:anchorId="3C509890" wp14:editId="5FCFADA6">
+            <wp:extent cx="4423719" cy="2510826"/>
+            <wp:effectExtent l="0" t="0" r="0" b="3810"/>
             <wp:docPr id="431254160" name="Picture 1" descr="A screenshot of a graph&#10;&#10;AI-generated content may be incorrect."/>
             <wp:cNvGraphicFramePr>
               <a:graphicFrameLocks xmlns:a="http://schemas.openxmlformats.org/drawingml/2006/main" noChangeAspect="1"/>
@@ -2459,7 +4808,7 @@
                     <pic:cNvPicPr/>
                   </pic:nvPicPr>
                   <pic:blipFill>
-                    <a:blip r:embed="rId4"/>
+                    <a:blip r:embed="rId6"/>
                     <a:stretch>
                       <a:fillRect/>
                     </a:stretch>
@@ -2467,7 +4816,7 @@
                   <pic:spPr>
                     <a:xfrm>
                       <a:off x="0" y="0"/>
-                      <a:ext cx="5731510" cy="3253105"/>
+                      <a:ext cx="4454058" cy="2528046"/>
                     </a:xfrm>
                     <a:prstGeom prst="rect">
                       <a:avLst/>
@@ -2484,29 +4833,44 @@
       <w:pPr>
         <w:jc w:val="center"/>
         <w:rPr>
+          <w:rFonts w:ascii="Arial" w:hAnsi="Arial" w:cs="Arial"/>
+          <w:sz w:val="22"/>
+          <w:szCs w:val="22"/>
           <w:lang w:val="en-US"/>
         </w:rPr>
       </w:pPr>
       <w:r>
         <w:rPr>
+          <w:rFonts w:ascii="Arial" w:hAnsi="Arial" w:cs="Arial"/>
+          <w:sz w:val="22"/>
+          <w:szCs w:val="22"/>
           <w:lang w:val="en-US"/>
         </w:rPr>
         <w:t xml:space="preserve">[x] </w:t>
       </w:r>
       <w:r>
         <w:rPr>
+          <w:rFonts w:ascii="Arial" w:hAnsi="Arial" w:cs="Arial"/>
+          <w:sz w:val="22"/>
+          <w:szCs w:val="22"/>
           <w:lang w:val="en-US"/>
         </w:rPr>
         <w:t>–</w:t>
       </w:r>
       <w:r>
         <w:rPr>
+          <w:rFonts w:ascii="Arial" w:hAnsi="Arial" w:cs="Arial"/>
+          <w:sz w:val="22"/>
+          <w:szCs w:val="22"/>
           <w:lang w:val="en-US"/>
         </w:rPr>
         <w:t xml:space="preserve"> </w:t>
       </w:r>
       <w:r>
         <w:rPr>
+          <w:rFonts w:ascii="Arial" w:hAnsi="Arial" w:cs="Arial"/>
+          <w:sz w:val="22"/>
+          <w:szCs w:val="22"/>
           <w:lang w:val="en-US"/>
         </w:rPr>
         <w:t>Training Curves, Validation Accuracy</w:t>
@@ -2514,17 +4878,35 @@
     </w:p>
     <w:p>
       <w:pPr>
-        <w:rPr>
+        <w:jc w:val="center"/>
+        <w:rPr>
+          <w:rFonts w:ascii="Arial" w:hAnsi="Arial" w:cs="Arial"/>
+          <w:sz w:val="22"/>
+          <w:szCs w:val="22"/>
           <w:lang w:val="en-US"/>
         </w:rPr>
       </w:pPr>
-      <w:r>
-        <w:rPr>
+    </w:p>
+    <w:p>
+      <w:pPr>
+        <w:jc w:val="center"/>
+        <w:rPr>
+          <w:rFonts w:ascii="Arial" w:hAnsi="Arial" w:cs="Arial"/>
+          <w:sz w:val="22"/>
+          <w:szCs w:val="22"/>
+          <w:lang w:val="en-US"/>
+        </w:rPr>
+      </w:pPr>
+      <w:r>
+        <w:rPr>
+          <w:rFonts w:ascii="Arial" w:hAnsi="Arial" w:cs="Arial"/>
+          <w:sz w:val="22"/>
+          <w:szCs w:val="22"/>
           <w:lang w:val="en-US"/>
         </w:rPr>
         <w:drawing>
-          <wp:inline distT="0" distB="0" distL="0" distR="0" wp14:anchorId="13F80CA0" wp14:editId="4DDF70B1">
-            <wp:extent cx="5731510" cy="2135505"/>
+          <wp:inline distT="0" distB="0" distL="0" distR="0" wp14:anchorId="13F80CA0" wp14:editId="3000BF99">
+            <wp:extent cx="4473146" cy="1666651"/>
             <wp:effectExtent l="0" t="0" r="0" b="0"/>
             <wp:docPr id="685789641" name="Picture 1" descr="A comparison of a diagram&#10;&#10;AI-generated content may be incorrect."/>
             <wp:cNvGraphicFramePr>
@@ -2538,7 +4920,7 @@
                     <pic:cNvPicPr/>
                   </pic:nvPicPr>
                   <pic:blipFill>
-                    <a:blip r:embed="rId5"/>
+                    <a:blip r:embed="rId7"/>
                     <a:stretch>
                       <a:fillRect/>
                     </a:stretch>
@@ -2546,7 +4928,7 @@
                   <pic:spPr>
                     <a:xfrm>
                       <a:off x="0" y="0"/>
-                      <a:ext cx="5731510" cy="2135505"/>
+                      <a:ext cx="4504499" cy="1678333"/>
                     </a:xfrm>
                     <a:prstGeom prst="rect">
                       <a:avLst/>
@@ -2561,159 +4943,105 @@
     </w:p>
     <w:p>
       <w:pPr>
-        <w:rPr>
+        <w:jc w:val="center"/>
+        <w:rPr>
+          <w:rFonts w:ascii="Arial" w:hAnsi="Arial" w:cs="Arial"/>
+          <w:sz w:val="22"/>
+          <w:szCs w:val="22"/>
+          <w:lang w:val="en-US"/>
+        </w:rPr>
+      </w:pPr>
+      <w:r>
+        <w:rPr>
+          <w:rFonts w:ascii="Arial" w:hAnsi="Arial" w:cs="Arial"/>
+          <w:sz w:val="22"/>
+          <w:szCs w:val="22"/>
+          <w:lang w:val="en-US"/>
+        </w:rPr>
+        <w:t xml:space="preserve">[x] – </w:t>
+      </w:r>
+      <w:r>
+        <w:rPr>
+          <w:rFonts w:ascii="Arial" w:hAnsi="Arial" w:cs="Arial"/>
+          <w:sz w:val="22"/>
+          <w:szCs w:val="22"/>
+          <w:lang w:val="en-US"/>
+        </w:rPr>
+        <w:t>ROC Curves</w:t>
+      </w:r>
+    </w:p>
+    <w:p>
+      <w:pPr>
+        <w:rPr>
+          <w:rFonts w:ascii="Arial" w:hAnsi="Arial" w:cs="Arial"/>
+          <w:sz w:val="22"/>
+          <w:szCs w:val="22"/>
+          <w:lang w:val="en-US"/>
+        </w:rPr>
+      </w:pPr>
+      <w:r>
+        <w:rPr>
+          <w:rFonts w:ascii="Arial" w:hAnsi="Arial" w:cs="Arial"/>
+          <w:sz w:val="22"/>
+          <w:szCs w:val="22"/>
+          <w:lang w:val="en-US"/>
+        </w:rPr>
+        <w:br w:type="page"/>
+      </w:r>
+    </w:p>
+    <w:p>
+      <w:pPr>
+        <w:rPr>
+          <w:rFonts w:ascii="Arial" w:hAnsi="Arial" w:cs="Arial"/>
+          <w:sz w:val="22"/>
+          <w:szCs w:val="22"/>
+          <w:u w:val="single"/>
+          <w:lang w:val="en-US"/>
+        </w:rPr>
+      </w:pPr>
+      <w:r>
+        <w:rPr>
+          <w:rFonts w:ascii="Arial" w:hAnsi="Arial" w:cs="Arial"/>
+          <w:sz w:val="22"/>
+          <w:szCs w:val="22"/>
+          <w:u w:val="single"/>
+          <w:lang w:val="en-US"/>
+        </w:rPr>
+        <w:lastRenderedPageBreak/>
+        <w:t>SVM vs MLP Comparative Analysis</w:t>
+      </w:r>
+    </w:p>
+    <w:p>
+      <w:pPr>
+        <w:rPr>
+          <w:rFonts w:ascii="Arial" w:hAnsi="Arial" w:cs="Arial"/>
+          <w:sz w:val="22"/>
+          <w:szCs w:val="22"/>
           <w:lang w:val="en-US"/>
         </w:rPr>
       </w:pPr>
     </w:p>
     <w:p>
       <w:pPr>
-        <w:rPr>
+        <w:jc w:val="center"/>
+        <w:rPr>
+          <w:rFonts w:ascii="Arial" w:hAnsi="Arial" w:cs="Arial"/>
+          <w:sz w:val="22"/>
+          <w:szCs w:val="22"/>
           <w:lang w:val="en-US"/>
         </w:rPr>
       </w:pPr>
-    </w:p>
-    <w:p>
-      <w:pPr>
-        <w:jc w:val="both"/>
-        <w:rPr>
-          <w:color w:val="EE0000"/>
-          <w:lang w:val="en-US"/>
-        </w:rPr>
-      </w:pPr>
-      <w:r>
-        <w:rPr>
+      <w:r>
+        <w:rPr>
+          <w:rFonts w:ascii="Arial" w:hAnsi="Arial" w:cs="Arial"/>
+          <w:sz w:val="22"/>
+          <w:szCs w:val="22"/>
           <w:lang w:val="en-US"/>
         </w:rPr>
         <w:drawing>
-          <wp:anchor distT="0" distB="0" distL="114300" distR="114300" simplePos="0" relativeHeight="251659264" behindDoc="0" locked="0" layoutInCell="1" allowOverlap="1" wp14:anchorId="4D04C47F" wp14:editId="4AF31261">
-            <wp:simplePos x="0" y="0"/>
-            <wp:positionH relativeFrom="column">
-              <wp:posOffset>0</wp:posOffset>
-            </wp:positionH>
-            <wp:positionV relativeFrom="paragraph">
-              <wp:posOffset>320675</wp:posOffset>
-            </wp:positionV>
-            <wp:extent cx="5731510" cy="1880235"/>
+          <wp:inline distT="0" distB="0" distL="0" distR="0" wp14:anchorId="213EFBE4" wp14:editId="31BA8487">
+            <wp:extent cx="4015946" cy="2490723"/>
             <wp:effectExtent l="0" t="0" r="0" b="0"/>
-            <wp:wrapSquare wrapText="bothSides"/>
-            <wp:docPr id="792801175" name="Picture 1" descr="A graph of loss and loss of value&#10;&#10;AI-generated content may be incorrect."/>
-            <wp:cNvGraphicFramePr>
-              <a:graphicFrameLocks xmlns:a="http://schemas.openxmlformats.org/drawingml/2006/main" noChangeAspect="1"/>
-            </wp:cNvGraphicFramePr>
-            <a:graphic xmlns:a="http://schemas.openxmlformats.org/drawingml/2006/main">
-              <a:graphicData uri="http://schemas.openxmlformats.org/drawingml/2006/picture">
-                <pic:pic xmlns:pic="http://schemas.openxmlformats.org/drawingml/2006/picture">
-                  <pic:nvPicPr>
-                    <pic:cNvPr id="792801175" name="Picture 1" descr="A graph of loss and loss of value&#10;&#10;AI-generated content may be incorrect."/>
-                    <pic:cNvPicPr/>
-                  </pic:nvPicPr>
-                  <pic:blipFill>
-                    <a:blip r:embed="rId6">
-                      <a:extLst>
-                        <a:ext uri="{28A0092B-C50C-407E-A947-70E740481C1C}">
-                          <a14:useLocalDpi xmlns:a14="http://schemas.microsoft.com/office/drawing/2010/main" val="0"/>
-                        </a:ext>
-                      </a:extLst>
-                    </a:blip>
-                    <a:stretch>
-                      <a:fillRect/>
-                    </a:stretch>
-                  </pic:blipFill>
-                  <pic:spPr>
-                    <a:xfrm>
-                      <a:off x="0" y="0"/>
-                      <a:ext cx="5731510" cy="1880235"/>
-                    </a:xfrm>
-                    <a:prstGeom prst="rect">
-                      <a:avLst/>
-                    </a:prstGeom>
-                  </pic:spPr>
-                </pic:pic>
-              </a:graphicData>
-            </a:graphic>
-            <wp14:sizeRelH relativeFrom="page">
-              <wp14:pctWidth>0</wp14:pctWidth>
-            </wp14:sizeRelH>
-            <wp14:sizeRelV relativeFrom="page">
-              <wp14:pctHeight>0</wp14:pctHeight>
-            </wp14:sizeRelV>
-          </wp:anchor>
-        </w:drawing>
-      </w:r>
-    </w:p>
-    <w:p>
-      <w:pPr>
-        <w:jc w:val="center"/>
-        <w:rPr>
-          <w:lang w:val="en-US"/>
-        </w:rPr>
-      </w:pPr>
-      <w:r>
-        <w:rPr>
-          <w:lang w:val="en-US"/>
-        </w:rPr>
-        <w:lastRenderedPageBreak/>
-        <w:t>[x] – Training Curve and Validation Accuracy for the Baseline</w:t>
-      </w:r>
-    </w:p>
-    <w:p>
-      <w:pPr>
-        <w:rPr>
-          <w:lang w:val="en-US"/>
-        </w:rPr>
-      </w:pPr>
-    </w:p>
-    <w:p>
-      <w:pPr>
-        <w:jc w:val="both"/>
-        <w:rPr>
-          <w:lang w:val="en-US"/>
-        </w:rPr>
-      </w:pPr>
-      <w:r>
-        <w:rPr>
-          <w:color w:val="EE0000"/>
-          <w:lang w:val="en-US"/>
-        </w:rPr>
-        <w:t>Notably here</w:t>
-      </w:r>
-    </w:p>
-    <w:p>
-      <w:pPr>
-        <w:rPr>
-          <w:lang w:val="en-US"/>
-        </w:rPr>
-      </w:pPr>
-    </w:p>
-    <w:p>
-      <w:pPr>
-        <w:rPr>
-          <w:lang w:val="en-US"/>
-        </w:rPr>
-      </w:pPr>
-      <w:r>
-        <w:rPr>
-          <w:lang w:val="en-US"/>
-        </w:rPr>
-        <w:t>Training times</w:t>
-      </w:r>
-    </w:p>
-    <w:p>
-      <w:pPr>
-        <w:jc w:val="center"/>
-        <w:rPr>
-          <w:lang w:val="en-US"/>
-        </w:rPr>
-      </w:pPr>
-      <w:r>
-        <w:rPr>
-          <w:lang w:val="en-US"/>
-        </w:rPr>
-        <w:drawing>
-          <wp:inline distT="0" distB="0" distL="0" distR="0" wp14:anchorId="213EFBE4" wp14:editId="6574D2CD">
-            <wp:extent cx="5731510" cy="3554730"/>
-            <wp:effectExtent l="0" t="0" r="0" b="1270"/>
             <wp:docPr id="173736710" name="Picture 1" descr="A graph of a graph showing a number of different levels&#10;&#10;AI-generated content may be incorrect."/>
             <wp:cNvGraphicFramePr>
               <a:graphicFrameLocks xmlns:a="http://schemas.openxmlformats.org/drawingml/2006/main" noChangeAspect="1"/>
@@ -2726,7 +5054,7 @@
                     <pic:cNvPicPr/>
                   </pic:nvPicPr>
                   <pic:blipFill>
-                    <a:blip r:embed="rId7"/>
+                    <a:blip r:embed="rId8"/>
                     <a:stretch>
                       <a:fillRect/>
                     </a:stretch>
@@ -2734,7 +5062,7 @@
                   <pic:spPr>
                     <a:xfrm>
                       <a:off x="0" y="0"/>
-                      <a:ext cx="5731510" cy="3554730"/>
+                      <a:ext cx="4028517" cy="2498520"/>
                     </a:xfrm>
                     <a:prstGeom prst="rect">
                       <a:avLst/>
@@ -2751,17 +5079,26 @@
       <w:pPr>
         <w:jc w:val="center"/>
         <w:rPr>
+          <w:rFonts w:ascii="Arial" w:hAnsi="Arial" w:cs="Arial"/>
+          <w:sz w:val="22"/>
+          <w:szCs w:val="22"/>
           <w:lang w:val="en-US"/>
         </w:rPr>
       </w:pPr>
       <w:r>
         <w:rPr>
+          <w:rFonts w:ascii="Arial" w:hAnsi="Arial" w:cs="Arial"/>
+          <w:sz w:val="22"/>
+          <w:szCs w:val="22"/>
           <w:lang w:val="en-US"/>
         </w:rPr>
         <w:t>Fig [x] – Comparison of Training Times</w:t>
       </w:r>
       <w:r>
         <w:rPr>
+          <w:rFonts w:ascii="Arial" w:hAnsi="Arial" w:cs="Arial"/>
+          <w:sz w:val="22"/>
+          <w:szCs w:val="22"/>
           <w:lang w:val="en-US"/>
         </w:rPr>
         <w:t>.</w:t>
@@ -2769,43 +5106,226 @@
     </w:p>
     <w:p>
       <w:pPr>
-        <w:rPr>
+        <w:jc w:val="both"/>
+        <w:rPr>
+          <w:rFonts w:ascii="Arial" w:hAnsi="Arial" w:cs="Arial"/>
+          <w:sz w:val="22"/>
+          <w:szCs w:val="22"/>
           <w:lang w:val="en-US"/>
         </w:rPr>
       </w:pPr>
       <w:r>
         <w:rPr>
-          <w:lang w:val="en-US"/>
-        </w:rPr>
-        <w:t>Despite similar performance – it should be noted that the 2-Layer MLP takes less time ….</w:t>
+          <w:rFonts w:ascii="Arial" w:hAnsi="Arial" w:cs="Arial"/>
+          <w:sz w:val="22"/>
+          <w:szCs w:val="22"/>
+          <w:lang w:val="en-US"/>
+        </w:rPr>
+        <w:t>The baseline MLP implementation achieved the lowest Training time, however, its training time is not comparable to the other implementations as hyperparameters were fixed and a random search was not used.</w:t>
       </w:r>
     </w:p>
     <w:p>
       <w:pPr>
-        <w:rPr>
+        <w:jc w:val="both"/>
+        <w:rPr>
+          <w:rFonts w:ascii="Arial" w:hAnsi="Arial" w:cs="Arial"/>
+          <w:sz w:val="22"/>
+          <w:szCs w:val="22"/>
           <w:lang w:val="en-US"/>
         </w:rPr>
       </w:pPr>
+      <w:r>
+        <w:rPr>
+          <w:rFonts w:ascii="Arial" w:hAnsi="Arial" w:cs="Arial"/>
+          <w:sz w:val="22"/>
+          <w:szCs w:val="22"/>
+          <w:lang w:val="en-US"/>
+        </w:rPr>
+        <w:t xml:space="preserve">Despite similar </w:t>
+      </w:r>
+      <w:r>
+        <w:rPr>
+          <w:rFonts w:ascii="Arial" w:hAnsi="Arial" w:cs="Arial"/>
+          <w:sz w:val="22"/>
+          <w:szCs w:val="22"/>
+          <w:lang w:val="en-US"/>
+        </w:rPr>
+        <w:t xml:space="preserve">model </w:t>
+      </w:r>
+      <w:r>
+        <w:rPr>
+          <w:rFonts w:ascii="Arial" w:hAnsi="Arial" w:cs="Arial"/>
+          <w:sz w:val="22"/>
+          <w:szCs w:val="22"/>
+          <w:lang w:val="en-US"/>
+        </w:rPr>
+        <w:t>performanc</w:t>
+      </w:r>
+      <w:r>
+        <w:rPr>
+          <w:rFonts w:ascii="Arial" w:hAnsi="Arial" w:cs="Arial"/>
+          <w:sz w:val="22"/>
+          <w:szCs w:val="22"/>
+          <w:lang w:val="en-US"/>
+        </w:rPr>
+        <w:t>e in the 1</w:t>
+      </w:r>
+      <w:r>
+        <w:rPr>
+          <w:rFonts w:ascii="Arial" w:hAnsi="Arial" w:cs="Arial"/>
+          <w:sz w:val="22"/>
+          <w:szCs w:val="22"/>
+          <w:lang w:val="en-US"/>
+        </w:rPr>
+        <w:t>-</w:t>
+      </w:r>
+      <w:r>
+        <w:rPr>
+          <w:rFonts w:ascii="Arial" w:hAnsi="Arial" w:cs="Arial"/>
+          <w:sz w:val="22"/>
+          <w:szCs w:val="22"/>
+          <w:lang w:val="en-US"/>
+        </w:rPr>
+        <w:t>Layer and 2</w:t>
+      </w:r>
+      <w:r>
+        <w:rPr>
+          <w:rFonts w:ascii="Arial" w:hAnsi="Arial" w:cs="Arial"/>
+          <w:sz w:val="22"/>
+          <w:szCs w:val="22"/>
+          <w:lang w:val="en-US"/>
+        </w:rPr>
+        <w:t>-</w:t>
+      </w:r>
+      <w:r>
+        <w:rPr>
+          <w:rFonts w:ascii="Arial" w:hAnsi="Arial" w:cs="Arial"/>
+          <w:sz w:val="22"/>
+          <w:szCs w:val="22"/>
+          <w:lang w:val="en-US"/>
+        </w:rPr>
+        <w:t>Layer MLP implementations</w:t>
+      </w:r>
+      <w:r>
+        <w:rPr>
+          <w:rFonts w:ascii="Arial" w:hAnsi="Arial" w:cs="Arial"/>
+          <w:sz w:val="22"/>
+          <w:szCs w:val="22"/>
+          <w:lang w:val="en-US"/>
+        </w:rPr>
+        <w:t xml:space="preserve"> it should be noted that the 2-Layer MLP </w:t>
+      </w:r>
+      <w:r>
+        <w:rPr>
+          <w:rFonts w:ascii="Arial" w:hAnsi="Arial" w:cs="Arial"/>
+          <w:sz w:val="22"/>
+          <w:szCs w:val="22"/>
+          <w:lang w:val="en-US"/>
+        </w:rPr>
+        <w:t xml:space="preserve">took ~40% less time to train. We can attribute this to the changed architecture given the controlled range of hyperparameters between both </w:t>
+      </w:r>
+      <w:proofErr w:type="gramStart"/>
+      <w:r>
+        <w:rPr>
+          <w:rFonts w:ascii="Arial" w:hAnsi="Arial" w:cs="Arial"/>
+          <w:sz w:val="22"/>
+          <w:szCs w:val="22"/>
+          <w:lang w:val="en-US"/>
+        </w:rPr>
+        <w:t>experiment</w:t>
+      </w:r>
+      <w:proofErr w:type="gramEnd"/>
+      <w:r>
+        <w:rPr>
+          <w:rFonts w:ascii="Arial" w:hAnsi="Arial" w:cs="Arial"/>
+          <w:sz w:val="22"/>
+          <w:szCs w:val="22"/>
+          <w:lang w:val="en-US"/>
+        </w:rPr>
+        <w:t>, and therefore we can conclude that a 2-Layer funnel architecture is more computationally efficient whilst achieving comparable performance.</w:t>
+      </w:r>
     </w:p>
     <w:p>
       <w:pPr>
-        <w:rPr>
+        <w:jc w:val="both"/>
+        <w:rPr>
+          <w:rFonts w:ascii="Arial" w:hAnsi="Arial" w:cs="Arial"/>
+          <w:sz w:val="22"/>
+          <w:szCs w:val="22"/>
+          <w:lang w:val="en-US"/>
+        </w:rPr>
+      </w:pPr>
+      <w:r>
+        <w:rPr>
+          <w:rFonts w:ascii="Arial" w:hAnsi="Arial" w:cs="Arial"/>
+          <w:sz w:val="22"/>
+          <w:szCs w:val="22"/>
+          <w:lang w:val="en-US"/>
+        </w:rPr>
+        <w:t xml:space="preserve">The SVM </w:t>
+      </w:r>
+      <w:r>
+        <w:rPr>
+          <w:rFonts w:ascii="Arial" w:hAnsi="Arial" w:cs="Arial"/>
+          <w:sz w:val="22"/>
+          <w:szCs w:val="22"/>
+          <w:lang w:val="en-US"/>
+        </w:rPr>
+        <w:t xml:space="preserve">was substantially faster to train than </w:t>
+      </w:r>
+      <w:r>
+        <w:rPr>
+          <w:rFonts w:ascii="Arial" w:hAnsi="Arial" w:cs="Arial"/>
+          <w:sz w:val="22"/>
+          <w:szCs w:val="22"/>
+          <w:lang w:val="en-US"/>
+        </w:rPr>
+        <w:t xml:space="preserve">the MLP implementations – whilst achieving </w:t>
+      </w:r>
+      <w:r>
+        <w:rPr>
+          <w:rFonts w:ascii="Arial" w:hAnsi="Arial" w:cs="Arial"/>
+          <w:sz w:val="22"/>
+          <w:szCs w:val="22"/>
+          <w:lang w:val="en-US"/>
+        </w:rPr>
+        <w:t>comparable performance</w:t>
+      </w:r>
+      <w:r>
+        <w:rPr>
+          <w:rFonts w:ascii="Arial" w:hAnsi="Arial" w:cs="Arial"/>
+          <w:sz w:val="22"/>
+          <w:szCs w:val="22"/>
+          <w:lang w:val="en-US"/>
+        </w:rPr>
+        <w:t xml:space="preserve"> making it the most computationally efficient model in this study. It completed 50 iterations of random search compared to the 20 from the MLP models and did so 95% faster than the 1 Layer MLP and 91% faster than the 2-Layer MLP, highlighting its computational efficiency.</w:t>
+      </w:r>
+    </w:p>
+    <w:p>
+      <w:pPr>
+        <w:jc w:val="center"/>
+        <w:rPr>
+          <w:rFonts w:ascii="Arial" w:hAnsi="Arial" w:cs="Arial"/>
           <w:b/>
           <w:bCs/>
+          <w:sz w:val="22"/>
+          <w:szCs w:val="22"/>
           <w:lang w:val="en-US"/>
         </w:rPr>
       </w:pPr>
       <w:r>
         <w:rPr>
+          <w:rFonts w:ascii="Arial" w:hAnsi="Arial" w:cs="Arial"/>
           <w:b/>
           <w:bCs/>
-          <w:lang w:val="en-US"/>
-        </w:rPr>
-        <w:lastRenderedPageBreak/>
+          <w:sz w:val="22"/>
+          <w:szCs w:val="22"/>
+          <w:lang w:val="en-US"/>
+        </w:rPr>
         <w:drawing>
-          <wp:inline distT="0" distB="0" distL="0" distR="0" wp14:anchorId="0F031B3C" wp14:editId="1E2209E1">
-            <wp:extent cx="5731510" cy="2836545"/>
-            <wp:effectExtent l="0" t="0" r="0" b="0"/>
+          <wp:inline distT="0" distB="0" distL="0" distR="0" wp14:anchorId="0F031B3C" wp14:editId="297091F7">
+            <wp:extent cx="4819135" cy="2385008"/>
+            <wp:effectExtent l="0" t="0" r="0" b="3175"/>
             <wp:docPr id="1054854536" name="Picture 1" descr="A graph of blue and orange bars&#10;&#10;AI-generated content may be incorrect."/>
             <wp:cNvGraphicFramePr>
               <a:graphicFrameLocks xmlns:a="http://schemas.openxmlformats.org/drawingml/2006/main" noChangeAspect="1"/>
@@ -2818,7 +5338,7 @@
                     <pic:cNvPicPr/>
                   </pic:nvPicPr>
                   <pic:blipFill>
-                    <a:blip r:embed="rId8"/>
+                    <a:blip r:embed="rId9"/>
                     <a:stretch>
                       <a:fillRect/>
                     </a:stretch>
@@ -2826,7 +5346,7 @@
                   <pic:spPr>
                     <a:xfrm>
                       <a:off x="0" y="0"/>
-                      <a:ext cx="5731510" cy="2836545"/>
+                      <a:ext cx="4832137" cy="2391443"/>
                     </a:xfrm>
                     <a:prstGeom prst="rect">
                       <a:avLst/>
@@ -2843,23 +5363,42 @@
       <w:pPr>
         <w:jc w:val="center"/>
         <w:rPr>
+          <w:rFonts w:ascii="Arial" w:hAnsi="Arial" w:cs="Arial"/>
           <w:b/>
           <w:bCs/>
+          <w:sz w:val="22"/>
+          <w:szCs w:val="22"/>
           <w:lang w:val="en-US"/>
         </w:rPr>
       </w:pPr>
       <w:r>
         <w:rPr>
-          <w:lang w:val="en-US"/>
-        </w:rPr>
+          <w:rFonts w:ascii="Arial" w:hAnsi="Arial" w:cs="Arial"/>
+          <w:sz w:val="22"/>
+          <w:szCs w:val="22"/>
+          <w:lang w:val="en-US"/>
+        </w:rPr>
+        <w:lastRenderedPageBreak/>
         <w:t>Fig [x] –</w:t>
+      </w:r>
+      <w:r>
+        <w:rPr>
+          <w:rFonts w:ascii="Arial" w:hAnsi="Arial" w:cs="Arial"/>
+          <w:sz w:val="22"/>
+          <w:szCs w:val="22"/>
+          <w:lang w:val="en-US"/>
+        </w:rPr>
+        <w:t xml:space="preserve"> 2 Layer MLP vs SVM Train/Test Accuracy &amp; F1</w:t>
       </w:r>
     </w:p>
     <w:p>
       <w:pPr>
         <w:rPr>
+          <w:rFonts w:ascii="Arial" w:hAnsi="Arial" w:cs="Arial"/>
           <w:b/>
           <w:bCs/>
+          <w:sz w:val="22"/>
+          <w:szCs w:val="22"/>
           <w:lang w:val="en-US"/>
         </w:rPr>
       </w:pPr>
@@ -2867,15 +5406,21 @@
     <w:p>
       <w:pPr>
         <w:rPr>
+          <w:rFonts w:ascii="Arial" w:hAnsi="Arial" w:cs="Arial"/>
           <w:b/>
           <w:bCs/>
+          <w:sz w:val="22"/>
+          <w:szCs w:val="22"/>
           <w:lang w:val="en-US"/>
         </w:rPr>
       </w:pPr>
       <w:r>
         <w:rPr>
+          <w:rFonts w:ascii="Arial" w:hAnsi="Arial" w:cs="Arial"/>
           <w:b/>
           <w:bCs/>
+          <w:sz w:val="22"/>
+          <w:szCs w:val="22"/>
           <w:lang w:val="en-US"/>
         </w:rPr>
         <w:t>Lessons Learned and Future Work</w:t>
@@ -2884,8 +5429,11 @@
     <w:p>
       <w:pPr>
         <w:rPr>
+          <w:rFonts w:ascii="Arial" w:hAnsi="Arial" w:cs="Arial"/>
           <w:b/>
           <w:bCs/>
+          <w:sz w:val="22"/>
+          <w:szCs w:val="22"/>
           <w:lang w:val="en-US"/>
         </w:rPr>
       </w:pPr>
@@ -2893,15 +5441,21 @@
     <w:p>
       <w:pPr>
         <w:rPr>
+          <w:rFonts w:ascii="Arial" w:hAnsi="Arial" w:cs="Arial"/>
           <w:b/>
           <w:bCs/>
+          <w:sz w:val="22"/>
+          <w:szCs w:val="22"/>
           <w:lang w:val="en-US"/>
         </w:rPr>
       </w:pPr>
       <w:r>
         <w:rPr>
+          <w:rFonts w:ascii="Arial" w:hAnsi="Arial" w:cs="Arial"/>
           <w:b/>
           <w:bCs/>
+          <w:sz w:val="22"/>
+          <w:szCs w:val="22"/>
           <w:lang w:val="en-US"/>
         </w:rPr>
         <w:t>References</w:t>
@@ -2910,11 +5464,77 @@
     <w:p>
       <w:pPr>
         <w:rPr>
+          <w:rFonts w:ascii="Arial" w:hAnsi="Arial" w:cs="Arial"/>
+          <w:sz w:val="22"/>
+          <w:szCs w:val="22"/>
           <w:lang w:val="en-US"/>
         </w:rPr>
       </w:pPr>
       <w:r>
         <w:rPr>
+          <w:rFonts w:ascii="Arial" w:hAnsi="Arial" w:cs="Arial"/>
+          <w:sz w:val="22"/>
+          <w:szCs w:val="22"/>
+          <w:lang w:val="en-US"/>
+        </w:rPr>
+        <w:t>https://www.researchgate.net/publication/4095905_MLP_and_SVM_networks_-_a_comparative_study</w:t>
+      </w:r>
+    </w:p>
+    <w:p>
+      <w:pPr>
+        <w:rPr>
+          <w:rFonts w:ascii="Arial" w:hAnsi="Arial" w:cs="Arial"/>
+          <w:sz w:val="22"/>
+          <w:szCs w:val="22"/>
+          <w:lang w:val="en-US"/>
+        </w:rPr>
+      </w:pPr>
+      <w:hyperlink r:id="rId10" w:history="1">
+        <w:r>
+          <w:rPr>
+            <w:rStyle w:val="Hyperlink"/>
+            <w:rFonts w:ascii="Arial" w:hAnsi="Arial" w:cs="Arial"/>
+            <w:sz w:val="22"/>
+            <w:szCs w:val="22"/>
+            <w:lang w:val="en-US"/>
+          </w:rPr>
+          <w:t>https://www.sciencedirect.com/science/article/pii/S0168169919311573?via=ihub</w:t>
+        </w:r>
+      </w:hyperlink>
+    </w:p>
+    <w:p>
+      <w:pPr>
+        <w:rPr>
+          <w:rFonts w:ascii="Arial" w:hAnsi="Arial" w:cs="Arial"/>
+          <w:sz w:val="22"/>
+          <w:szCs w:val="22"/>
+          <w:lang w:val="en-US"/>
+        </w:rPr>
+      </w:pPr>
+      <w:r>
+        <w:rPr>
+          <w:rFonts w:ascii="Arial" w:hAnsi="Arial" w:cs="Arial"/>
+          <w:sz w:val="22"/>
+          <w:szCs w:val="22"/>
+          <w:lang w:val="en-US"/>
+        </w:rPr>
+        <w:t>https://alex.smola.org/papers/2002/SchSmo02b.pdf</w:t>
+      </w:r>
+    </w:p>
+    <w:p>
+      <w:pPr>
+        <w:rPr>
+          <w:rFonts w:ascii="Arial" w:hAnsi="Arial" w:cs="Arial"/>
+          <w:sz w:val="22"/>
+          <w:szCs w:val="22"/>
+          <w:lang w:val="en-US"/>
+        </w:rPr>
+      </w:pPr>
+      <w:r>
+        <w:rPr>
+          <w:rFonts w:ascii="Arial" w:hAnsi="Arial" w:cs="Arial"/>
+          <w:sz w:val="22"/>
+          <w:szCs w:val="22"/>
           <w:lang w:val="en-US"/>
         </w:rPr>
         <w:t>https://www.jmlr.org/papers/volume13/bergstra12a/bergstra12a.pdf</w:t>
@@ -3347,7 +5967,7 @@
     </w:pPr>
     <w:rPr>
       <w:rFonts w:asciiTheme="majorHAnsi" w:eastAsiaTheme="majorEastAsia" w:hAnsiTheme="majorHAnsi" w:cstheme="majorBidi"/>
-      <w:color w:val="0F4761" w:themeColor="accent1" w:themeShade="BF"/>
+      <w:color w:val="306785" w:themeColor="accent1" w:themeShade="BF"/>
       <w:sz w:val="40"/>
       <w:szCs w:val="40"/>
     </w:rPr>
@@ -3370,7 +5990,7 @@
     </w:pPr>
     <w:rPr>
       <w:rFonts w:asciiTheme="majorHAnsi" w:eastAsiaTheme="majorEastAsia" w:hAnsiTheme="majorHAnsi" w:cstheme="majorBidi"/>
-      <w:color w:val="0F4761" w:themeColor="accent1" w:themeShade="BF"/>
+      <w:color w:val="306785" w:themeColor="accent1" w:themeShade="BF"/>
       <w:sz w:val="32"/>
       <w:szCs w:val="32"/>
     </w:rPr>
@@ -3393,7 +6013,7 @@
     </w:pPr>
     <w:rPr>
       <w:rFonts w:eastAsiaTheme="majorEastAsia" w:cstheme="majorBidi"/>
-      <w:color w:val="0F4761" w:themeColor="accent1" w:themeShade="BF"/>
+      <w:color w:val="306785" w:themeColor="accent1" w:themeShade="BF"/>
       <w:sz w:val="28"/>
       <w:szCs w:val="28"/>
     </w:rPr>
@@ -3418,7 +6038,7 @@
       <w:rFonts w:eastAsiaTheme="majorEastAsia" w:cstheme="majorBidi"/>
       <w:i/>
       <w:iCs/>
-      <w:color w:val="0F4761" w:themeColor="accent1" w:themeShade="BF"/>
+      <w:color w:val="306785" w:themeColor="accent1" w:themeShade="BF"/>
     </w:rPr>
   </w:style>
   <w:style w:type="paragraph" w:styleId="Heading5">
@@ -3439,7 +6059,7 @@
     </w:pPr>
     <w:rPr>
       <w:rFonts w:eastAsiaTheme="majorEastAsia" w:cstheme="majorBidi"/>
-      <w:color w:val="0F4761" w:themeColor="accent1" w:themeShade="BF"/>
+      <w:color w:val="306785" w:themeColor="accent1" w:themeShade="BF"/>
     </w:rPr>
   </w:style>
   <w:style w:type="paragraph" w:styleId="Heading6">
@@ -3565,7 +6185,7 @@
     <w:rsid w:val="004016D9"/>
     <w:rPr>
       <w:rFonts w:asciiTheme="majorHAnsi" w:eastAsiaTheme="majorEastAsia" w:hAnsiTheme="majorHAnsi" w:cstheme="majorBidi"/>
-      <w:color w:val="0F4761" w:themeColor="accent1" w:themeShade="BF"/>
+      <w:color w:val="306785" w:themeColor="accent1" w:themeShade="BF"/>
       <w:sz w:val="40"/>
       <w:szCs w:val="40"/>
     </w:rPr>
@@ -3579,7 +6199,7 @@
     <w:rsid w:val="004016D9"/>
     <w:rPr>
       <w:rFonts w:asciiTheme="majorHAnsi" w:eastAsiaTheme="majorEastAsia" w:hAnsiTheme="majorHAnsi" w:cstheme="majorBidi"/>
-      <w:color w:val="0F4761" w:themeColor="accent1" w:themeShade="BF"/>
+      <w:color w:val="306785" w:themeColor="accent1" w:themeShade="BF"/>
       <w:sz w:val="32"/>
       <w:szCs w:val="32"/>
     </w:rPr>
@@ -3593,7 +6213,7 @@
     <w:rsid w:val="004016D9"/>
     <w:rPr>
       <w:rFonts w:eastAsiaTheme="majorEastAsia" w:cstheme="majorBidi"/>
-      <w:color w:val="0F4761" w:themeColor="accent1" w:themeShade="BF"/>
+      <w:color w:val="306785" w:themeColor="accent1" w:themeShade="BF"/>
       <w:sz w:val="28"/>
       <w:szCs w:val="28"/>
     </w:rPr>
@@ -3609,7 +6229,7 @@
       <w:rFonts w:eastAsiaTheme="majorEastAsia" w:cstheme="majorBidi"/>
       <w:i/>
       <w:iCs/>
-      <w:color w:val="0F4761" w:themeColor="accent1" w:themeShade="BF"/>
+      <w:color w:val="306785" w:themeColor="accent1" w:themeShade="BF"/>
     </w:rPr>
   </w:style>
   <w:style w:type="character" w:customStyle="1" w:styleId="Heading5Char">
@@ -3621,7 +6241,7 @@
     <w:rsid w:val="004016D9"/>
     <w:rPr>
       <w:rFonts w:eastAsiaTheme="majorEastAsia" w:cstheme="majorBidi"/>
-      <w:color w:val="0F4761" w:themeColor="accent1" w:themeShade="BF"/>
+      <w:color w:val="306785" w:themeColor="accent1" w:themeShade="BF"/>
     </w:rPr>
   </w:style>
   <w:style w:type="character" w:customStyle="1" w:styleId="Heading6Char">
@@ -3795,7 +6415,7 @@
     <w:rPr>
       <w:i/>
       <w:iCs/>
-      <w:color w:val="0F4761" w:themeColor="accent1" w:themeShade="BF"/>
+      <w:color w:val="306785" w:themeColor="accent1" w:themeShade="BF"/>
     </w:rPr>
   </w:style>
   <w:style w:type="paragraph" w:styleId="IntenseQuote">
@@ -3808,8 +6428,8 @@
     <w:rsid w:val="004016D9"/>
     <w:pPr>
       <w:pBdr>
-        <w:top w:val="single" w:sz="4" w:space="10" w:color="0F4761" w:themeColor="accent1" w:themeShade="BF"/>
-        <w:bottom w:val="single" w:sz="4" w:space="10" w:color="0F4761" w:themeColor="accent1" w:themeShade="BF"/>
+        <w:top w:val="single" w:sz="4" w:space="10" w:color="306785" w:themeColor="accent1" w:themeShade="BF"/>
+        <w:bottom w:val="single" w:sz="4" w:space="10" w:color="306785" w:themeColor="accent1" w:themeShade="BF"/>
       </w:pBdr>
       <w:spacing w:before="360" w:after="360"/>
       <w:ind w:left="864" w:right="864"/>
@@ -3818,7 +6438,7 @@
     <w:rPr>
       <w:i/>
       <w:iCs/>
-      <w:color w:val="0F4761" w:themeColor="accent1" w:themeShade="BF"/>
+      <w:color w:val="306785" w:themeColor="accent1" w:themeShade="BF"/>
     </w:rPr>
   </w:style>
   <w:style w:type="character" w:customStyle="1" w:styleId="IntenseQuoteChar">
@@ -3830,7 +6450,7 @@
     <w:rPr>
       <w:i/>
       <w:iCs/>
-      <w:color w:val="0F4761" w:themeColor="accent1" w:themeShade="BF"/>
+      <w:color w:val="306785" w:themeColor="accent1" w:themeShade="BF"/>
     </w:rPr>
   </w:style>
   <w:style w:type="character" w:styleId="IntenseReference">
@@ -3843,7 +6463,7 @@
       <w:b/>
       <w:bCs/>
       <w:smallCaps/>
-      <w:color w:val="0F4761" w:themeColor="accent1" w:themeShade="BF"/>
+      <w:color w:val="306785" w:themeColor="accent1" w:themeShade="BF"/>
       <w:spacing w:val="5"/>
     </w:rPr>
   </w:style>
@@ -3948,48 +6568,71 @@
       </w:tcPr>
     </w:tblStylePr>
   </w:style>
+  <w:style w:type="character" w:styleId="Hyperlink">
+    <w:name w:val="Hyperlink"/>
+    <w:basedOn w:val="DefaultParagraphFont"/>
+    <w:uiPriority w:val="99"/>
+    <w:unhideWhenUsed/>
+    <w:rsid w:val="00F82527"/>
+    <w:rPr>
+      <w:color w:val="F59E00" w:themeColor="hyperlink"/>
+      <w:u w:val="single"/>
+    </w:rPr>
+  </w:style>
+  <w:style w:type="character" w:styleId="UnresolvedMention">
+    <w:name w:val="Unresolved Mention"/>
+    <w:basedOn w:val="DefaultParagraphFont"/>
+    <w:uiPriority w:val="99"/>
+    <w:semiHidden/>
+    <w:unhideWhenUsed/>
+    <w:rsid w:val="00F82527"/>
+    <w:rPr>
+      <w:color w:val="605E5C"/>
+      <w:shd w:val="clear" w:color="auto" w:fill="E1DFDD"/>
+    </w:rPr>
+  </w:style>
 </w:styles>
 </file>
 
 <file path=word/theme/theme1.xml><?xml version="1.0" encoding="utf-8"?>
 <a:theme xmlns:a="http://schemas.openxmlformats.org/drawingml/2006/main" name="Office Theme">
   <a:themeElements>
-    <a:clrScheme name="Office">
+    <a:clrScheme name="Marquee">
       <a:dk1>
-        <a:sysClr val="windowText" lastClr="000000"/>
+        <a:srgbClr val="000000"/>
       </a:dk1>
       <a:lt1>
         <a:sysClr val="window" lastClr="FFFFFF"/>
       </a:lt1>
       <a:dk2>
-        <a:srgbClr val="0E2841"/>
+        <a:srgbClr val="5E5E5E"/>
       </a:dk2>
       <a:lt2>
-        <a:srgbClr val="E8E8E8"/>
+        <a:srgbClr val="DDDDDD"/>
       </a:lt2>
       <a:accent1>
-        <a:srgbClr val="156082"/>
+        <a:srgbClr val="418AB3"/>
       </a:accent1>
       <a:accent2>
-        <a:srgbClr val="E97132"/>
+        <a:srgbClr val="A6B727"/>
       </a:accent2>
       <a:accent3>
-        <a:srgbClr val="196B24"/>
+        <a:srgbClr val="F69200"/>
       </a:accent3>
       <a:accent4>
-        <a:srgbClr val="0F9ED5"/>
+        <a:srgbClr val="838383"/>
       </a:accent4>
       <a:accent5>
-        <a:srgbClr val="A02B93"/>
+        <a:srgbClr val="FEC306"/>
       </a:accent5>
       <a:accent6>
-        <a:srgbClr val="4EA72E"/>
+        <a:srgbClr val="DF5327"/>
       </a:accent6>
       <a:hlink>
-        <a:srgbClr val="467886"/>
+        <a:srgbClr val="F59E00"/>
       </a:hlink>
       <a:folHlink>
-        <a:srgbClr val="96607D"/>
+        <a:srgbClr val="B2B2B2"/>
       </a:folHlink>
     </a:clrScheme>
     <a:fontScheme name="Office">
@@ -4244,4 +6887,16 @@
     </a:ext>
   </a:extLst>
 </a:theme>
+</file>
+
+<file path=customXml/item1.xml><?xml version="1.0" encoding="utf-8"?>
+<b:Sources xmlns:b="http://schemas.openxmlformats.org/officeDocument/2006/bibliography" xmlns="http://schemas.openxmlformats.org/officeDocument/2006/bibliography" SelectedStyle="/APASixthEditionOfficeOnline.xsl" StyleName="APA" Version="6"/>
+</file>
+
+<file path=customXml/itemProps1.xml><?xml version="1.0" encoding="utf-8"?>
+<ds:datastoreItem xmlns:ds="http://schemas.openxmlformats.org/officeDocument/2006/customXml" ds:itemID="{0FE209AC-A19D-DD4F-8B45-DF48BD4E52D5}">
+  <ds:schemaRefs>
+    <ds:schemaRef ds:uri="http://schemas.openxmlformats.org/officeDocument/2006/bibliography"/>
+  </ds:schemaRefs>
+</ds:datastoreItem>
 </file>